--- a/DOC/NukElk_User-doc.docx
+++ b/DOC/NukElk_User-doc.docx
@@ -48,12 +48,21 @@
           <w:lang w:val="hu-HU"/>
         </w:rPr>
       </w:pPr>
+      <w:proofErr w:type="spellStart"/>
       <w:r>
         <w:rPr>
           <w:color w:val="000000" w:themeColor="text1"/>
           <w:lang w:val="hu-HU"/>
         </w:rPr>
-        <w:t>Tekes János, Tálos Gergő</w:t>
+        <w:t>Tekes</w:t>
+      </w:r>
+      <w:proofErr w:type="spellEnd"/>
+      <w:r>
+        <w:rPr>
+          <w:color w:val="000000" w:themeColor="text1"/>
+          <w:lang w:val="hu-HU"/>
+        </w:rPr>
+        <w:t xml:space="preserve"> János, Tálos Gergő</w:t>
       </w:r>
     </w:p>
     <w:p>
@@ -126,13 +135,6 @@
     </w:p>
     <w:p>
       <w:pPr>
-        <w:rPr>
-          <w:lang w:val="hu-HU"/>
-        </w:rPr>
-      </w:pPr>
-    </w:p>
-    <w:p>
-      <w:pPr>
         <w:pStyle w:val="Cmsor3"/>
       </w:pPr>
       <w:r>
@@ -142,6 +144,7 @@
     <w:p>
       <w:pPr>
         <w:ind w:left="284"/>
+        <w:jc w:val="both"/>
         <w:rPr>
           <w:lang w:val="hu-HU"/>
         </w:rPr>
@@ -174,7 +177,21 @@
         <w:rPr>
           <w:lang w:val="hu-HU"/>
         </w:rPr>
-        <w:t>, illetve a DAC-on megjelenő feszültég a „DAC V</w:t>
+        <w:t>, illetve a DAC-</w:t>
+      </w:r>
+      <w:proofErr w:type="spellStart"/>
+      <w:r>
+        <w:rPr>
+          <w:lang w:val="hu-HU"/>
+        </w:rPr>
+        <w:t>on</w:t>
+      </w:r>
+      <w:proofErr w:type="spellEnd"/>
+      <w:r>
+        <w:rPr>
+          <w:lang w:val="hu-HU"/>
+        </w:rPr>
+        <w:t xml:space="preserve"> megjelenő feszültég a „DAC V</w:t>
       </w:r>
       <w:r>
         <w:rPr>
@@ -194,6 +211,18 @@
         </w:rPr>
         <w:t xml:space="preserve"> felirat után.</w:t>
       </w:r>
+      <w:r>
+        <w:rPr>
+          <w:lang w:val="hu-HU"/>
+        </w:rPr>
+        <w:t xml:space="preserve"> A 7 szegmenses kijelzőn megjelenik a 4-20mA-es kimeneten (mely a DAC feszültségétől függ) visszamérhető érték.</w:t>
+      </w:r>
+      <w:r>
+        <w:rPr>
+          <w:lang w:val="hu-HU"/>
+        </w:rPr>
+        <w:t xml:space="preserve"> Egy-egy mérési idő alatt – mely 1 másodperc – egy LED világít, vagy éppen sötét.</w:t>
+      </w:r>
     </w:p>
     <w:p>
       <w:pPr>
@@ -206,10 +235,1382 @@
     <w:p>
       <w:pPr>
         <w:ind w:left="284"/>
-        <w:rPr>
-          <w:lang w:val="hu-HU"/>
-        </w:rPr>
-      </w:pPr>
+        <w:jc w:val="both"/>
+        <w:rPr>
+          <w:lang w:val="hu-HU"/>
+        </w:rPr>
+      </w:pPr>
+      <w:r>
+        <w:rPr>
+          <w:lang w:val="hu-HU"/>
+        </w:rPr>
+        <w:t>USART-</w:t>
+      </w:r>
+      <w:proofErr w:type="spellStart"/>
+      <w:r>
+        <w:rPr>
+          <w:lang w:val="hu-HU"/>
+        </w:rPr>
+        <w:t>on</w:t>
+      </w:r>
+      <w:proofErr w:type="spellEnd"/>
+      <w:r>
+        <w:rPr>
+          <w:lang w:val="hu-HU"/>
+        </w:rPr>
+        <w:t xml:space="preserve"> keresztül lehet kapcsolódni az eszközhöz, mely lehetséges USB-n keresztül és a PIO0_24 (RX) és PIO0_25 (TX) lábakon, melyek a csatlakozón a 10-es és 11-es pin. </w:t>
+      </w:r>
+      <w:r>
+        <w:rPr>
+          <w:lang w:val="hu-HU"/>
+        </w:rPr>
+        <w:t xml:space="preserve">A </w:t>
+      </w:r>
+      <w:r>
+        <w:rPr>
+          <w:lang w:val="hu-HU"/>
+        </w:rPr>
+        <w:t xml:space="preserve">kommunikáció 9600 </w:t>
+      </w:r>
+      <w:proofErr w:type="spellStart"/>
+      <w:r>
+        <w:rPr>
+          <w:lang w:val="hu-HU"/>
+        </w:rPr>
+        <w:t>Baud</w:t>
+      </w:r>
+      <w:proofErr w:type="spellEnd"/>
+      <w:r>
+        <w:rPr>
+          <w:lang w:val="hu-HU"/>
+        </w:rPr>
+        <w:t>/s, 8 bites adathossz, 1 stopbit, paritás nincs.</w:t>
+      </w:r>
+    </w:p>
+    <w:p>
+      <w:pPr>
+        <w:pStyle w:val="Cmsor3"/>
+        <w:ind w:left="284"/>
+      </w:pPr>
+      <w:r>
+        <w:t>Kiírások</w:t>
+      </w:r>
+    </w:p>
+    <w:p>
+      <w:pPr>
+        <w:ind w:left="567"/>
+        <w:rPr>
+          <w:lang w:val="hu-HU"/>
+        </w:rPr>
+      </w:pPr>
+      <w:r>
+        <w:rPr>
+          <w:lang w:val="hu-HU"/>
+        </w:rPr>
+        <w:t>USART-</w:t>
+      </w:r>
+      <w:proofErr w:type="spellStart"/>
+      <w:r>
+        <w:rPr>
+          <w:lang w:val="hu-HU"/>
+        </w:rPr>
+        <w:t>on</w:t>
+      </w:r>
+      <w:proofErr w:type="spellEnd"/>
+      <w:r>
+        <w:rPr>
+          <w:lang w:val="hu-HU"/>
+        </w:rPr>
+        <w:t xml:space="preserve"> a kiírások</w:t>
+      </w:r>
+      <w:r>
+        <w:rPr>
+          <w:lang w:val="hu-HU"/>
+        </w:rPr>
+        <w:t xml:space="preserve"> kiegészülnek speciális üzenetekkel a képernyő tetején, mely visszajelez siker, vagy éppen hiba esetén a beírt parancsban.</w:t>
+      </w:r>
+    </w:p>
+    <w:p>
+      <w:pPr>
+        <w:ind w:left="567"/>
+        <w:rPr>
+          <w:lang w:val="hu-HU"/>
+        </w:rPr>
+      </w:pPr>
+      <w:r>
+        <w:rPr>
+          <w:highlight w:val="red"/>
+          <w:lang w:val="hu-HU"/>
+        </w:rPr>
+        <w:t>***KÉP***</w:t>
+      </w:r>
+    </w:p>
+    <w:p>
+      <w:pPr>
+        <w:pStyle w:val="Cmsor3"/>
+        <w:ind w:left="284"/>
+      </w:pPr>
+      <w:r>
+        <w:t xml:space="preserve">Parancsok és </w:t>
+      </w:r>
+      <w:r>
+        <w:t>argumentumaik</w:t>
+      </w:r>
+    </w:p>
+    <w:p>
+      <w:pPr>
+        <w:ind w:left="567"/>
+        <w:rPr>
+          <w:lang w:val="hu-HU"/>
+        </w:rPr>
+      </w:pPr>
+      <w:r>
+        <w:rPr>
+          <w:lang w:val="hu-HU"/>
+        </w:rPr>
+        <w:t>Minden parancs kisbetűvel írandó, alsóvonallal. Szóköz választja el a parancsot az argumentumaiktól.</w:t>
+      </w:r>
+    </w:p>
+    <w:p>
+      <w:pPr>
+        <w:pStyle w:val="Listaszerbekezds"/>
+        <w:numPr>
+          <w:ilvl w:val="0"/>
+          <w:numId w:val="7"/>
+        </w:numPr>
+        <w:ind w:left="851" w:hanging="284"/>
+        <w:rPr>
+          <w:lang w:val="hu-HU"/>
+        </w:rPr>
+      </w:pPr>
+      <w:r>
+        <w:rPr>
+          <w:lang w:val="hu-HU"/>
+        </w:rPr>
+        <w:t>„RETURN</w:t>
+      </w:r>
+      <w:r>
+        <w:rPr>
+          <w:lang w:val="hu-HU"/>
+        </w:rPr>
+        <w:t>/ENTER</w:t>
+      </w:r>
+      <w:r>
+        <w:rPr>
+          <w:lang w:val="hu-HU"/>
+        </w:rPr>
+        <w:t>”</w:t>
+      </w:r>
+    </w:p>
+    <w:p>
+      <w:pPr>
+        <w:pStyle w:val="Listaszerbekezds"/>
+        <w:ind w:left="851"/>
+        <w:rPr>
+          <w:lang w:val="hu-HU"/>
+        </w:rPr>
+      </w:pPr>
+      <w:r>
+        <w:rPr>
+          <w:lang w:val="hu-HU"/>
+        </w:rPr>
+        <w:t>A RETURN billentyűt lenyomva újra kiíródik a teljes szöveg a képernyőre, annak törlése után. Hasznos esetleges hibás, vagy elcsúszott kiírások eltüntetésére.</w:t>
+      </w:r>
+    </w:p>
+    <w:p>
+      <w:pPr>
+        <w:pStyle w:val="Listaszerbekezds"/>
+        <w:numPr>
+          <w:ilvl w:val="0"/>
+          <w:numId w:val="7"/>
+        </w:numPr>
+        <w:ind w:left="851" w:hanging="284"/>
+        <w:rPr>
+          <w:lang w:val="hu-HU"/>
+        </w:rPr>
+      </w:pPr>
+      <w:r>
+        <w:rPr>
+          <w:lang w:val="hu-HU"/>
+        </w:rPr>
+        <w:t>login</w:t>
+      </w:r>
+    </w:p>
+    <w:p>
+      <w:pPr>
+        <w:pStyle w:val="Listaszerbekezds"/>
+        <w:ind w:left="851"/>
+        <w:rPr>
+          <w:lang w:val="hu-HU"/>
+        </w:rPr>
+      </w:pPr>
+      <w:r>
+        <w:rPr>
+          <w:lang w:val="hu-HU"/>
+        </w:rPr>
+        <w:t>Bejelentkezés az eszközbe</w:t>
+      </w:r>
+      <w:r>
+        <w:rPr>
+          <w:lang w:val="hu-HU"/>
+        </w:rPr>
+        <w:t>, engedélyezi az USART kimenetet</w:t>
+      </w:r>
+      <w:r>
+        <w:rPr>
+          <w:lang w:val="hu-HU"/>
+        </w:rPr>
+        <w:t>. Ez előtt a parancs előtt nem érvényes semmilyen másik</w:t>
+      </w:r>
+      <w:r>
+        <w:rPr>
+          <w:lang w:val="hu-HU"/>
+        </w:rPr>
+        <w:t>.</w:t>
+      </w:r>
+    </w:p>
+    <w:p>
+      <w:pPr>
+        <w:pStyle w:val="Listaszerbekezds"/>
+        <w:numPr>
+          <w:ilvl w:val="0"/>
+          <w:numId w:val="7"/>
+        </w:numPr>
+        <w:ind w:left="851" w:hanging="284"/>
+        <w:rPr>
+          <w:lang w:val="hu-HU"/>
+        </w:rPr>
+      </w:pPr>
+      <w:r>
+        <w:rPr>
+          <w:lang w:val="hu-HU"/>
+        </w:rPr>
+        <w:t>logout</w:t>
+      </w:r>
+    </w:p>
+    <w:p>
+      <w:pPr>
+        <w:pStyle w:val="Listaszerbekezds"/>
+        <w:ind w:left="851"/>
+        <w:rPr>
+          <w:lang w:val="hu-HU"/>
+        </w:rPr>
+      </w:pPr>
+      <w:r>
+        <w:rPr>
+          <w:lang w:val="hu-HU"/>
+        </w:rPr>
+        <w:t>Kijelentkezik az eszközből, letiltja az USART kimenetet.</w:t>
+      </w:r>
+      <w:r>
+        <w:rPr>
+          <w:lang w:val="hu-HU"/>
+        </w:rPr>
+        <w:t xml:space="preserve"> Csak a login parancs lesz érvényes.</w:t>
+      </w:r>
+    </w:p>
+    <w:p>
+      <w:pPr>
+        <w:pStyle w:val="Listaszerbekezds"/>
+        <w:numPr>
+          <w:ilvl w:val="0"/>
+          <w:numId w:val="7"/>
+        </w:numPr>
+        <w:ind w:left="851" w:hanging="284"/>
+        <w:rPr>
+          <w:lang w:val="hu-HU"/>
+        </w:rPr>
+      </w:pPr>
+      <w:proofErr w:type="spellStart"/>
+      <w:r>
+        <w:rPr>
+          <w:lang w:val="hu-HU"/>
+        </w:rPr>
+        <w:t>enable</w:t>
+      </w:r>
+      <w:proofErr w:type="spellEnd"/>
+      <w:r>
+        <w:rPr>
+          <w:lang w:val="hu-HU"/>
+        </w:rPr>
+        <w:t xml:space="preserve"> &lt;</w:t>
+      </w:r>
+      <w:proofErr w:type="spellStart"/>
+      <w:r>
+        <w:rPr>
+          <w:lang w:val="hu-HU"/>
+        </w:rPr>
+        <w:t>arg</w:t>
+      </w:r>
+      <w:proofErr w:type="spellEnd"/>
+      <w:r>
+        <w:rPr>
+          <w:lang w:val="hu-HU"/>
+        </w:rPr>
+        <w:t>&gt;</w:t>
+      </w:r>
+    </w:p>
+    <w:p>
+      <w:pPr>
+        <w:ind w:left="993"/>
+        <w:rPr>
+          <w:lang w:val="hu-HU"/>
+        </w:rPr>
+      </w:pPr>
+      <w:r>
+        <w:rPr>
+          <w:lang w:val="hu-HU"/>
+        </w:rPr>
+        <w:t>Engedélyezi, vagy letiltja ismételt beírásra a nevében nevezett funkciókat.</w:t>
+      </w:r>
+    </w:p>
+    <w:p>
+      <w:pPr>
+        <w:ind w:left="993"/>
+        <w:rPr>
+          <w:lang w:val="hu-HU"/>
+        </w:rPr>
+      </w:pPr>
+      <w:r>
+        <w:rPr>
+          <w:lang w:val="hu-HU"/>
+        </w:rPr>
+        <w:t>Az argumentum lehet:</w:t>
+      </w:r>
+    </w:p>
+    <w:p>
+      <w:pPr>
+        <w:pStyle w:val="Listaszerbekezds"/>
+        <w:numPr>
+          <w:ilvl w:val="1"/>
+          <w:numId w:val="7"/>
+        </w:numPr>
+        <w:ind w:left="1276"/>
+        <w:rPr>
+          <w:lang w:val="hu-HU"/>
+        </w:rPr>
+        <w:sectPr>
+          <w:type w:val="continuous"/>
+          <w:pgSz w:w="11906" w:h="16838"/>
+          <w:pgMar w:top="1440" w:right="1440" w:bottom="1440" w:left="1440" w:header="708" w:footer="708" w:gutter="0"/>
+          <w:cols w:space="708"/>
+          <w:docGrid w:linePitch="360"/>
+        </w:sectPr>
+      </w:pPr>
+    </w:p>
+    <w:p>
+      <w:pPr>
+        <w:pStyle w:val="Listaszerbekezds"/>
+        <w:numPr>
+          <w:ilvl w:val="1"/>
+          <w:numId w:val="7"/>
+        </w:numPr>
+        <w:ind w:left="1276"/>
+        <w:rPr>
+          <w:lang w:val="hu-HU"/>
+        </w:rPr>
+      </w:pPr>
+      <w:proofErr w:type="spellStart"/>
+      <w:r>
+        <w:rPr>
+          <w:lang w:val="hu-HU"/>
+        </w:rPr>
+        <w:t>cps_in</w:t>
+      </w:r>
+      <w:proofErr w:type="spellEnd"/>
+      <w:r>
+        <w:rPr>
+          <w:lang w:val="hu-HU"/>
+        </w:rPr>
+        <w:t xml:space="preserve"> (</w:t>
+      </w:r>
+      <w:proofErr w:type="spellStart"/>
+      <w:r>
+        <w:rPr>
+          <w:lang w:val="hu-HU"/>
+        </w:rPr>
+        <w:t>CTimer_in</w:t>
+      </w:r>
+      <w:proofErr w:type="spellEnd"/>
+      <w:r>
+        <w:rPr>
+          <w:lang w:val="hu-HU"/>
+        </w:rPr>
+        <w:t>)</w:t>
+      </w:r>
+    </w:p>
+    <w:p>
+      <w:pPr>
+        <w:pStyle w:val="Listaszerbekezds"/>
+        <w:numPr>
+          <w:ilvl w:val="1"/>
+          <w:numId w:val="7"/>
+        </w:numPr>
+        <w:ind w:left="1276"/>
+        <w:rPr>
+          <w:lang w:val="hu-HU"/>
+        </w:rPr>
+      </w:pPr>
+      <w:proofErr w:type="spellStart"/>
+      <w:r>
+        <w:rPr>
+          <w:lang w:val="hu-HU"/>
+        </w:rPr>
+        <w:t>ma_out</w:t>
+      </w:r>
+      <w:proofErr w:type="spellEnd"/>
+      <w:r>
+        <w:rPr>
+          <w:lang w:val="hu-HU"/>
+        </w:rPr>
+        <w:t xml:space="preserve"> (</w:t>
+      </w:r>
+      <w:proofErr w:type="spellStart"/>
+      <w:r>
+        <w:rPr>
+          <w:lang w:val="hu-HU"/>
+        </w:rPr>
+        <w:t>DAC_out</w:t>
+      </w:r>
+      <w:proofErr w:type="spellEnd"/>
+      <w:r>
+        <w:rPr>
+          <w:lang w:val="hu-HU"/>
+        </w:rPr>
+        <w:t>)</w:t>
+      </w:r>
+    </w:p>
+    <w:p>
+      <w:pPr>
+        <w:pStyle w:val="Listaszerbekezds"/>
+        <w:numPr>
+          <w:ilvl w:val="1"/>
+          <w:numId w:val="7"/>
+        </w:numPr>
+        <w:ind w:left="1276"/>
+        <w:rPr>
+          <w:lang w:val="hu-HU"/>
+        </w:rPr>
+      </w:pPr>
+      <w:proofErr w:type="spellStart"/>
+      <w:r>
+        <w:rPr>
+          <w:lang w:val="hu-HU"/>
+        </w:rPr>
+        <w:t>oled</w:t>
+      </w:r>
+      <w:proofErr w:type="spellEnd"/>
+    </w:p>
+    <w:p>
+      <w:pPr>
+        <w:pStyle w:val="Listaszerbekezds"/>
+        <w:numPr>
+          <w:ilvl w:val="1"/>
+          <w:numId w:val="7"/>
+        </w:numPr>
+        <w:ind w:left="1276"/>
+        <w:rPr>
+          <w:lang w:val="hu-HU"/>
+        </w:rPr>
+      </w:pPr>
+      <w:r>
+        <w:rPr>
+          <w:lang w:val="hu-HU"/>
+        </w:rPr>
+        <w:t>7segment</w:t>
+      </w:r>
+    </w:p>
+    <w:p>
+      <w:pPr>
+        <w:pStyle w:val="Listaszerbekezds"/>
+        <w:numPr>
+          <w:ilvl w:val="1"/>
+          <w:numId w:val="7"/>
+        </w:numPr>
+        <w:ind w:left="1276"/>
+        <w:rPr>
+          <w:lang w:val="hu-HU"/>
+        </w:rPr>
+      </w:pPr>
+      <w:r>
+        <w:rPr>
+          <w:lang w:val="hu-HU"/>
+        </w:rPr>
+        <w:t>siren</w:t>
+      </w:r>
+    </w:p>
+    <w:p>
+      <w:pPr>
+        <w:pStyle w:val="Listaszerbekezds"/>
+        <w:numPr>
+          <w:ilvl w:val="1"/>
+          <w:numId w:val="7"/>
+        </w:numPr>
+        <w:ind w:left="1276"/>
+        <w:rPr>
+          <w:lang w:val="hu-HU"/>
+        </w:rPr>
+      </w:pPr>
+      <w:proofErr w:type="spellStart"/>
+      <w:r>
+        <w:rPr>
+          <w:lang w:val="hu-HU"/>
+        </w:rPr>
+        <w:t>math</w:t>
+      </w:r>
+      <w:proofErr w:type="spellEnd"/>
+    </w:p>
+    <w:p>
+      <w:pPr>
+        <w:pStyle w:val="Listaszerbekezds"/>
+        <w:numPr>
+          <w:ilvl w:val="1"/>
+          <w:numId w:val="7"/>
+        </w:numPr>
+        <w:ind w:left="1276"/>
+        <w:rPr>
+          <w:lang w:val="hu-HU"/>
+        </w:rPr>
+        <w:sectPr>
+          <w:type w:val="continuous"/>
+          <w:pgSz w:w="11906" w:h="16838"/>
+          <w:pgMar w:top="1440" w:right="1440" w:bottom="1440" w:left="1440" w:header="708" w:footer="708" w:gutter="0"/>
+          <w:cols w:num="2" w:space="708"/>
+          <w:docGrid w:linePitch="360"/>
+        </w:sectPr>
+      </w:pPr>
+      <w:proofErr w:type="spellStart"/>
+      <w:r>
+        <w:rPr>
+          <w:lang w:val="hu-HU"/>
+        </w:rPr>
+        <w:t>usar</w:t>
+      </w:r>
+      <w:r>
+        <w:rPr>
+          <w:lang w:val="hu-HU"/>
+        </w:rPr>
+        <w:t>t</w:t>
+      </w:r>
+      <w:proofErr w:type="spellEnd"/>
+    </w:p>
+    <w:p>
+      <w:pPr>
+        <w:pStyle w:val="Listaszerbekezds"/>
+        <w:numPr>
+          <w:ilvl w:val="0"/>
+          <w:numId w:val="7"/>
+        </w:numPr>
+        <w:ind w:left="851" w:hanging="284"/>
+        <w:rPr>
+          <w:lang w:val="hu-HU"/>
+        </w:rPr>
+      </w:pPr>
+      <w:proofErr w:type="spellStart"/>
+      <w:r>
+        <w:rPr>
+          <w:lang w:val="hu-HU"/>
+        </w:rPr>
+        <w:t>modify</w:t>
+      </w:r>
+      <w:proofErr w:type="spellEnd"/>
+      <w:r>
+        <w:rPr>
+          <w:lang w:val="hu-HU"/>
+        </w:rPr>
+        <w:t xml:space="preserve"> &lt;</w:t>
+      </w:r>
+      <w:proofErr w:type="spellStart"/>
+      <w:r>
+        <w:rPr>
+          <w:lang w:val="hu-HU"/>
+        </w:rPr>
+        <w:t>arg</w:t>
+      </w:r>
+      <w:proofErr w:type="spellEnd"/>
+      <w:r>
+        <w:rPr>
+          <w:lang w:val="hu-HU"/>
+        </w:rPr>
+        <w:t>&gt; &lt;</w:t>
+      </w:r>
+      <w:proofErr w:type="spellStart"/>
+      <w:r>
+        <w:rPr>
+          <w:lang w:val="hu-HU"/>
+        </w:rPr>
+        <w:t>num</w:t>
+      </w:r>
+      <w:proofErr w:type="spellEnd"/>
+      <w:r>
+        <w:rPr>
+          <w:lang w:val="hu-HU"/>
+        </w:rPr>
+        <w:t>&gt;</w:t>
+      </w:r>
+    </w:p>
+    <w:p>
+      <w:pPr>
+        <w:pStyle w:val="Listaszerbekezds"/>
+        <w:ind w:left="851"/>
+        <w:jc w:val="both"/>
+        <w:rPr>
+          <w:lang w:val="hu-HU"/>
+        </w:rPr>
+      </w:pPr>
+      <w:r>
+        <w:rPr>
+          <w:lang w:val="hu-HU"/>
+        </w:rPr>
+        <w:lastRenderedPageBreak/>
+        <w:t>Megváltoztatja a beírt &lt;</w:t>
+      </w:r>
+      <w:proofErr w:type="spellStart"/>
+      <w:r>
+        <w:rPr>
+          <w:lang w:val="hu-HU"/>
+        </w:rPr>
+        <w:t>arg</w:t>
+      </w:r>
+      <w:proofErr w:type="spellEnd"/>
+      <w:r>
+        <w:rPr>
+          <w:lang w:val="hu-HU"/>
+        </w:rPr>
+        <w:t>&gt; paraméter értékét a &lt;</w:t>
+      </w:r>
+      <w:proofErr w:type="spellStart"/>
+      <w:r>
+        <w:rPr>
+          <w:lang w:val="hu-HU"/>
+        </w:rPr>
+        <w:t>num</w:t>
+      </w:r>
+      <w:proofErr w:type="spellEnd"/>
+      <w:r>
+        <w:rPr>
+          <w:lang w:val="hu-HU"/>
+        </w:rPr>
+        <w:t>&gt; értékére, hogyha az érvényes.</w:t>
+      </w:r>
+      <w:r>
+        <w:rPr>
+          <w:lang w:val="hu-HU"/>
+        </w:rPr>
+        <w:t xml:space="preserve"> A tizedes számokat háromjegyű egész számként kell beírni.</w:t>
+      </w:r>
+      <w:r>
+        <w:rPr>
+          <w:lang w:val="hu-HU"/>
+        </w:rPr>
+        <w:t xml:space="preserve"> A zárójelben a megkötés szerepel.</w:t>
+      </w:r>
+    </w:p>
+    <w:p>
+      <w:pPr>
+        <w:pStyle w:val="Listaszerbekezds"/>
+        <w:numPr>
+          <w:ilvl w:val="1"/>
+          <w:numId w:val="7"/>
+        </w:numPr>
+        <w:ind w:left="1276"/>
+        <w:rPr>
+          <w:lang w:val="hu-HU"/>
+        </w:rPr>
+      </w:pPr>
+      <w:proofErr w:type="spellStart"/>
+      <w:r>
+        <w:rPr>
+          <w:lang w:val="hu-HU"/>
+        </w:rPr>
+        <w:t>cps</w:t>
+      </w:r>
+      <w:proofErr w:type="spellEnd"/>
+      <w:r>
+        <w:rPr>
+          <w:lang w:val="hu-HU"/>
+        </w:rPr>
+        <w:t xml:space="preserve"> (</w:t>
+      </w:r>
+      <w:r>
+        <w:rPr>
+          <w:lang w:val="hu-HU"/>
+        </w:rPr>
+        <w:t xml:space="preserve">-1 </w:t>
+      </w:r>
+      <w:proofErr w:type="gramStart"/>
+      <w:r>
+        <w:rPr>
+          <w:lang w:val="hu-HU"/>
+        </w:rPr>
+        <w:t xml:space="preserve">&lt; </w:t>
+      </w:r>
+      <w:proofErr w:type="spellStart"/>
+      <w:r>
+        <w:rPr>
+          <w:lang w:val="hu-HU"/>
+        </w:rPr>
+        <w:t>num</w:t>
+      </w:r>
+      <w:proofErr w:type="spellEnd"/>
+      <w:proofErr w:type="gramEnd"/>
+      <w:r>
+        <w:rPr>
+          <w:lang w:val="hu-HU"/>
+        </w:rPr>
+        <w:t>)</w:t>
+      </w:r>
+    </w:p>
+    <w:p>
+      <w:pPr>
+        <w:pStyle w:val="Listaszerbekezds"/>
+        <w:numPr>
+          <w:ilvl w:val="1"/>
+          <w:numId w:val="7"/>
+        </w:numPr>
+        <w:ind w:left="1276"/>
+        <w:rPr>
+          <w:lang w:val="hu-HU"/>
+        </w:rPr>
+      </w:pPr>
+      <w:proofErr w:type="spellStart"/>
+      <w:r>
+        <w:rPr>
+          <w:lang w:val="hu-HU"/>
+        </w:rPr>
+        <w:t>min_ma_cps</w:t>
+      </w:r>
+      <w:proofErr w:type="spellEnd"/>
+      <w:r>
+        <w:rPr>
+          <w:lang w:val="hu-HU"/>
+        </w:rPr>
+        <w:t xml:space="preserve"> (-1 </w:t>
+      </w:r>
+      <w:proofErr w:type="gramStart"/>
+      <w:r>
+        <w:rPr>
+          <w:lang w:val="hu-HU"/>
+        </w:rPr>
+        <w:t xml:space="preserve">&lt; </w:t>
+      </w:r>
+      <w:proofErr w:type="spellStart"/>
+      <w:r>
+        <w:rPr>
+          <w:lang w:val="hu-HU"/>
+        </w:rPr>
+        <w:t>num</w:t>
+      </w:r>
+      <w:proofErr w:type="spellEnd"/>
+      <w:proofErr w:type="gramEnd"/>
+      <w:r>
+        <w:rPr>
+          <w:lang w:val="hu-HU"/>
+        </w:rPr>
+        <w:t xml:space="preserve"> </w:t>
+      </w:r>
+      <w:proofErr w:type="gramStart"/>
+      <w:r>
+        <w:rPr>
+          <w:lang w:val="hu-HU"/>
+        </w:rPr>
+        <w:t xml:space="preserve">&lt; </w:t>
+      </w:r>
+      <w:proofErr w:type="spellStart"/>
+      <w:r>
+        <w:rPr>
+          <w:lang w:val="hu-HU"/>
+        </w:rPr>
+        <w:t>max</w:t>
+      </w:r>
+      <w:proofErr w:type="gramEnd"/>
+      <w:r>
+        <w:rPr>
+          <w:lang w:val="hu-HU"/>
+        </w:rPr>
+        <w:t>_ma_cps</w:t>
+      </w:r>
+      <w:proofErr w:type="spellEnd"/>
+      <w:r>
+        <w:rPr>
+          <w:lang w:val="hu-HU"/>
+        </w:rPr>
+        <w:t>)</w:t>
+      </w:r>
+    </w:p>
+    <w:p>
+      <w:pPr>
+        <w:pStyle w:val="Listaszerbekezds"/>
+        <w:numPr>
+          <w:ilvl w:val="1"/>
+          <w:numId w:val="7"/>
+        </w:numPr>
+        <w:ind w:left="1276"/>
+        <w:rPr>
+          <w:lang w:val="hu-HU"/>
+        </w:rPr>
+      </w:pPr>
+      <w:proofErr w:type="spellStart"/>
+      <w:r>
+        <w:rPr>
+          <w:lang w:val="hu-HU"/>
+        </w:rPr>
+        <w:t>m</w:t>
+      </w:r>
+      <w:r>
+        <w:rPr>
+          <w:lang w:val="hu-HU"/>
+        </w:rPr>
+        <w:t>ax</w:t>
+      </w:r>
+      <w:r>
+        <w:rPr>
+          <w:lang w:val="hu-HU"/>
+        </w:rPr>
+        <w:t>_ma_cps</w:t>
+      </w:r>
+      <w:proofErr w:type="spellEnd"/>
+      <w:r>
+        <w:rPr>
+          <w:lang w:val="hu-HU"/>
+        </w:rPr>
+        <w:t xml:space="preserve"> (-1 </w:t>
+      </w:r>
+      <w:proofErr w:type="gramStart"/>
+      <w:r>
+        <w:rPr>
+          <w:lang w:val="hu-HU"/>
+        </w:rPr>
+        <w:t xml:space="preserve">&lt; </w:t>
+      </w:r>
+      <w:proofErr w:type="spellStart"/>
+      <w:r>
+        <w:rPr>
+          <w:lang w:val="hu-HU"/>
+        </w:rPr>
+        <w:t>min</w:t>
+      </w:r>
+      <w:proofErr w:type="gramEnd"/>
+      <w:r>
+        <w:rPr>
+          <w:lang w:val="hu-HU"/>
+        </w:rPr>
+        <w:t>_ma_cps</w:t>
+      </w:r>
+      <w:proofErr w:type="spellEnd"/>
+      <w:r>
+        <w:rPr>
+          <w:lang w:val="hu-HU"/>
+        </w:rPr>
+        <w:t xml:space="preserve"> </w:t>
+      </w:r>
+      <w:proofErr w:type="gramStart"/>
+      <w:r>
+        <w:rPr>
+          <w:lang w:val="hu-HU"/>
+        </w:rPr>
+        <w:t xml:space="preserve">&lt; </w:t>
+      </w:r>
+      <w:proofErr w:type="spellStart"/>
+      <w:r>
+        <w:rPr>
+          <w:lang w:val="hu-HU"/>
+        </w:rPr>
+        <w:t>num</w:t>
+      </w:r>
+      <w:proofErr w:type="spellEnd"/>
+      <w:proofErr w:type="gramEnd"/>
+      <w:r>
+        <w:rPr>
+          <w:lang w:val="hu-HU"/>
+        </w:rPr>
+        <w:t>)</w:t>
+      </w:r>
+    </w:p>
+    <w:p>
+      <w:pPr>
+        <w:pStyle w:val="Listaszerbekezds"/>
+        <w:numPr>
+          <w:ilvl w:val="1"/>
+          <w:numId w:val="7"/>
+        </w:numPr>
+        <w:ind w:left="1276"/>
+        <w:rPr>
+          <w:lang w:val="hu-HU"/>
+        </w:rPr>
+      </w:pPr>
+      <w:proofErr w:type="spellStart"/>
+      <w:r>
+        <w:rPr>
+          <w:lang w:val="hu-HU"/>
+        </w:rPr>
+        <w:t>out_val_r</w:t>
+      </w:r>
+      <w:proofErr w:type="spellEnd"/>
+      <w:r>
+        <w:rPr>
+          <w:lang w:val="hu-HU"/>
+        </w:rPr>
+        <w:t xml:space="preserve"> </w:t>
+      </w:r>
+      <w:r>
+        <w:rPr>
+          <w:lang w:val="hu-HU"/>
+        </w:rPr>
+        <w:t xml:space="preserve">(-1 </w:t>
+      </w:r>
+      <w:proofErr w:type="gramStart"/>
+      <w:r>
+        <w:rPr>
+          <w:lang w:val="hu-HU"/>
+        </w:rPr>
+        <w:t xml:space="preserve">&lt; </w:t>
+      </w:r>
+      <w:proofErr w:type="spellStart"/>
+      <w:r>
+        <w:rPr>
+          <w:lang w:val="hu-HU"/>
+        </w:rPr>
+        <w:t>num</w:t>
+      </w:r>
+      <w:proofErr w:type="spellEnd"/>
+      <w:proofErr w:type="gramEnd"/>
+      <w:r>
+        <w:rPr>
+          <w:lang w:val="hu-HU"/>
+        </w:rPr>
+        <w:t xml:space="preserve"> </w:t>
+      </w:r>
+      <w:proofErr w:type="gramStart"/>
+      <w:r>
+        <w:rPr>
+          <w:lang w:val="hu-HU"/>
+        </w:rPr>
+        <w:t xml:space="preserve">&lt; </w:t>
+      </w:r>
+      <w:r>
+        <w:rPr>
+          <w:lang w:val="hu-HU"/>
+        </w:rPr>
+        <w:t>1024</w:t>
+      </w:r>
+      <w:proofErr w:type="gramEnd"/>
+      <w:r>
+        <w:rPr>
+          <w:lang w:val="hu-HU"/>
+        </w:rPr>
+        <w:t>)</w:t>
+      </w:r>
+    </w:p>
+    <w:p>
+      <w:pPr>
+        <w:pStyle w:val="Listaszerbekezds"/>
+        <w:numPr>
+          <w:ilvl w:val="1"/>
+          <w:numId w:val="7"/>
+        </w:numPr>
+        <w:ind w:left="1276"/>
+        <w:rPr>
+          <w:lang w:val="hu-HU"/>
+        </w:rPr>
+      </w:pPr>
+      <w:proofErr w:type="spellStart"/>
+      <w:r>
+        <w:rPr>
+          <w:lang w:val="hu-HU"/>
+        </w:rPr>
+        <w:t>out_val_</w:t>
+      </w:r>
+      <w:r>
+        <w:rPr>
+          <w:lang w:val="hu-HU"/>
+        </w:rPr>
+        <w:t>v</w:t>
+      </w:r>
+      <w:proofErr w:type="spellEnd"/>
+      <w:r>
+        <w:rPr>
+          <w:lang w:val="hu-HU"/>
+        </w:rPr>
+        <w:t xml:space="preserve"> </w:t>
+      </w:r>
+      <w:r>
+        <w:rPr>
+          <w:lang w:val="hu-HU"/>
+        </w:rPr>
+        <w:t xml:space="preserve">(-1 </w:t>
+      </w:r>
+      <w:proofErr w:type="gramStart"/>
+      <w:r>
+        <w:rPr>
+          <w:lang w:val="hu-HU"/>
+        </w:rPr>
+        <w:t xml:space="preserve">&lt; </w:t>
+      </w:r>
+      <w:proofErr w:type="spellStart"/>
+      <w:r>
+        <w:rPr>
+          <w:lang w:val="hu-HU"/>
+        </w:rPr>
+        <w:t>num</w:t>
+      </w:r>
+      <w:proofErr w:type="spellEnd"/>
+      <w:proofErr w:type="gramEnd"/>
+      <w:r>
+        <w:rPr>
+          <w:lang w:val="hu-HU"/>
+        </w:rPr>
+        <w:t xml:space="preserve"> </w:t>
+      </w:r>
+      <w:proofErr w:type="gramStart"/>
+      <w:r>
+        <w:rPr>
+          <w:lang w:val="hu-HU"/>
+        </w:rPr>
+        <w:t xml:space="preserve">&lt; </w:t>
+      </w:r>
+      <w:r>
+        <w:rPr>
+          <w:lang w:val="hu-HU"/>
+        </w:rPr>
+        <w:t>334</w:t>
+      </w:r>
+      <w:proofErr w:type="gramEnd"/>
+      <w:r>
+        <w:rPr>
+          <w:lang w:val="hu-HU"/>
+        </w:rPr>
+        <w:t>)</w:t>
+      </w:r>
+    </w:p>
+    <w:p>
+      <w:pPr>
+        <w:pStyle w:val="Listaszerbekezds"/>
+        <w:numPr>
+          <w:ilvl w:val="1"/>
+          <w:numId w:val="7"/>
+        </w:numPr>
+        <w:ind w:left="1276"/>
+        <w:rPr>
+          <w:lang w:val="hu-HU"/>
+        </w:rPr>
+      </w:pPr>
+      <w:proofErr w:type="spellStart"/>
+      <w:r>
+        <w:rPr>
+          <w:lang w:val="hu-HU"/>
+        </w:rPr>
+        <w:t>out_val_</w:t>
+      </w:r>
+      <w:r>
+        <w:rPr>
+          <w:lang w:val="hu-HU"/>
+        </w:rPr>
+        <w:t>ma</w:t>
+      </w:r>
+      <w:proofErr w:type="spellEnd"/>
+      <w:r>
+        <w:rPr>
+          <w:lang w:val="hu-HU"/>
+        </w:rPr>
+        <w:t xml:space="preserve"> </w:t>
+      </w:r>
+      <w:r>
+        <w:rPr>
+          <w:lang w:val="hu-HU"/>
+        </w:rPr>
+        <w:t>(</w:t>
+      </w:r>
+      <w:r>
+        <w:rPr>
+          <w:lang w:val="hu-HU"/>
+        </w:rPr>
+        <w:t>3</w:t>
+      </w:r>
+      <w:r>
+        <w:rPr>
+          <w:lang w:val="hu-HU"/>
+        </w:rPr>
+        <w:t xml:space="preserve"> </w:t>
+      </w:r>
+      <w:proofErr w:type="gramStart"/>
+      <w:r>
+        <w:rPr>
+          <w:lang w:val="hu-HU"/>
+        </w:rPr>
+        <w:t xml:space="preserve">&lt; </w:t>
+      </w:r>
+      <w:proofErr w:type="spellStart"/>
+      <w:r>
+        <w:rPr>
+          <w:lang w:val="hu-HU"/>
+        </w:rPr>
+        <w:t>num</w:t>
+      </w:r>
+      <w:proofErr w:type="spellEnd"/>
+      <w:proofErr w:type="gramEnd"/>
+      <w:r>
+        <w:rPr>
+          <w:lang w:val="hu-HU"/>
+        </w:rPr>
+        <w:t xml:space="preserve"> </w:t>
+      </w:r>
+      <w:proofErr w:type="gramStart"/>
+      <w:r>
+        <w:rPr>
+          <w:lang w:val="hu-HU"/>
+        </w:rPr>
+        <w:t xml:space="preserve">&lt; </w:t>
+      </w:r>
+      <w:r>
+        <w:rPr>
+          <w:lang w:val="hu-HU"/>
+        </w:rPr>
+        <w:t>21</w:t>
+      </w:r>
+      <w:proofErr w:type="gramEnd"/>
+      <w:r>
+        <w:rPr>
+          <w:lang w:val="hu-HU"/>
+        </w:rPr>
+        <w:t>)</w:t>
+      </w:r>
+    </w:p>
+    <w:p>
+      <w:pPr>
+        <w:pStyle w:val="Listaszerbekezds"/>
+        <w:numPr>
+          <w:ilvl w:val="1"/>
+          <w:numId w:val="7"/>
+        </w:numPr>
+        <w:ind w:left="1276"/>
+        <w:rPr>
+          <w:lang w:val="hu-HU"/>
+        </w:rPr>
+      </w:pPr>
+      <w:proofErr w:type="spellStart"/>
+      <w:r>
+        <w:rPr>
+          <w:lang w:val="hu-HU"/>
+        </w:rPr>
+        <w:t>min</w:t>
+      </w:r>
+      <w:r>
+        <w:rPr>
+          <w:lang w:val="hu-HU"/>
+        </w:rPr>
+        <w:t>_</w:t>
+      </w:r>
+      <w:r>
+        <w:rPr>
+          <w:lang w:val="hu-HU"/>
+        </w:rPr>
+        <w:t>offset</w:t>
+      </w:r>
+      <w:r>
+        <w:rPr>
+          <w:lang w:val="hu-HU"/>
+        </w:rPr>
+        <w:t>_</w:t>
+      </w:r>
+      <w:r>
+        <w:rPr>
+          <w:lang w:val="hu-HU"/>
+        </w:rPr>
+        <w:t>v</w:t>
+      </w:r>
+      <w:proofErr w:type="spellEnd"/>
+      <w:r>
+        <w:rPr>
+          <w:lang w:val="hu-HU"/>
+        </w:rPr>
+        <w:t xml:space="preserve"> (-1 </w:t>
+      </w:r>
+      <w:proofErr w:type="gramStart"/>
+      <w:r>
+        <w:rPr>
+          <w:lang w:val="hu-HU"/>
+        </w:rPr>
+        <w:t xml:space="preserve">&lt; </w:t>
+      </w:r>
+      <w:proofErr w:type="spellStart"/>
+      <w:r>
+        <w:rPr>
+          <w:lang w:val="hu-HU"/>
+        </w:rPr>
+        <w:t>num</w:t>
+      </w:r>
+      <w:proofErr w:type="spellEnd"/>
+      <w:proofErr w:type="gramEnd"/>
+      <w:r>
+        <w:rPr>
+          <w:lang w:val="hu-HU"/>
+        </w:rPr>
+        <w:t xml:space="preserve"> </w:t>
+      </w:r>
+      <w:proofErr w:type="gramStart"/>
+      <w:r>
+        <w:rPr>
+          <w:lang w:val="hu-HU"/>
+        </w:rPr>
+        <w:t xml:space="preserve">&lt; </w:t>
+      </w:r>
+      <w:r>
+        <w:rPr>
+          <w:lang w:val="hu-HU"/>
+        </w:rPr>
+        <w:t>334</w:t>
+      </w:r>
+      <w:proofErr w:type="gramEnd"/>
+      <w:r>
+        <w:rPr>
+          <w:lang w:val="hu-HU"/>
+        </w:rPr>
+        <w:t>)</w:t>
+      </w:r>
+    </w:p>
+    <w:p>
+      <w:pPr>
+        <w:pStyle w:val="Listaszerbekezds"/>
+        <w:numPr>
+          <w:ilvl w:val="1"/>
+          <w:numId w:val="7"/>
+        </w:numPr>
+        <w:ind w:left="1276"/>
+        <w:rPr>
+          <w:lang w:val="hu-HU"/>
+        </w:rPr>
+      </w:pPr>
+      <w:proofErr w:type="spellStart"/>
+      <w:r>
+        <w:rPr>
+          <w:lang w:val="hu-HU"/>
+        </w:rPr>
+        <w:t>min_offset_</w:t>
+      </w:r>
+      <w:r>
+        <w:rPr>
+          <w:lang w:val="hu-HU"/>
+        </w:rPr>
+        <w:t>d</w:t>
+      </w:r>
+      <w:proofErr w:type="spellEnd"/>
+      <w:r>
+        <w:rPr>
+          <w:lang w:val="hu-HU"/>
+        </w:rPr>
+        <w:t xml:space="preserve"> (-1 </w:t>
+      </w:r>
+      <w:proofErr w:type="gramStart"/>
+      <w:r>
+        <w:rPr>
+          <w:lang w:val="hu-HU"/>
+        </w:rPr>
+        <w:t xml:space="preserve">&lt; </w:t>
+      </w:r>
+      <w:proofErr w:type="spellStart"/>
+      <w:r>
+        <w:rPr>
+          <w:lang w:val="hu-HU"/>
+        </w:rPr>
+        <w:t>num</w:t>
+      </w:r>
+      <w:proofErr w:type="spellEnd"/>
+      <w:proofErr w:type="gramEnd"/>
+      <w:r>
+        <w:rPr>
+          <w:lang w:val="hu-HU"/>
+        </w:rPr>
+        <w:t xml:space="preserve"> </w:t>
+      </w:r>
+      <w:proofErr w:type="gramStart"/>
+      <w:r>
+        <w:rPr>
+          <w:lang w:val="hu-HU"/>
+        </w:rPr>
+        <w:t xml:space="preserve">&lt; </w:t>
+      </w:r>
+      <w:r>
+        <w:rPr>
+          <w:lang w:val="hu-HU"/>
+        </w:rPr>
+        <w:t>1024</w:t>
+      </w:r>
+      <w:proofErr w:type="gramEnd"/>
+      <w:r>
+        <w:rPr>
+          <w:lang w:val="hu-HU"/>
+        </w:rPr>
+        <w:t>)</w:t>
+      </w:r>
+    </w:p>
+    <w:p>
+      <w:pPr>
+        <w:pStyle w:val="Listaszerbekezds"/>
+        <w:numPr>
+          <w:ilvl w:val="1"/>
+          <w:numId w:val="7"/>
+        </w:numPr>
+        <w:ind w:left="1276"/>
+        <w:rPr>
+          <w:lang w:val="hu-HU"/>
+        </w:rPr>
+      </w:pPr>
+      <w:proofErr w:type="spellStart"/>
+      <w:r>
+        <w:rPr>
+          <w:lang w:val="hu-HU"/>
+        </w:rPr>
+        <w:t>siren_cps</w:t>
+      </w:r>
+      <w:proofErr w:type="spellEnd"/>
+      <w:r>
+        <w:rPr>
+          <w:lang w:val="hu-HU"/>
+        </w:rPr>
+        <w:t xml:space="preserve"> (-1 </w:t>
+      </w:r>
+      <w:proofErr w:type="gramStart"/>
+      <w:r>
+        <w:rPr>
+          <w:lang w:val="hu-HU"/>
+        </w:rPr>
+        <w:t xml:space="preserve">&lt; </w:t>
+      </w:r>
+      <w:proofErr w:type="spellStart"/>
+      <w:r>
+        <w:rPr>
+          <w:lang w:val="hu-HU"/>
+        </w:rPr>
+        <w:t>num</w:t>
+      </w:r>
+      <w:proofErr w:type="spellEnd"/>
+      <w:proofErr w:type="gramEnd"/>
+      <w:r>
+        <w:rPr>
+          <w:lang w:val="hu-HU"/>
+        </w:rPr>
+        <w:t>)</w:t>
+      </w:r>
+    </w:p>
+    <w:p>
+      <w:pPr>
+        <w:pStyle w:val="Listaszerbekezds"/>
+        <w:numPr>
+          <w:ilvl w:val="0"/>
+          <w:numId w:val="7"/>
+        </w:numPr>
+        <w:ind w:left="851" w:hanging="284"/>
+        <w:rPr>
+          <w:lang w:val="hu-HU"/>
+        </w:rPr>
+      </w:pPr>
+      <w:r>
+        <w:rPr>
+          <w:lang w:val="hu-HU"/>
+        </w:rPr>
+        <w:t>b</w:t>
+      </w:r>
     </w:p>
     <w:p>
       <w:pPr>
@@ -257,13 +1658,21 @@
         <w:rPr>
           <w:lang w:val="hu-HU"/>
         </w:rPr>
-        <w:t>D</w:t>
-      </w:r>
-      <w:r>
-        <w:rPr>
-          <w:lang w:val="hu-HU"/>
-        </w:rPr>
-        <w:t>r. Benesóczky Zoltá</w:t>
+        <w:t xml:space="preserve">Dr. </w:t>
+      </w:r>
+      <w:proofErr w:type="spellStart"/>
+      <w:r>
+        <w:rPr>
+          <w:lang w:val="hu-HU"/>
+        </w:rPr>
+        <w:t>Benesóczky</w:t>
+      </w:r>
+      <w:proofErr w:type="spellEnd"/>
+      <w:r>
+        <w:rPr>
+          <w:lang w:val="hu-HU"/>
+        </w:rPr>
+        <w:t xml:space="preserve"> Zoltá</w:t>
       </w:r>
       <w:r>
         <w:rPr>
@@ -275,19 +1684,7 @@
         <w:rPr>
           <w:lang w:val="hu-HU"/>
         </w:rPr>
-        <w:t xml:space="preserve"> - </w:t>
-      </w:r>
-      <w:r>
-        <w:rPr>
-          <w:lang w:val="hu-HU"/>
-        </w:rPr>
-        <w:t>Mikrokontrollerek alkalmazástechnikája</w:t>
-      </w:r>
-      <w:r>
-        <w:rPr>
-          <w:lang w:val="hu-HU"/>
-        </w:rPr>
-        <w:t xml:space="preserve"> tárgy keretein belül közzétett kódrészletek</w:t>
+        <w:t xml:space="preserve"> - Mikrokontrollerek alkalmazástechnikája tárgy keretein belül közzétett kódrészletek</w:t>
       </w:r>
     </w:p>
     <w:sectPr>
@@ -455,6 +1852,119 @@
     </w:lvl>
   </w:abstractNum>
   <w:abstractNum w:abstractNumId="1" w15:restartNumberingAfterBreak="0">
+    <w:nsid w:val="1BA54EBE"/>
+    <w:multiLevelType w:val="hybridMultilevel"/>
+    <w:tmpl w:val="474A5992"/>
+    <w:lvl w:ilvl="0" w:tplc="08090001">
+      <w:start w:val="1"/>
+      <w:numFmt w:val="bullet"/>
+      <w:lvlText w:val=""/>
+      <w:lvlJc w:val="left"/>
+      <w:pPr>
+        <w:ind w:left="1287" w:hanging="360"/>
+      </w:pPr>
+      <w:rPr>
+        <w:rFonts w:ascii="Symbol" w:hAnsi="Symbol" w:hint="default"/>
+      </w:rPr>
+    </w:lvl>
+    <w:lvl w:ilvl="1" w:tplc="08090003">
+      <w:start w:val="1"/>
+      <w:numFmt w:val="bullet"/>
+      <w:lvlText w:val="o"/>
+      <w:lvlJc w:val="left"/>
+      <w:pPr>
+        <w:ind w:left="2007" w:hanging="360"/>
+      </w:pPr>
+      <w:rPr>
+        <w:rFonts w:ascii="Courier New" w:hAnsi="Courier New" w:cs="Courier New" w:hint="default"/>
+      </w:rPr>
+    </w:lvl>
+    <w:lvl w:ilvl="2" w:tplc="08090005" w:tentative="1">
+      <w:start w:val="1"/>
+      <w:numFmt w:val="bullet"/>
+      <w:lvlText w:val=""/>
+      <w:lvlJc w:val="left"/>
+      <w:pPr>
+        <w:ind w:left="2727" w:hanging="360"/>
+      </w:pPr>
+      <w:rPr>
+        <w:rFonts w:ascii="Wingdings" w:hAnsi="Wingdings" w:hint="default"/>
+      </w:rPr>
+    </w:lvl>
+    <w:lvl w:ilvl="3" w:tplc="08090001" w:tentative="1">
+      <w:start w:val="1"/>
+      <w:numFmt w:val="bullet"/>
+      <w:lvlText w:val=""/>
+      <w:lvlJc w:val="left"/>
+      <w:pPr>
+        <w:ind w:left="3447" w:hanging="360"/>
+      </w:pPr>
+      <w:rPr>
+        <w:rFonts w:ascii="Symbol" w:hAnsi="Symbol" w:hint="default"/>
+      </w:rPr>
+    </w:lvl>
+    <w:lvl w:ilvl="4" w:tplc="08090003" w:tentative="1">
+      <w:start w:val="1"/>
+      <w:numFmt w:val="bullet"/>
+      <w:lvlText w:val="o"/>
+      <w:lvlJc w:val="left"/>
+      <w:pPr>
+        <w:ind w:left="4167" w:hanging="360"/>
+      </w:pPr>
+      <w:rPr>
+        <w:rFonts w:ascii="Courier New" w:hAnsi="Courier New" w:cs="Courier New" w:hint="default"/>
+      </w:rPr>
+    </w:lvl>
+    <w:lvl w:ilvl="5" w:tplc="08090005" w:tentative="1">
+      <w:start w:val="1"/>
+      <w:numFmt w:val="bullet"/>
+      <w:lvlText w:val=""/>
+      <w:lvlJc w:val="left"/>
+      <w:pPr>
+        <w:ind w:left="4887" w:hanging="360"/>
+      </w:pPr>
+      <w:rPr>
+        <w:rFonts w:ascii="Wingdings" w:hAnsi="Wingdings" w:hint="default"/>
+      </w:rPr>
+    </w:lvl>
+    <w:lvl w:ilvl="6" w:tplc="08090001" w:tentative="1">
+      <w:start w:val="1"/>
+      <w:numFmt w:val="bullet"/>
+      <w:lvlText w:val=""/>
+      <w:lvlJc w:val="left"/>
+      <w:pPr>
+        <w:ind w:left="5607" w:hanging="360"/>
+      </w:pPr>
+      <w:rPr>
+        <w:rFonts w:ascii="Symbol" w:hAnsi="Symbol" w:hint="default"/>
+      </w:rPr>
+    </w:lvl>
+    <w:lvl w:ilvl="7" w:tplc="08090003" w:tentative="1">
+      <w:start w:val="1"/>
+      <w:numFmt w:val="bullet"/>
+      <w:lvlText w:val="o"/>
+      <w:lvlJc w:val="left"/>
+      <w:pPr>
+        <w:ind w:left="6327" w:hanging="360"/>
+      </w:pPr>
+      <w:rPr>
+        <w:rFonts w:ascii="Courier New" w:hAnsi="Courier New" w:cs="Courier New" w:hint="default"/>
+      </w:rPr>
+    </w:lvl>
+    <w:lvl w:ilvl="8" w:tplc="08090005" w:tentative="1">
+      <w:start w:val="1"/>
+      <w:numFmt w:val="bullet"/>
+      <w:lvlText w:val=""/>
+      <w:lvlJc w:val="left"/>
+      <w:pPr>
+        <w:ind w:left="7047" w:hanging="360"/>
+      </w:pPr>
+      <w:rPr>
+        <w:rFonts w:ascii="Wingdings" w:hAnsi="Wingdings" w:hint="default"/>
+      </w:rPr>
+    </w:lvl>
+  </w:abstractNum>
+  <w:abstractNum w:abstractNumId="2" w15:restartNumberingAfterBreak="0">
     <w:nsid w:val="2D984B2B"/>
     <w:multiLevelType w:val="hybridMultilevel"/>
     <w:tmpl w:val="0BC87610"/>
@@ -567,7 +2077,7 @@
       </w:rPr>
     </w:lvl>
   </w:abstractNum>
-  <w:abstractNum w:abstractNumId="2" w15:restartNumberingAfterBreak="0">
+  <w:abstractNum w:abstractNumId="3" w15:restartNumberingAfterBreak="0">
     <w:nsid w:val="52D2029B"/>
     <w:multiLevelType w:val="hybridMultilevel"/>
     <w:tmpl w:val="6736FAD2"/>
@@ -680,7 +2190,7 @@
       </w:rPr>
     </w:lvl>
   </w:abstractNum>
-  <w:abstractNum w:abstractNumId="3" w15:restartNumberingAfterBreak="0">
+  <w:abstractNum w:abstractNumId="4" w15:restartNumberingAfterBreak="0">
     <w:nsid w:val="5ED61474"/>
     <w:multiLevelType w:val="hybridMultilevel"/>
     <w:tmpl w:val="CC661368"/>
@@ -793,7 +2303,7 @@
       </w:rPr>
     </w:lvl>
   </w:abstractNum>
-  <w:abstractNum w:abstractNumId="4" w15:restartNumberingAfterBreak="0">
+  <w:abstractNum w:abstractNumId="5" w15:restartNumberingAfterBreak="0">
     <w:nsid w:val="678646C5"/>
     <w:multiLevelType w:val="hybridMultilevel"/>
     <w:tmpl w:val="723CE71E"/>
@@ -906,7 +2416,7 @@
       </w:rPr>
     </w:lvl>
   </w:abstractNum>
-  <w:abstractNum w:abstractNumId="5" w15:restartNumberingAfterBreak="0">
+  <w:abstractNum w:abstractNumId="6" w15:restartNumberingAfterBreak="0">
     <w:nsid w:val="7D9F7EBD"/>
     <w:multiLevelType w:val="hybridMultilevel"/>
     <w:tmpl w:val="B712CF4A"/>
@@ -1020,22 +2530,25 @@
     </w:lvl>
   </w:abstractNum>
   <w:num w:numId="1" w16cid:durableId="504521452">
+    <w:abstractNumId w:val="3"/>
+  </w:num>
+  <w:num w:numId="2" w16cid:durableId="1531725983">
     <w:abstractNumId w:val="2"/>
   </w:num>
-  <w:num w:numId="2" w16cid:durableId="1531725983">
-    <w:abstractNumId w:val="1"/>
+  <w:num w:numId="3" w16cid:durableId="540675669">
+    <w:abstractNumId w:val="6"/>
   </w:num>
-  <w:num w:numId="3" w16cid:durableId="540675669">
+  <w:num w:numId="4" w16cid:durableId="1921256414">
     <w:abstractNumId w:val="5"/>
   </w:num>
-  <w:num w:numId="4" w16cid:durableId="1921256414">
+  <w:num w:numId="5" w16cid:durableId="1711953027">
     <w:abstractNumId w:val="4"/>
-  </w:num>
-  <w:num w:numId="5" w16cid:durableId="1711953027">
-    <w:abstractNumId w:val="3"/>
   </w:num>
   <w:num w:numId="6" w16cid:durableId="1489052063">
     <w:abstractNumId w:val="0"/>
+  </w:num>
+  <w:num w:numId="7" w16cid:durableId="2048988862">
+    <w:abstractNumId w:val="1"/>
   </w:num>
 </w:numbering>
 </file>

--- a/DOC/NukElk_User-doc.docx
+++ b/DOC/NukElk_User-doc.docx
@@ -264,13 +264,7 @@
         <w:rPr>
           <w:lang w:val="hu-HU"/>
         </w:rPr>
-        <w:t xml:space="preserve">A </w:t>
-      </w:r>
-      <w:r>
-        <w:rPr>
-          <w:lang w:val="hu-HU"/>
-        </w:rPr>
-        <w:t xml:space="preserve">kommunikáció 9600 </w:t>
+        <w:t xml:space="preserve">A kommunikáció 9600 </w:t>
       </w:r>
       <w:proofErr w:type="spellStart"/>
       <w:r>
@@ -299,6 +293,7 @@
     <w:p>
       <w:pPr>
         <w:ind w:left="567"/>
+        <w:jc w:val="both"/>
         <w:rPr>
           <w:lang w:val="hu-HU"/>
         </w:rPr>
@@ -329,6 +324,124 @@
         </w:rPr>
         <w:t xml:space="preserve"> kiegészülnek speciális üzenetekkel a képernyő tetején, mely visszajelez siker, vagy éppen hiba esetén a beírt parancsban.</w:t>
       </w:r>
+      <w:r>
+        <w:rPr>
+          <w:lang w:val="hu-HU"/>
+        </w:rPr>
+        <w:t xml:space="preserve"> Látszanak az értékek és az engedélyezések (1/0)</w:t>
+      </w:r>
+      <w:r>
+        <w:rPr>
+          <w:lang w:val="hu-HU"/>
+        </w:rPr>
+        <w:t>.</w:t>
+      </w:r>
+      <w:r>
+        <w:rPr>
+          <w:lang w:val="hu-HU"/>
+        </w:rPr>
+        <w:t xml:space="preserve"> </w:t>
+      </w:r>
+      <w:r>
+        <w:rPr>
+          <w:lang w:val="hu-HU"/>
+        </w:rPr>
+        <w:t xml:space="preserve">A kiírt </w:t>
+      </w:r>
+      <w:proofErr w:type="spellStart"/>
+      <w:r>
+        <w:rPr>
+          <w:lang w:val="hu-HU"/>
+        </w:rPr>
+        <w:t>out_val_R</w:t>
+      </w:r>
+      <w:proofErr w:type="spellEnd"/>
+      <w:r>
+        <w:rPr>
+          <w:lang w:val="hu-HU"/>
+        </w:rPr>
+        <w:t xml:space="preserve">, </w:t>
+      </w:r>
+      <w:proofErr w:type="spellStart"/>
+      <w:r>
+        <w:rPr>
+          <w:lang w:val="hu-HU"/>
+        </w:rPr>
+        <w:t>out_val_V</w:t>
+      </w:r>
+      <w:proofErr w:type="spellEnd"/>
+      <w:r>
+        <w:rPr>
+          <w:lang w:val="hu-HU"/>
+        </w:rPr>
+        <w:t xml:space="preserve">, </w:t>
+      </w:r>
+      <w:proofErr w:type="spellStart"/>
+      <w:r>
+        <w:rPr>
+          <w:lang w:val="hu-HU"/>
+        </w:rPr>
+        <w:t>out_val_mA</w:t>
+      </w:r>
+      <w:proofErr w:type="spellEnd"/>
+      <w:r>
+        <w:rPr>
+          <w:lang w:val="hu-HU"/>
+        </w:rPr>
+        <w:t xml:space="preserve">, értékek meghaladhatják engedélyezett matematikánál maximális értékeiket (1024, 3.33, 20) ez azt hivatott jelezni, hogy a beállított mérési tartományon kívül jár az </w:t>
+      </w:r>
+      <w:r>
+        <w:rPr>
+          <w:lang w:val="hu-HU"/>
+        </w:rPr>
+        <w:t>érzékelt beütés</w:t>
+      </w:r>
+      <w:r>
+        <w:rPr>
+          <w:lang w:val="hu-HU"/>
+        </w:rPr>
+        <w:t>. A fizikai alkatrészre, tehát a DAC-</w:t>
+      </w:r>
+      <w:proofErr w:type="spellStart"/>
+      <w:r>
+        <w:rPr>
+          <w:lang w:val="hu-HU"/>
+        </w:rPr>
+        <w:t>ra</w:t>
+      </w:r>
+      <w:proofErr w:type="spellEnd"/>
+      <w:r>
+        <w:rPr>
+          <w:lang w:val="hu-HU"/>
+        </w:rPr>
+        <w:t xml:space="preserve"> ez nem megy ki, azonban a 7 szegmenses kijelzőn</w:t>
+      </w:r>
+      <w:r>
+        <w:rPr>
+          <w:lang w:val="hu-HU"/>
+        </w:rPr>
+        <w:t xml:space="preserve">, és az </w:t>
+      </w:r>
+      <w:proofErr w:type="spellStart"/>
+      <w:r>
+        <w:rPr>
+          <w:lang w:val="hu-HU"/>
+        </w:rPr>
+        <w:t>oled</w:t>
+      </w:r>
+      <w:proofErr w:type="spellEnd"/>
+      <w:r>
+        <w:rPr>
+          <w:lang w:val="hu-HU"/>
+        </w:rPr>
+        <w:t xml:space="preserve"> DAC V felírásnál</w:t>
+      </w:r>
+      <w:r>
+        <w:rPr>
+          <w:lang w:val="hu-HU"/>
+        </w:rPr>
+        <w:t xml:space="preserve"> megjelenik ez.</w:t>
+      </w:r>
     </w:p>
     <w:p>
       <w:pPr>
@@ -339,10 +452,58 @@
       </w:pPr>
       <w:r>
         <w:rPr>
-          <w:highlight w:val="red"/>
-          <w:lang w:val="hu-HU"/>
-        </w:rPr>
-        <w:t>***KÉP***</w:t>
+          <w:noProof/>
+          <w:lang w:val="hu-HU"/>
+        </w:rPr>
+        <w:drawing>
+          <wp:anchor distT="0" distB="0" distL="114300" distR="114300" simplePos="0" relativeHeight="251658240" behindDoc="0" locked="0" layoutInCell="1" allowOverlap="1" wp14:anchorId="13322416" wp14:editId="7CD706A9">
+            <wp:simplePos x="0" y="0"/>
+            <wp:positionH relativeFrom="margin">
+              <wp:posOffset>185362</wp:posOffset>
+            </wp:positionH>
+            <wp:positionV relativeFrom="page">
+              <wp:posOffset>6760210</wp:posOffset>
+            </wp:positionV>
+            <wp:extent cx="5731510" cy="3387725"/>
+            <wp:effectExtent l="0" t="0" r="2540" b="3175"/>
+            <wp:wrapTopAndBottom/>
+            <wp:docPr id="162102606" name="Kép 1"/>
+            <wp:cNvGraphicFramePr>
+              <a:graphicFrameLocks xmlns:a="http://schemas.openxmlformats.org/drawingml/2006/main" noChangeAspect="1"/>
+            </wp:cNvGraphicFramePr>
+            <a:graphic xmlns:a="http://schemas.openxmlformats.org/drawingml/2006/main">
+              <a:graphicData uri="http://schemas.openxmlformats.org/drawingml/2006/picture">
+                <pic:pic xmlns:pic="http://schemas.openxmlformats.org/drawingml/2006/picture">
+                  <pic:nvPicPr>
+                    <pic:cNvPr id="162102606" name="Kép 162102606"/>
+                    <pic:cNvPicPr/>
+                  </pic:nvPicPr>
+                  <pic:blipFill>
+                    <a:blip r:embed="rId8">
+                      <a:extLst>
+                        <a:ext uri="{28A0092B-C50C-407E-A947-70E740481C1C}">
+                          <a14:useLocalDpi xmlns:a14="http://schemas.microsoft.com/office/drawing/2010/main" val="0"/>
+                        </a:ext>
+                      </a:extLst>
+                    </a:blip>
+                    <a:stretch>
+                      <a:fillRect/>
+                    </a:stretch>
+                  </pic:blipFill>
+                  <pic:spPr>
+                    <a:xfrm>
+                      <a:off x="0" y="0"/>
+                      <a:ext cx="5731510" cy="3387725"/>
+                    </a:xfrm>
+                    <a:prstGeom prst="rect">
+                      <a:avLst/>
+                    </a:prstGeom>
+                  </pic:spPr>
+                </pic:pic>
+              </a:graphicData>
+            </a:graphic>
+          </wp:anchor>
+        </w:drawing>
       </w:r>
     </w:p>
     <w:p>
@@ -351,6 +512,7 @@
         <w:ind w:left="284"/>
       </w:pPr>
       <w:r>
+        <w:lastRenderedPageBreak/>
         <w:t xml:space="preserve">Parancsok és </w:t>
       </w:r>
       <w:r>
@@ -862,7 +1024,6 @@
         <w:rPr>
           <w:lang w:val="hu-HU"/>
         </w:rPr>
-        <w:lastRenderedPageBreak/>
         <w:t>Megváltoztatja a beírt &lt;</w:t>
       </w:r>
       <w:proofErr w:type="spellStart"/>
@@ -1219,13 +1380,7 @@
         <w:rPr>
           <w:lang w:val="hu-HU"/>
         </w:rPr>
-        <w:t>out_val_</w:t>
-      </w:r>
-      <w:r>
-        <w:rPr>
-          <w:lang w:val="hu-HU"/>
-        </w:rPr>
-        <w:t>v</w:t>
+        <w:t>out_val_v</w:t>
       </w:r>
       <w:proofErr w:type="spellEnd"/>
       <w:r>
@@ -1300,13 +1455,7 @@
         <w:rPr>
           <w:lang w:val="hu-HU"/>
         </w:rPr>
-        <w:t>out_val_</w:t>
-      </w:r>
-      <w:r>
-        <w:rPr>
-          <w:lang w:val="hu-HU"/>
-        </w:rPr>
-        <w:t>ma</w:t>
+        <w:t>out_val_ma</w:t>
       </w:r>
       <w:proofErr w:type="spellEnd"/>
       <w:r>
@@ -1393,31 +1542,7 @@
         <w:rPr>
           <w:lang w:val="hu-HU"/>
         </w:rPr>
-        <w:t>min</w:t>
-      </w:r>
-      <w:r>
-        <w:rPr>
-          <w:lang w:val="hu-HU"/>
-        </w:rPr>
-        <w:t>_</w:t>
-      </w:r>
-      <w:r>
-        <w:rPr>
-          <w:lang w:val="hu-HU"/>
-        </w:rPr>
-        <w:t>offset</w:t>
-      </w:r>
-      <w:r>
-        <w:rPr>
-          <w:lang w:val="hu-HU"/>
-        </w:rPr>
-        <w:t>_</w:t>
-      </w:r>
-      <w:r>
-        <w:rPr>
-          <w:lang w:val="hu-HU"/>
-        </w:rPr>
-        <w:t>v</w:t>
+        <w:t>min_offset_v</w:t>
       </w:r>
       <w:proofErr w:type="spellEnd"/>
       <w:r>
@@ -1486,13 +1611,7 @@
         <w:rPr>
           <w:lang w:val="hu-HU"/>
         </w:rPr>
-        <w:t>min_offset_</w:t>
-      </w:r>
-      <w:r>
-        <w:rPr>
-          <w:lang w:val="hu-HU"/>
-        </w:rPr>
-        <w:t>d</w:t>
+        <w:t>min_offset_d</w:t>
       </w:r>
       <w:proofErr w:type="spellEnd"/>
       <w:r>

--- a/DOC/NukElk_User-doc.docx
+++ b/DOC/NukElk_User-doc.docx
@@ -153,13 +153,19 @@
         <w:rPr>
           <w:lang w:val="hu-HU"/>
         </w:rPr>
-        <w:t xml:space="preserve">Az eszköz </w:t>
-      </w:r>
-      <w:r>
-        <w:rPr>
-          <w:lang w:val="hu-HU"/>
-        </w:rPr>
-        <w:t>USB-n keresztül kapja a tápellátását (esetleg külön fali adapterrel megtámogatva az 5V-os részét). Található rajta egy OLED panel és egy 7 szegmenses kijelző, 2 helyiértékkel. Előbbin megjelenik a beütések száma a „</w:t>
+        <w:t>Az eszkö</w:t>
+      </w:r>
+      <w:r>
+        <w:rPr>
+          <w:lang w:val="hu-HU"/>
+        </w:rPr>
+        <w:t>zön t</w:t>
+      </w:r>
+      <w:r>
+        <w:rPr>
+          <w:lang w:val="hu-HU"/>
+        </w:rPr>
+        <w:t>alálható egy OLED panel és egy 7 szegmenses kijelző, 2 helyiértékkel. Előbbin megjelenik a beütések száma a „</w:t>
       </w:r>
       <w:r>
         <w:rPr>
@@ -300,169 +306,17 @@
       </w:pPr>
       <w:r>
         <w:rPr>
-          <w:lang w:val="hu-HU"/>
-        </w:rPr>
-        <w:t>USART-</w:t>
-      </w:r>
-      <w:proofErr w:type="spellStart"/>
-      <w:r>
-        <w:rPr>
-          <w:lang w:val="hu-HU"/>
-        </w:rPr>
-        <w:t>on</w:t>
-      </w:r>
-      <w:proofErr w:type="spellEnd"/>
-      <w:r>
-        <w:rPr>
-          <w:lang w:val="hu-HU"/>
-        </w:rPr>
-        <w:t xml:space="preserve"> a kiírások</w:t>
-      </w:r>
-      <w:r>
-        <w:rPr>
-          <w:lang w:val="hu-HU"/>
-        </w:rPr>
-        <w:t xml:space="preserve"> kiegészülnek speciális üzenetekkel a képernyő tetején, mely visszajelez siker, vagy éppen hiba esetén a beírt parancsban.</w:t>
-      </w:r>
-      <w:r>
-        <w:rPr>
-          <w:lang w:val="hu-HU"/>
-        </w:rPr>
-        <w:t xml:space="preserve"> Látszanak az értékek és az engedélyezések (1/0)</w:t>
-      </w:r>
-      <w:r>
-        <w:rPr>
-          <w:lang w:val="hu-HU"/>
-        </w:rPr>
-        <w:t>.</w:t>
-      </w:r>
-      <w:r>
-        <w:rPr>
-          <w:lang w:val="hu-HU"/>
-        </w:rPr>
-        <w:t xml:space="preserve"> </w:t>
-      </w:r>
-      <w:r>
-        <w:rPr>
-          <w:lang w:val="hu-HU"/>
-        </w:rPr>
-        <w:t xml:space="preserve">A kiírt </w:t>
-      </w:r>
-      <w:proofErr w:type="spellStart"/>
-      <w:r>
-        <w:rPr>
-          <w:lang w:val="hu-HU"/>
-        </w:rPr>
-        <w:t>out_val_R</w:t>
-      </w:r>
-      <w:proofErr w:type="spellEnd"/>
-      <w:r>
-        <w:rPr>
-          <w:lang w:val="hu-HU"/>
-        </w:rPr>
-        <w:t xml:space="preserve">, </w:t>
-      </w:r>
-      <w:proofErr w:type="spellStart"/>
-      <w:r>
-        <w:rPr>
-          <w:lang w:val="hu-HU"/>
-        </w:rPr>
-        <w:t>out_val_V</w:t>
-      </w:r>
-      <w:proofErr w:type="spellEnd"/>
-      <w:r>
-        <w:rPr>
-          <w:lang w:val="hu-HU"/>
-        </w:rPr>
-        <w:t xml:space="preserve">, </w:t>
-      </w:r>
-      <w:proofErr w:type="spellStart"/>
-      <w:r>
-        <w:rPr>
-          <w:lang w:val="hu-HU"/>
-        </w:rPr>
-        <w:t>out_val_mA</w:t>
-      </w:r>
-      <w:proofErr w:type="spellEnd"/>
-      <w:r>
-        <w:rPr>
-          <w:lang w:val="hu-HU"/>
-        </w:rPr>
-        <w:t xml:space="preserve">, értékek meghaladhatják engedélyezett matematikánál maximális értékeiket (1024, 3.33, 20) ez azt hivatott jelezni, hogy a beállított mérési tartományon kívül jár az </w:t>
-      </w:r>
-      <w:r>
-        <w:rPr>
-          <w:lang w:val="hu-HU"/>
-        </w:rPr>
-        <w:t>érzékelt beütés</w:t>
-      </w:r>
-      <w:r>
-        <w:rPr>
-          <w:lang w:val="hu-HU"/>
-        </w:rPr>
-        <w:t>. A fizikai alkatrészre, tehát a DAC-</w:t>
-      </w:r>
-      <w:proofErr w:type="spellStart"/>
-      <w:r>
-        <w:rPr>
-          <w:lang w:val="hu-HU"/>
-        </w:rPr>
-        <w:t>ra</w:t>
-      </w:r>
-      <w:proofErr w:type="spellEnd"/>
-      <w:r>
-        <w:rPr>
-          <w:lang w:val="hu-HU"/>
-        </w:rPr>
-        <w:t xml:space="preserve"> ez nem megy ki, azonban a 7 szegmenses kijelzőn</w:t>
-      </w:r>
-      <w:r>
-        <w:rPr>
-          <w:lang w:val="hu-HU"/>
-        </w:rPr>
-        <w:t xml:space="preserve">, és az </w:t>
-      </w:r>
-      <w:proofErr w:type="spellStart"/>
-      <w:r>
-        <w:rPr>
-          <w:lang w:val="hu-HU"/>
-        </w:rPr>
-        <w:t>oled</w:t>
-      </w:r>
-      <w:proofErr w:type="spellEnd"/>
-      <w:r>
-        <w:rPr>
-          <w:lang w:val="hu-HU"/>
-        </w:rPr>
-        <w:t xml:space="preserve"> DAC V felírásnál</w:t>
-      </w:r>
-      <w:r>
-        <w:rPr>
-          <w:lang w:val="hu-HU"/>
-        </w:rPr>
-        <w:t xml:space="preserve"> megjelenik ez.</w:t>
-      </w:r>
-    </w:p>
-    <w:p>
-      <w:pPr>
-        <w:ind w:left="567"/>
-        <w:rPr>
-          <w:lang w:val="hu-HU"/>
-        </w:rPr>
-      </w:pPr>
-      <w:r>
-        <w:rPr>
           <w:noProof/>
           <w:lang w:val="hu-HU"/>
         </w:rPr>
         <w:drawing>
-          <wp:anchor distT="0" distB="0" distL="114300" distR="114300" simplePos="0" relativeHeight="251658240" behindDoc="0" locked="0" layoutInCell="1" allowOverlap="1" wp14:anchorId="13322416" wp14:editId="7CD706A9">
+          <wp:anchor distT="0" distB="0" distL="114300" distR="114300" simplePos="0" relativeHeight="251658240" behindDoc="0" locked="0" layoutInCell="1" allowOverlap="1" wp14:anchorId="13322416" wp14:editId="53C73B2D">
             <wp:simplePos x="0" y="0"/>
             <wp:positionH relativeFrom="margin">
-              <wp:posOffset>185362</wp:posOffset>
+              <wp:posOffset>443230</wp:posOffset>
             </wp:positionH>
             <wp:positionV relativeFrom="page">
-              <wp:posOffset>6760210</wp:posOffset>
+              <wp:posOffset>5845810</wp:posOffset>
             </wp:positionV>
             <wp:extent cx="5731510" cy="3387725"/>
             <wp:effectExtent l="0" t="0" r="2540" b="3175"/>
@@ -505,6 +359,200 @@
           </wp:anchor>
         </w:drawing>
       </w:r>
+      <w:r>
+        <w:rPr>
+          <w:lang w:val="hu-HU"/>
+        </w:rPr>
+        <w:t>USART-</w:t>
+      </w:r>
+      <w:proofErr w:type="spellStart"/>
+      <w:r>
+        <w:rPr>
+          <w:lang w:val="hu-HU"/>
+        </w:rPr>
+        <w:t>on</w:t>
+      </w:r>
+      <w:proofErr w:type="spellEnd"/>
+      <w:r>
+        <w:rPr>
+          <w:lang w:val="hu-HU"/>
+        </w:rPr>
+        <w:t xml:space="preserve"> a kiírások</w:t>
+      </w:r>
+      <w:r>
+        <w:rPr>
+          <w:lang w:val="hu-HU"/>
+        </w:rPr>
+        <w:t xml:space="preserve"> kiegészülnek speciális üzenetekkel a képernyő tetején, mely visszajelez siker, vagy éppen hiba esetén a beírt parancsban.</w:t>
+      </w:r>
+      <w:r>
+        <w:rPr>
+          <w:lang w:val="hu-HU"/>
+        </w:rPr>
+        <w:t xml:space="preserve"> Látszanak az értékek és az engedélyezések (1/0)</w:t>
+      </w:r>
+      <w:r>
+        <w:rPr>
+          <w:lang w:val="hu-HU"/>
+        </w:rPr>
+        <w:t>.</w:t>
+      </w:r>
+      <w:r>
+        <w:rPr>
+          <w:lang w:val="hu-HU"/>
+        </w:rPr>
+        <w:t xml:space="preserve"> </w:t>
+      </w:r>
+      <w:r>
+        <w:rPr>
+          <w:lang w:val="hu-HU"/>
+        </w:rPr>
+        <w:t xml:space="preserve">A kiírt </w:t>
+      </w:r>
+      <w:proofErr w:type="spellStart"/>
+      <w:r>
+        <w:rPr>
+          <w:lang w:val="hu-HU"/>
+        </w:rPr>
+        <w:t>out_val_R</w:t>
+      </w:r>
+      <w:proofErr w:type="spellEnd"/>
+      <w:r>
+        <w:rPr>
+          <w:lang w:val="hu-HU"/>
+        </w:rPr>
+        <w:t xml:space="preserve">, </w:t>
+      </w:r>
+      <w:proofErr w:type="spellStart"/>
+      <w:r>
+        <w:rPr>
+          <w:lang w:val="hu-HU"/>
+        </w:rPr>
+        <w:t>out_val_V</w:t>
+      </w:r>
+      <w:proofErr w:type="spellEnd"/>
+      <w:r>
+        <w:rPr>
+          <w:lang w:val="hu-HU"/>
+        </w:rPr>
+        <w:t xml:space="preserve">, </w:t>
+      </w:r>
+      <w:proofErr w:type="spellStart"/>
+      <w:r>
+        <w:rPr>
+          <w:lang w:val="hu-HU"/>
+        </w:rPr>
+        <w:t>out_val_mA</w:t>
+      </w:r>
+      <w:proofErr w:type="spellEnd"/>
+      <w:r>
+        <w:rPr>
+          <w:lang w:val="hu-HU"/>
+        </w:rPr>
+        <w:t xml:space="preserve">, értékek meghaladhatják engedélyezett matematikánál </w:t>
+      </w:r>
+      <w:r>
+        <w:rPr>
+          <w:lang w:val="hu-HU"/>
+        </w:rPr>
+        <w:t xml:space="preserve">a beállítható </w:t>
+      </w:r>
+      <w:r>
+        <w:rPr>
+          <w:lang w:val="hu-HU"/>
+        </w:rPr>
+        <w:t xml:space="preserve">maximális értékeiket (1024, 3.33, 20) ez azt hivatott jelezni, hogy a beállított mérési tartományon kívül jár az </w:t>
+      </w:r>
+      <w:r>
+        <w:rPr>
+          <w:lang w:val="hu-HU"/>
+        </w:rPr>
+        <w:t>érzékelt beütés</w:t>
+      </w:r>
+      <w:r>
+        <w:rPr>
+          <w:lang w:val="hu-HU"/>
+        </w:rPr>
+        <w:t>. A fizikai alkatrészre, tehát a DAC-</w:t>
+      </w:r>
+      <w:proofErr w:type="spellStart"/>
+      <w:r>
+        <w:rPr>
+          <w:lang w:val="hu-HU"/>
+        </w:rPr>
+        <w:t>ra</w:t>
+      </w:r>
+      <w:proofErr w:type="spellEnd"/>
+      <w:r>
+        <w:rPr>
+          <w:lang w:val="hu-HU"/>
+        </w:rPr>
+        <w:t xml:space="preserve"> ez nem megy ki, azonban a 7 szegmenses kijelzőn</w:t>
+      </w:r>
+      <w:r>
+        <w:rPr>
+          <w:lang w:val="hu-HU"/>
+        </w:rPr>
+        <w:t xml:space="preserve">, és az </w:t>
+      </w:r>
+      <w:proofErr w:type="spellStart"/>
+      <w:r>
+        <w:rPr>
+          <w:lang w:val="hu-HU"/>
+        </w:rPr>
+        <w:t>oled</w:t>
+      </w:r>
+      <w:proofErr w:type="spellEnd"/>
+      <w:r>
+        <w:rPr>
+          <w:lang w:val="hu-HU"/>
+        </w:rPr>
+        <w:t xml:space="preserve"> DAC V felírásnál</w:t>
+      </w:r>
+      <w:r>
+        <w:rPr>
+          <w:lang w:val="hu-HU"/>
+        </w:rPr>
+        <w:t xml:space="preserve"> </w:t>
+      </w:r>
+      <w:r>
+        <w:rPr>
+          <w:lang w:val="hu-HU"/>
+        </w:rPr>
+        <w:t xml:space="preserve">ez </w:t>
+      </w:r>
+      <w:r>
+        <w:rPr>
+          <w:lang w:val="hu-HU"/>
+        </w:rPr>
+        <w:t>megjelenik.</w:t>
+      </w:r>
+    </w:p>
+    <w:p>
+      <w:pPr>
+        <w:ind w:left="567"/>
+        <w:rPr>
+          <w:lang w:val="hu-HU"/>
+        </w:rPr>
+      </w:pPr>
+    </w:p>
+    <w:p>
+      <w:pPr>
+        <w:spacing w:after="160" w:line="278" w:lineRule="auto"/>
+        <w:contextualSpacing w:val="0"/>
+        <w:rPr>
+          <w:rFonts w:eastAsiaTheme="majorEastAsia" w:cstheme="majorBidi"/>
+          <w:b/>
+          <w:bCs/>
+          <w:color w:val="000000" w:themeColor="text1"/>
+          <w:sz w:val="28"/>
+          <w:szCs w:val="28"/>
+          <w:lang w:val="hu-HU"/>
+        </w:rPr>
+      </w:pPr>
+      <w:r>
+        <w:br w:type="page"/>
+      </w:r>
     </w:p>
     <w:p>
       <w:pPr>
@@ -752,10 +800,14 @@
           <w:lang w:val="hu-HU"/>
         </w:rPr>
         <w:sectPr>
+          <w:headerReference w:type="default" r:id="rId9"/>
+          <w:footerReference w:type="default" r:id="rId10"/>
+          <w:footerReference w:type="first" r:id="rId11"/>
           <w:type w:val="continuous"/>
           <w:pgSz w:w="11906" w:h="16838"/>
-          <w:pgMar w:top="1440" w:right="1440" w:bottom="1440" w:left="1440" w:header="708" w:footer="708" w:gutter="0"/>
+          <w:pgMar w:top="720" w:right="720" w:bottom="720" w:left="720" w:header="708" w:footer="708" w:gutter="0"/>
           <w:cols w:space="708"/>
+          <w:titlePg/>
           <w:docGrid w:linePitch="360"/>
         </w:sectPr>
       </w:pPr>
@@ -786,6 +838,12 @@
         </w:rPr>
         <w:t xml:space="preserve"> (</w:t>
       </w:r>
+      <w:r>
+        <w:rPr>
+          <w:lang w:val="hu-HU"/>
+        </w:rPr>
+        <w:t xml:space="preserve">ami a </w:t>
+      </w:r>
       <w:proofErr w:type="spellStart"/>
       <w:r>
         <w:rPr>
@@ -827,6 +885,12 @@
         </w:rPr>
         <w:t xml:space="preserve"> (</w:t>
       </w:r>
+      <w:r>
+        <w:rPr>
+          <w:lang w:val="hu-HU"/>
+        </w:rPr>
+        <w:t xml:space="preserve">ami a </w:t>
+      </w:r>
       <w:proofErr w:type="spellStart"/>
       <w:r>
         <w:rPr>
@@ -936,7 +1000,7 @@
         <w:sectPr>
           <w:type w:val="continuous"/>
           <w:pgSz w:w="11906" w:h="16838"/>
-          <w:pgMar w:top="1440" w:right="1440" w:bottom="1440" w:left="1440" w:header="708" w:footer="708" w:gutter="0"/>
+          <w:pgMar w:top="720" w:right="720" w:bottom="720" w:left="720" w:header="708" w:footer="708" w:gutter="0"/>
           <w:cols w:num="2" w:space="708"/>
           <w:docGrid w:linePitch="360"/>
         </w:sectPr>
@@ -1058,13 +1122,31 @@
         <w:rPr>
           <w:lang w:val="hu-HU"/>
         </w:rPr>
-        <w:t xml:space="preserve"> A tizedes számokat háromjegyű egész számként kell beírni.</w:t>
-      </w:r>
-      <w:r>
-        <w:rPr>
-          <w:lang w:val="hu-HU"/>
-        </w:rPr>
-        <w:t xml:space="preserve"> A zárójelben a megkötés szerepel.</w:t>
+        <w:t xml:space="preserve"> A tizedes számokat </w:t>
+      </w:r>
+      <w:r>
+        <w:rPr>
+          <w:lang w:val="hu-HU"/>
+        </w:rPr>
+        <w:t>négy</w:t>
+      </w:r>
+      <w:r>
+        <w:rPr>
+          <w:lang w:val="hu-HU"/>
+        </w:rPr>
+        <w:t>jegyű egész számként kell beírni.</w:t>
+      </w:r>
+      <w:r>
+        <w:rPr>
+          <w:lang w:val="hu-HU"/>
+        </w:rPr>
+        <w:t xml:space="preserve"> A zárójelben a megkötés szerepel</w:t>
+      </w:r>
+      <w:r>
+        <w:rPr>
+          <w:lang w:val="hu-HU"/>
+        </w:rPr>
+        <w:t>, szögletes zárójelben a paraméter jelentése.</w:t>
       </w:r>
     </w:p>
     <w:p>
@@ -1121,6 +1203,12 @@
         </w:rPr>
         <w:t>)</w:t>
       </w:r>
+      <w:r>
+        <w:rPr>
+          <w:lang w:val="hu-HU"/>
+        </w:rPr>
+        <w:t xml:space="preserve"> [A beütések száma egy másodperc alatt]</w:t>
+      </w:r>
     </w:p>
     <w:p>
       <w:pPr>
@@ -1198,6 +1286,12 @@
         </w:rPr>
         <w:t>)</w:t>
       </w:r>
+      <w:r>
+        <w:rPr>
+          <w:lang w:val="hu-HU"/>
+        </w:rPr>
+        <w:t xml:space="preserve"> [A 4mA-nak megfelelő beütésszám.]</w:t>
+      </w:r>
     </w:p>
     <w:p>
       <w:pPr>
@@ -1287,6 +1381,12 @@
         </w:rPr>
         <w:t>)</w:t>
       </w:r>
+      <w:r>
+        <w:rPr>
+          <w:lang w:val="hu-HU"/>
+        </w:rPr>
+        <w:t xml:space="preserve"> [A 20mA-nak megfelelő beütésszám.]</w:t>
+      </w:r>
     </w:p>
     <w:p>
       <w:pPr>
@@ -1362,6 +1462,12 @@
         </w:rPr>
         <w:t>)</w:t>
       </w:r>
+      <w:r>
+        <w:rPr>
+          <w:lang w:val="hu-HU"/>
+        </w:rPr>
+        <w:t xml:space="preserve"> [A DAC (mA-kimenet) regiszterének értéke.]</w:t>
+      </w:r>
     </w:p>
     <w:p>
       <w:pPr>
@@ -1428,7 +1534,13 @@
         <w:rPr>
           <w:lang w:val="hu-HU"/>
         </w:rPr>
-        <w:t>334</w:t>
+        <w:t>3</w:t>
+      </w:r>
+      <w:r>
+        <w:rPr>
+          <w:lang w:val="hu-HU"/>
+        </w:rPr>
+        <w:t>300</w:t>
       </w:r>
       <w:proofErr w:type="gramEnd"/>
       <w:r>
@@ -1436,6 +1548,12 @@
           <w:lang w:val="hu-HU"/>
         </w:rPr>
         <w:t>)</w:t>
+      </w:r>
+      <w:r>
+        <w:rPr>
+          <w:lang w:val="hu-HU"/>
+        </w:rPr>
+        <w:t xml:space="preserve"> [A DAC (mA-kimenet) értéke voltban.]</w:t>
       </w:r>
     </w:p>
     <w:p>
@@ -1524,6 +1642,26 @@
         </w:rPr>
         <w:t>)</w:t>
       </w:r>
+      <w:r>
+        <w:rPr>
+          <w:lang w:val="hu-HU"/>
+        </w:rPr>
+        <w:t xml:space="preserve"> [A DAC-</w:t>
+      </w:r>
+      <w:proofErr w:type="spellStart"/>
+      <w:r>
+        <w:rPr>
+          <w:lang w:val="hu-HU"/>
+        </w:rPr>
+        <w:t>on</w:t>
+      </w:r>
+      <w:proofErr w:type="spellEnd"/>
+      <w:r>
+        <w:rPr>
+          <w:lang w:val="hu-HU"/>
+        </w:rPr>
+        <w:t xml:space="preserve"> (mA-kimeneten) mérhető áram.]</w:t>
+      </w:r>
     </w:p>
     <w:p>
       <w:pPr>
@@ -1584,7 +1722,13 @@
         <w:rPr>
           <w:lang w:val="hu-HU"/>
         </w:rPr>
-        <w:t>334</w:t>
+        <w:t>3</w:t>
+      </w:r>
+      <w:r>
+        <w:rPr>
+          <w:lang w:val="hu-HU"/>
+        </w:rPr>
+        <w:t>300</w:t>
       </w:r>
       <w:proofErr w:type="gramEnd"/>
       <w:r>
@@ -1592,6 +1736,36 @@
           <w:lang w:val="hu-HU"/>
         </w:rPr>
         <w:t>)</w:t>
+      </w:r>
+      <w:r>
+        <w:rPr>
+          <w:lang w:val="hu-HU"/>
+        </w:rPr>
+        <w:t xml:space="preserve"> [A DAC (mA-kimenet) feszültségének pozitív el</w:t>
+      </w:r>
+      <w:r>
+        <w:rPr>
+          <w:lang w:val="hu-HU"/>
+        </w:rPr>
+        <w:t>t</w:t>
+      </w:r>
+      <w:r>
+        <w:rPr>
+          <w:lang w:val="hu-HU"/>
+        </w:rPr>
+        <w:t>olása</w:t>
+      </w:r>
+      <w:r>
+        <w:rPr>
+          <w:lang w:val="hu-HU"/>
+        </w:rPr>
+        <w:t xml:space="preserve"> voltban.</w:t>
+      </w:r>
+      <w:r>
+        <w:rPr>
+          <w:lang w:val="hu-HU"/>
+        </w:rPr>
+        <w:t>]</w:t>
       </w:r>
     </w:p>
     <w:p>
@@ -1662,6 +1836,12 @@
         </w:rPr>
         <w:t>)</w:t>
       </w:r>
+      <w:r>
+        <w:rPr>
+          <w:lang w:val="hu-HU"/>
+        </w:rPr>
+        <w:t xml:space="preserve"> [A DAC (mA-kimenet) pozitív eltolása a regiszterértékben.]</w:t>
+      </w:r>
     </w:p>
     <w:p>
       <w:pPr>
@@ -1711,43 +1891,11 @@
         </w:rPr>
         <w:t>)</w:t>
       </w:r>
-    </w:p>
-    <w:p>
-      <w:pPr>
-        <w:pStyle w:val="Listaszerbekezds"/>
-        <w:numPr>
-          <w:ilvl w:val="0"/>
-          <w:numId w:val="7"/>
-        </w:numPr>
-        <w:ind w:left="851" w:hanging="284"/>
-        <w:rPr>
-          <w:lang w:val="hu-HU"/>
-        </w:rPr>
-      </w:pPr>
-      <w:r>
-        <w:rPr>
-          <w:lang w:val="hu-HU"/>
-        </w:rPr>
-        <w:t>b</w:t>
-      </w:r>
-    </w:p>
-    <w:p>
-      <w:pPr>
-        <w:spacing w:after="160" w:line="278" w:lineRule="auto"/>
-        <w:contextualSpacing w:val="0"/>
-        <w:rPr>
-          <w:rFonts w:eastAsiaTheme="majorEastAsia" w:cstheme="majorBidi"/>
-          <w:b/>
-          <w:bCs/>
-          <w:smallCaps/>
-          <w:color w:val="000000" w:themeColor="text1"/>
-          <w:sz w:val="32"/>
-          <w:szCs w:val="32"/>
-          <w:lang w:val="hu-HU"/>
-        </w:rPr>
-      </w:pPr>
-      <w:r>
-        <w:br w:type="page"/>
+      <w:r>
+        <w:rPr>
+          <w:lang w:val="hu-HU"/>
+        </w:rPr>
+        <w:t xml:space="preserve"> [Az a beütésszám, amely felett a sziréna bekapcsol.]</w:t>
       </w:r>
     </w:p>
     <w:p>
@@ -1755,61 +1903,717 @@
         <w:pStyle w:val="Cmsor2"/>
       </w:pPr>
       <w:r>
-        <w:lastRenderedPageBreak/>
-        <w:t>Források:</w:t>
-      </w:r>
-    </w:p>
-    <w:p>
-      <w:pPr>
-        <w:pStyle w:val="Listaszerbekezds"/>
-        <w:numPr>
-          <w:ilvl w:val="0"/>
-          <w:numId w:val="1"/>
-        </w:numPr>
-        <w:tabs>
-          <w:tab w:val="left" w:pos="2724"/>
-        </w:tabs>
-        <w:rPr>
-          <w:lang w:val="hu-HU"/>
-        </w:rPr>
-      </w:pPr>
-      <w:r>
-        <w:rPr>
-          <w:lang w:val="hu-HU"/>
-        </w:rPr>
-        <w:t xml:space="preserve">Dr. </w:t>
-      </w:r>
-      <w:proofErr w:type="spellStart"/>
-      <w:r>
-        <w:rPr>
-          <w:lang w:val="hu-HU"/>
-        </w:rPr>
-        <w:t>Benesóczky</w:t>
-      </w:r>
-      <w:proofErr w:type="spellEnd"/>
-      <w:r>
-        <w:rPr>
-          <w:lang w:val="hu-HU"/>
-        </w:rPr>
-        <w:t xml:space="preserve"> Zoltá</w:t>
-      </w:r>
-      <w:r>
-        <w:rPr>
-          <w:lang w:val="hu-HU"/>
-        </w:rPr>
-        <w:t>n</w:t>
-      </w:r>
-      <w:r>
-        <w:rPr>
-          <w:lang w:val="hu-HU"/>
-        </w:rPr>
-        <w:t xml:space="preserve"> - Mikrokontrollerek alkalmazástechnikája tárgy keretein belül közzétett kódrészletek</w:t>
-      </w:r>
+        <w:t>Használat</w:t>
+      </w:r>
+    </w:p>
+    <w:p>
+      <w:pPr>
+        <w:pStyle w:val="Cmsor3"/>
+      </w:pPr>
+      <w:r>
+        <w:t>Példa ü</w:t>
+      </w:r>
+      <w:r>
+        <w:t>zembe helyezés</w:t>
+      </w:r>
+      <w:r>
+        <w:rPr>
+          <w:b w:val="0"/>
+          <w:bCs w:val="0"/>
+        </w:rPr>
+        <w:t xml:space="preserve"> (a nyilak enter ütést is jelentenek, a parancsok soránál)</w:t>
+      </w:r>
+    </w:p>
+    <w:p>
+      <w:pPr>
+        <w:ind w:left="284"/>
+        <w:jc w:val="both"/>
+        <w:rPr>
+          <w:lang w:val="hu-HU"/>
+        </w:rPr>
+      </w:pPr>
+      <w:r>
+        <w:rPr>
+          <w:lang w:val="hu-HU"/>
+        </w:rPr>
+        <w:t>t</w:t>
+      </w:r>
+      <w:r>
+        <w:rPr>
+          <w:lang w:val="hu-HU"/>
+        </w:rPr>
+        <w:t xml:space="preserve">áp csatlakoztatása </w:t>
+      </w:r>
+      <w:r>
+        <w:rPr>
+          <w:lang w:val="hu-HU"/>
+        </w:rPr>
+        <w:sym w:font="Wingdings" w:char="F0E0"/>
+      </w:r>
+      <w:r>
+        <w:rPr>
+          <w:lang w:val="hu-HU"/>
+        </w:rPr>
+        <w:t xml:space="preserve"> USART-hoz csatlakozás </w:t>
+      </w:r>
+      <w:r>
+        <w:rPr>
+          <w:lang w:val="hu-HU"/>
+        </w:rPr>
+        <w:sym w:font="Wingdings" w:char="F0E0"/>
+      </w:r>
+      <w:r>
+        <w:rPr>
+          <w:lang w:val="hu-HU"/>
+        </w:rPr>
+        <w:t xml:space="preserve"> </w:t>
+      </w:r>
+      <w:r>
+        <w:rPr>
+          <w:lang w:val="hu-HU"/>
+        </w:rPr>
+        <w:t>mA kimenet tartományának beállítása 5 és 1029 közé</w:t>
+      </w:r>
+      <w:r>
+        <w:rPr>
+          <w:lang w:val="hu-HU"/>
+        </w:rPr>
+        <w:sym w:font="Wingdings" w:char="F0E0"/>
+      </w:r>
+      <w:r>
+        <w:rPr>
+          <w:lang w:val="hu-HU"/>
+        </w:rPr>
+        <w:t xml:space="preserve"> DAC </w:t>
+      </w:r>
+      <w:proofErr w:type="spellStart"/>
+      <w:r>
+        <w:rPr>
+          <w:lang w:val="hu-HU"/>
+        </w:rPr>
+        <w:t>offset</w:t>
+      </w:r>
+      <w:proofErr w:type="spellEnd"/>
+      <w:r>
+        <w:rPr>
+          <w:lang w:val="hu-HU"/>
+        </w:rPr>
+        <w:t xml:space="preserve"> beállítása, hogy a 4 mA 0.02V legyen </w:t>
+      </w:r>
+      <w:r>
+        <w:rPr>
+          <w:lang w:val="hu-HU"/>
+        </w:rPr>
+        <w:sym w:font="Wingdings" w:char="F0E0"/>
+      </w:r>
+      <w:r>
+        <w:rPr>
+          <w:lang w:val="hu-HU"/>
+        </w:rPr>
+        <w:t xml:space="preserve"> sziréna határának beállítása </w:t>
+      </w:r>
+      <w:r>
+        <w:rPr>
+          <w:lang w:val="hu-HU"/>
+        </w:rPr>
+        <w:t xml:space="preserve">50-re </w:t>
+      </w:r>
+      <w:r>
+        <w:rPr>
+          <w:lang w:val="hu-HU"/>
+        </w:rPr>
+        <w:sym w:font="Wingdings" w:char="F0E0"/>
+      </w:r>
+      <w:r>
+        <w:rPr>
+          <w:lang w:val="hu-HU"/>
+        </w:rPr>
+        <w:t xml:space="preserve"> beütésszámláló engedélyezése</w:t>
+      </w:r>
+      <w:r>
+        <w:rPr>
+          <w:lang w:val="hu-HU"/>
+        </w:rPr>
+        <w:t xml:space="preserve"> </w:t>
+      </w:r>
+      <w:r>
+        <w:rPr>
+          <w:lang w:val="hu-HU"/>
+        </w:rPr>
+        <w:sym w:font="Wingdings" w:char="F0E0"/>
+      </w:r>
+      <w:r>
+        <w:rPr>
+          <w:lang w:val="hu-HU"/>
+        </w:rPr>
+        <w:t xml:space="preserve"> USART lecsatlakozás</w:t>
+      </w:r>
+    </w:p>
+    <w:p>
+      <w:pPr>
+        <w:ind w:left="284"/>
+        <w:jc w:val="both"/>
+        <w:rPr>
+          <w:lang w:val="hu-HU"/>
+        </w:rPr>
+      </w:pPr>
+      <w:proofErr w:type="spellStart"/>
+      <w:r>
+        <w:rPr>
+          <w:lang w:val="hu-HU"/>
+        </w:rPr>
+        <w:t>usb</w:t>
+      </w:r>
+      <w:proofErr w:type="spellEnd"/>
+      <w:r>
+        <w:rPr>
+          <w:lang w:val="hu-HU"/>
+        </w:rPr>
+        <w:t xml:space="preserve"> csatlakoztatása </w:t>
+      </w:r>
+      <w:r>
+        <w:rPr>
+          <w:lang w:val="hu-HU"/>
+        </w:rPr>
+        <w:sym w:font="Wingdings" w:char="F0E0"/>
+      </w:r>
+      <w:r>
+        <w:rPr>
+          <w:lang w:val="hu-HU"/>
+        </w:rPr>
+        <w:t xml:space="preserve"> login</w:t>
+      </w:r>
+      <w:r>
+        <w:rPr>
+          <w:lang w:val="hu-HU"/>
+        </w:rPr>
+        <w:t xml:space="preserve"> </w:t>
+      </w:r>
+      <w:r>
+        <w:rPr>
+          <w:lang w:val="hu-HU"/>
+        </w:rPr>
+        <w:sym w:font="Wingdings" w:char="F0E0"/>
+      </w:r>
+      <w:r>
+        <w:rPr>
+          <w:lang w:val="hu-HU"/>
+        </w:rPr>
+        <w:t xml:space="preserve"> </w:t>
+      </w:r>
+      <w:proofErr w:type="spellStart"/>
+      <w:r>
+        <w:rPr>
+          <w:lang w:val="hu-HU"/>
+        </w:rPr>
+        <w:t>modify</w:t>
+      </w:r>
+      <w:proofErr w:type="spellEnd"/>
+      <w:r>
+        <w:rPr>
+          <w:lang w:val="hu-HU"/>
+        </w:rPr>
+        <w:t xml:space="preserve"> </w:t>
+      </w:r>
+      <w:proofErr w:type="spellStart"/>
+      <w:r>
+        <w:rPr>
+          <w:lang w:val="hu-HU"/>
+        </w:rPr>
+        <w:t>min_ma_cps</w:t>
+      </w:r>
+      <w:proofErr w:type="spellEnd"/>
+      <w:r>
+        <w:rPr>
+          <w:lang w:val="hu-HU"/>
+        </w:rPr>
+        <w:t xml:space="preserve"> </w:t>
+      </w:r>
+      <w:r>
+        <w:rPr>
+          <w:lang w:val="hu-HU"/>
+        </w:rPr>
+        <w:t xml:space="preserve">5 ENTER </w:t>
+      </w:r>
+      <w:proofErr w:type="spellStart"/>
+      <w:r>
+        <w:rPr>
+          <w:lang w:val="hu-HU"/>
+        </w:rPr>
+        <w:t>modify</w:t>
+      </w:r>
+      <w:proofErr w:type="spellEnd"/>
+      <w:r>
+        <w:rPr>
+          <w:lang w:val="hu-HU"/>
+        </w:rPr>
+        <w:t xml:space="preserve"> </w:t>
+      </w:r>
+      <w:proofErr w:type="spellStart"/>
+      <w:r>
+        <w:rPr>
+          <w:lang w:val="hu-HU"/>
+        </w:rPr>
+        <w:t>max_ma_cps</w:t>
+      </w:r>
+      <w:proofErr w:type="spellEnd"/>
+      <w:r>
+        <w:rPr>
+          <w:lang w:val="hu-HU"/>
+        </w:rPr>
+        <w:t xml:space="preserve"> 1029 </w:t>
+      </w:r>
+      <w:r>
+        <w:rPr>
+          <w:lang w:val="hu-HU"/>
+        </w:rPr>
+        <w:sym w:font="Wingdings" w:char="F0E0"/>
+      </w:r>
+      <w:r>
+        <w:rPr>
+          <w:lang w:val="hu-HU"/>
+        </w:rPr>
+        <w:t xml:space="preserve"> </w:t>
+      </w:r>
+      <w:proofErr w:type="spellStart"/>
+      <w:r>
+        <w:rPr>
+          <w:lang w:val="hu-HU"/>
+        </w:rPr>
+        <w:t>modify</w:t>
+      </w:r>
+      <w:proofErr w:type="spellEnd"/>
+      <w:r>
+        <w:rPr>
+          <w:lang w:val="hu-HU"/>
+        </w:rPr>
+        <w:t xml:space="preserve"> </w:t>
+      </w:r>
+      <w:proofErr w:type="spellStart"/>
+      <w:r>
+        <w:rPr>
+          <w:lang w:val="hu-HU"/>
+        </w:rPr>
+        <w:t>min_offset</w:t>
+      </w:r>
+      <w:proofErr w:type="spellEnd"/>
+      <w:r>
+        <w:rPr>
+          <w:lang w:val="hu-HU"/>
+        </w:rPr>
+        <w:t xml:space="preserve"> 0020 </w:t>
+      </w:r>
+      <w:r>
+        <w:rPr>
+          <w:lang w:val="hu-HU"/>
+        </w:rPr>
+        <w:sym w:font="Wingdings" w:char="F0E0"/>
+      </w:r>
+      <w:r>
+        <w:rPr>
+          <w:lang w:val="hu-HU"/>
+        </w:rPr>
+        <w:t xml:space="preserve"> </w:t>
+      </w:r>
+      <w:proofErr w:type="spellStart"/>
+      <w:r>
+        <w:rPr>
+          <w:lang w:val="hu-HU"/>
+        </w:rPr>
+        <w:t>modify</w:t>
+      </w:r>
+      <w:proofErr w:type="spellEnd"/>
+      <w:r>
+        <w:rPr>
+          <w:lang w:val="hu-HU"/>
+        </w:rPr>
+        <w:t xml:space="preserve"> </w:t>
+      </w:r>
+      <w:proofErr w:type="spellStart"/>
+      <w:r>
+        <w:rPr>
+          <w:lang w:val="hu-HU"/>
+        </w:rPr>
+        <w:t>siren_cps</w:t>
+      </w:r>
+      <w:proofErr w:type="spellEnd"/>
+      <w:r>
+        <w:rPr>
+          <w:lang w:val="hu-HU"/>
+        </w:rPr>
+        <w:t xml:space="preserve"> 50 </w:t>
+      </w:r>
+      <w:r>
+        <w:rPr>
+          <w:lang w:val="hu-HU"/>
+        </w:rPr>
+        <w:sym w:font="Wingdings" w:char="F0E0"/>
+      </w:r>
+      <w:r>
+        <w:rPr>
+          <w:lang w:val="hu-HU"/>
+        </w:rPr>
+        <w:t xml:space="preserve"> </w:t>
+      </w:r>
+      <w:proofErr w:type="spellStart"/>
+      <w:r>
+        <w:rPr>
+          <w:lang w:val="hu-HU"/>
+        </w:rPr>
+        <w:t>enable</w:t>
+      </w:r>
+      <w:proofErr w:type="spellEnd"/>
+      <w:r>
+        <w:rPr>
+          <w:lang w:val="hu-HU"/>
+        </w:rPr>
+        <w:t xml:space="preserve"> </w:t>
+      </w:r>
+      <w:proofErr w:type="spellStart"/>
+      <w:r>
+        <w:rPr>
+          <w:lang w:val="hu-HU"/>
+        </w:rPr>
+        <w:t>cps_in</w:t>
+      </w:r>
+      <w:proofErr w:type="spellEnd"/>
+      <w:r>
+        <w:rPr>
+          <w:lang w:val="hu-HU"/>
+        </w:rPr>
+        <w:t xml:space="preserve"> </w:t>
+      </w:r>
+      <w:r>
+        <w:rPr>
+          <w:lang w:val="hu-HU"/>
+        </w:rPr>
+        <w:sym w:font="Wingdings" w:char="F0E0"/>
+      </w:r>
+      <w:r>
+        <w:rPr>
+          <w:lang w:val="hu-HU"/>
+        </w:rPr>
+        <w:t xml:space="preserve"> logout</w:t>
+      </w:r>
+    </w:p>
+    <w:p>
+      <w:pPr>
+        <w:pStyle w:val="Cmsor3"/>
+      </w:pPr>
+      <w:r>
+        <w:t>Példa üzembe helyezés</w:t>
+      </w:r>
+    </w:p>
+    <w:p>
+      <w:pPr>
+        <w:ind w:left="284"/>
+        <w:jc w:val="both"/>
+        <w:rPr>
+          <w:lang w:val="hu-HU"/>
+        </w:rPr>
+      </w:pPr>
+      <w:r>
+        <w:rPr>
+          <w:lang w:val="hu-HU"/>
+        </w:rPr>
+        <w:t xml:space="preserve">táp csatlakoztatása </w:t>
+      </w:r>
+      <w:r>
+        <w:rPr>
+          <w:lang w:val="hu-HU"/>
+        </w:rPr>
+        <w:sym w:font="Wingdings" w:char="F0E0"/>
+      </w:r>
+      <w:r>
+        <w:rPr>
+          <w:lang w:val="hu-HU"/>
+        </w:rPr>
+        <w:t xml:space="preserve"> USART-hoz csatlakozás </w:t>
+      </w:r>
+      <w:r>
+        <w:rPr>
+          <w:lang w:val="hu-HU"/>
+        </w:rPr>
+        <w:sym w:font="Wingdings" w:char="F0E0"/>
+      </w:r>
+      <w:r>
+        <w:rPr>
+          <w:lang w:val="hu-HU"/>
+        </w:rPr>
+        <w:t xml:space="preserve"> mA kimenet tartományának beállítása 5 és 1029 közé</w:t>
+      </w:r>
+      <w:r>
+        <w:rPr>
+          <w:lang w:val="hu-HU"/>
+        </w:rPr>
+        <w:sym w:font="Wingdings" w:char="F0E0"/>
+      </w:r>
+      <w:r>
+        <w:rPr>
+          <w:lang w:val="hu-HU"/>
+        </w:rPr>
+        <w:t xml:space="preserve"> DAC </w:t>
+      </w:r>
+      <w:proofErr w:type="spellStart"/>
+      <w:r>
+        <w:rPr>
+          <w:lang w:val="hu-HU"/>
+        </w:rPr>
+        <w:t>offset</w:t>
+      </w:r>
+      <w:proofErr w:type="spellEnd"/>
+      <w:r>
+        <w:rPr>
+          <w:lang w:val="hu-HU"/>
+        </w:rPr>
+        <w:t xml:space="preserve"> beállítása, hogy a 4 mA 0.02V legyen </w:t>
+      </w:r>
+      <w:r>
+        <w:rPr>
+          <w:lang w:val="hu-HU"/>
+        </w:rPr>
+        <w:sym w:font="Wingdings" w:char="F0E0"/>
+      </w:r>
+      <w:r>
+        <w:rPr>
+          <w:lang w:val="hu-HU"/>
+        </w:rPr>
+        <w:t xml:space="preserve"> sziréna határának beállítása 50-re </w:t>
+      </w:r>
+      <w:r>
+        <w:rPr>
+          <w:lang w:val="hu-HU"/>
+        </w:rPr>
+        <w:sym w:font="Wingdings" w:char="F0E0"/>
+      </w:r>
+      <w:r>
+        <w:rPr>
+          <w:lang w:val="hu-HU"/>
+        </w:rPr>
+        <w:t xml:space="preserve"> beütésszámláló engedélyezése</w:t>
+      </w:r>
+    </w:p>
+    <w:p>
+      <w:pPr>
+        <w:ind w:left="284"/>
+        <w:jc w:val="both"/>
+        <w:rPr>
+          <w:lang w:val="hu-HU"/>
+        </w:rPr>
+      </w:pPr>
+      <w:proofErr w:type="spellStart"/>
+      <w:r>
+        <w:rPr>
+          <w:lang w:val="hu-HU"/>
+        </w:rPr>
+        <w:t>usb</w:t>
+      </w:r>
+      <w:proofErr w:type="spellEnd"/>
+      <w:r>
+        <w:rPr>
+          <w:lang w:val="hu-HU"/>
+        </w:rPr>
+        <w:t xml:space="preserve"> csatlakoztatása </w:t>
+      </w:r>
+      <w:r>
+        <w:rPr>
+          <w:lang w:val="hu-HU"/>
+        </w:rPr>
+        <w:sym w:font="Wingdings" w:char="F0E0"/>
+      </w:r>
+      <w:r>
+        <w:rPr>
+          <w:lang w:val="hu-HU"/>
+        </w:rPr>
+        <w:t xml:space="preserve"> login </w:t>
+      </w:r>
+      <w:r>
+        <w:rPr>
+          <w:lang w:val="hu-HU"/>
+        </w:rPr>
+        <w:sym w:font="Wingdings" w:char="F0E0"/>
+      </w:r>
+      <w:r>
+        <w:rPr>
+          <w:lang w:val="hu-HU"/>
+        </w:rPr>
+        <w:t xml:space="preserve"> </w:t>
+      </w:r>
+      <w:proofErr w:type="spellStart"/>
+      <w:r>
+        <w:rPr>
+          <w:lang w:val="hu-HU"/>
+        </w:rPr>
+        <w:t>modify</w:t>
+      </w:r>
+      <w:proofErr w:type="spellEnd"/>
+      <w:r>
+        <w:rPr>
+          <w:lang w:val="hu-HU"/>
+        </w:rPr>
+        <w:t xml:space="preserve"> </w:t>
+      </w:r>
+      <w:proofErr w:type="spellStart"/>
+      <w:r>
+        <w:rPr>
+          <w:lang w:val="hu-HU"/>
+        </w:rPr>
+        <w:t>min_ma_cps</w:t>
+      </w:r>
+      <w:proofErr w:type="spellEnd"/>
+      <w:r>
+        <w:rPr>
+          <w:lang w:val="hu-HU"/>
+        </w:rPr>
+        <w:t xml:space="preserve"> 5 ENTER </w:t>
+      </w:r>
+      <w:proofErr w:type="spellStart"/>
+      <w:r>
+        <w:rPr>
+          <w:lang w:val="hu-HU"/>
+        </w:rPr>
+        <w:t>modify</w:t>
+      </w:r>
+      <w:proofErr w:type="spellEnd"/>
+      <w:r>
+        <w:rPr>
+          <w:lang w:val="hu-HU"/>
+        </w:rPr>
+        <w:t xml:space="preserve"> </w:t>
+      </w:r>
+      <w:proofErr w:type="spellStart"/>
+      <w:r>
+        <w:rPr>
+          <w:lang w:val="hu-HU"/>
+        </w:rPr>
+        <w:t>max_ma_cps</w:t>
+      </w:r>
+      <w:proofErr w:type="spellEnd"/>
+      <w:r>
+        <w:rPr>
+          <w:lang w:val="hu-HU"/>
+        </w:rPr>
+        <w:t xml:space="preserve"> 1029 </w:t>
+      </w:r>
+      <w:r>
+        <w:rPr>
+          <w:lang w:val="hu-HU"/>
+        </w:rPr>
+        <w:sym w:font="Wingdings" w:char="F0E0"/>
+      </w:r>
+      <w:r>
+        <w:rPr>
+          <w:lang w:val="hu-HU"/>
+        </w:rPr>
+        <w:t xml:space="preserve"> </w:t>
+      </w:r>
+      <w:proofErr w:type="spellStart"/>
+      <w:r>
+        <w:rPr>
+          <w:lang w:val="hu-HU"/>
+        </w:rPr>
+        <w:t>modify</w:t>
+      </w:r>
+      <w:proofErr w:type="spellEnd"/>
+      <w:r>
+        <w:rPr>
+          <w:lang w:val="hu-HU"/>
+        </w:rPr>
+        <w:t xml:space="preserve"> </w:t>
+      </w:r>
+      <w:proofErr w:type="spellStart"/>
+      <w:r>
+        <w:rPr>
+          <w:lang w:val="hu-HU"/>
+        </w:rPr>
+        <w:t>min_offset</w:t>
+      </w:r>
+      <w:proofErr w:type="spellEnd"/>
+      <w:r>
+        <w:rPr>
+          <w:lang w:val="hu-HU"/>
+        </w:rPr>
+        <w:t xml:space="preserve"> 0020 </w:t>
+      </w:r>
+      <w:r>
+        <w:rPr>
+          <w:lang w:val="hu-HU"/>
+        </w:rPr>
+        <w:sym w:font="Wingdings" w:char="F0E0"/>
+      </w:r>
+      <w:r>
+        <w:rPr>
+          <w:lang w:val="hu-HU"/>
+        </w:rPr>
+        <w:t xml:space="preserve"> </w:t>
+      </w:r>
+      <w:proofErr w:type="spellStart"/>
+      <w:r>
+        <w:rPr>
+          <w:lang w:val="hu-HU"/>
+        </w:rPr>
+        <w:t>modify</w:t>
+      </w:r>
+      <w:proofErr w:type="spellEnd"/>
+      <w:r>
+        <w:rPr>
+          <w:lang w:val="hu-HU"/>
+        </w:rPr>
+        <w:t xml:space="preserve"> </w:t>
+      </w:r>
+      <w:proofErr w:type="spellStart"/>
+      <w:r>
+        <w:rPr>
+          <w:lang w:val="hu-HU"/>
+        </w:rPr>
+        <w:t>siren_cps</w:t>
+      </w:r>
+      <w:proofErr w:type="spellEnd"/>
+      <w:r>
+        <w:rPr>
+          <w:lang w:val="hu-HU"/>
+        </w:rPr>
+        <w:t xml:space="preserve"> 50 </w:t>
+      </w:r>
+      <w:r>
+        <w:rPr>
+          <w:lang w:val="hu-HU"/>
+        </w:rPr>
+        <w:sym w:font="Wingdings" w:char="F0E0"/>
+      </w:r>
+      <w:r>
+        <w:rPr>
+          <w:lang w:val="hu-HU"/>
+        </w:rPr>
+        <w:t xml:space="preserve"> </w:t>
+      </w:r>
+      <w:proofErr w:type="spellStart"/>
+      <w:r>
+        <w:rPr>
+          <w:lang w:val="hu-HU"/>
+        </w:rPr>
+        <w:t>enable</w:t>
+      </w:r>
+      <w:proofErr w:type="spellEnd"/>
+      <w:r>
+        <w:rPr>
+          <w:lang w:val="hu-HU"/>
+        </w:rPr>
+        <w:t xml:space="preserve"> </w:t>
+      </w:r>
+      <w:proofErr w:type="spellStart"/>
+      <w:r>
+        <w:rPr>
+          <w:lang w:val="hu-HU"/>
+        </w:rPr>
+        <w:t>cps_in</w:t>
+      </w:r>
+      <w:proofErr w:type="spellEnd"/>
     </w:p>
     <w:sectPr>
       <w:type w:val="continuous"/>
       <w:pgSz w:w="11906" w:h="16838"/>
-      <w:pgMar w:top="1440" w:right="1440" w:bottom="1440" w:left="1440" w:header="708" w:footer="708" w:gutter="0"/>
+      <w:pgMar w:top="720" w:right="720" w:bottom="720" w:left="720" w:header="708" w:footer="708" w:gutter="0"/>
       <w:cols w:space="708"/>
       <w:docGrid w:linePitch="360"/>
     </w:sectPr>
@@ -1836,6 +2640,84 @@
 </w:endnotes>
 </file>
 
+<file path=word/footer1.xml><?xml version="1.0" encoding="utf-8"?>
+<w:ftr xmlns:wpc="http://schemas.microsoft.com/office/word/2010/wordprocessingCanvas" xmlns:cx="http://schemas.microsoft.com/office/drawing/2014/chartex" xmlns:cx1="http://schemas.microsoft.com/office/drawing/2015/9/8/chartex" xmlns:cx2="http://schemas.microsoft.com/office/drawing/2015/10/21/chartex" xmlns:cx3="http://schemas.microsoft.com/office/drawing/2016/5/9/chartex" xmlns:cx4="http://schemas.microsoft.com/office/drawing/2016/5/10/chartex" xmlns:cx5="http://schemas.microsoft.com/office/drawing/2016/5/11/chartex" xmlns:cx6="http://schemas.microsoft.com/office/drawing/2016/5/12/chartex" xmlns:cx7="http://schemas.microsoft.com/office/drawing/2016/5/13/chartex" xmlns:cx8="http://schemas.microsoft.com/office/drawing/2016/5/14/chartex" xmlns:mc="http://schemas.openxmlformats.org/markup-compatibility/2006" xmlns:aink="http://schemas.microsoft.com/office/drawing/2016/ink" xmlns:am3d="http://schemas.microsoft.com/office/drawing/2017/model3d" xmlns:o="urn:schemas-microsoft-com:office:office" xmlns:oel="http://schemas.microsoft.com/office/2019/extlst" xmlns:r="http://schemas.openxmlformats.org/officeDocument/2006/relationships" xmlns:m="http://schemas.openxmlformats.org/officeDocument/2006/math" xmlns:v="urn:schemas-microsoft-com:vml" xmlns:wp14="http://schemas.microsoft.com/office/word/2010/wordprocessingDrawing" xmlns:wp="http://schemas.openxmlformats.org/drawingml/2006/wordprocessingDrawing" xmlns:w10="urn:schemas-microsoft-com:office:word" xmlns:w="http://schemas.openxmlformats.org/wordprocessingml/2006/main" xmlns:w14="http://schemas.microsoft.com/office/word/2010/wordml" xmlns:w15="http://schemas.microsoft.com/office/word/2012/wordml" xmlns:w16cex="http://schemas.microsoft.com/office/word/2018/wordml/cex" xmlns:w16cid="http://schemas.microsoft.com/office/word/2016/wordml/cid" xmlns:w16="http://schemas.microsoft.com/office/word/2018/wordml" xmlns:w16du="http://schemas.microsoft.com/office/word/2023/wordml/word16du" xmlns:w16sdtdh="http://schemas.microsoft.com/office/word/2020/wordml/sdtdatahash" xmlns:w16sdtfl="http://schemas.microsoft.com/office/word/2024/wordml/sdtformatlock" xmlns:w16se="http://schemas.microsoft.com/office/word/2015/wordml/symex" xmlns:wpg="http://schemas.microsoft.com/office/word/2010/wordprocessingGroup" xmlns:wpi="http://schemas.microsoft.com/office/word/2010/wordprocessingInk" xmlns:wne="http://schemas.microsoft.com/office/word/2006/wordml" xmlns:wps="http://schemas.microsoft.com/office/word/2010/wordprocessingShape" mc:Ignorable="w14 w15 w16se w16cid w16 w16cex w16sdtdh w16sdtfl w16du wp14">
+  <w:sdt>
+    <w:sdtPr>
+      <w:id w:val="779379158"/>
+      <w:docPartObj>
+        <w:docPartGallery w:val="Page Numbers (Bottom of Page)"/>
+        <w:docPartUnique/>
+      </w:docPartObj>
+    </w:sdtPr>
+    <w:sdtContent>
+      <w:p>
+        <w:pPr>
+          <w:pStyle w:val="llb"/>
+        </w:pPr>
+        <w:r>
+          <w:fldChar w:fldCharType="begin"/>
+        </w:r>
+        <w:r>
+          <w:instrText>PAGE   \* MERGEFORMAT</w:instrText>
+        </w:r>
+        <w:r>
+          <w:fldChar w:fldCharType="separate"/>
+        </w:r>
+        <w:r>
+          <w:rPr>
+            <w:lang w:val="hu-HU"/>
+          </w:rPr>
+          <w:t>2</w:t>
+        </w:r>
+        <w:r>
+          <w:fldChar w:fldCharType="end"/>
+        </w:r>
+      </w:p>
+    </w:sdtContent>
+  </w:sdt>
+</w:ftr>
+</file>
+
+<file path=word/footer2.xml><?xml version="1.0" encoding="utf-8"?>
+<w:ftr xmlns:wpc="http://schemas.microsoft.com/office/word/2010/wordprocessingCanvas" xmlns:cx="http://schemas.microsoft.com/office/drawing/2014/chartex" xmlns:cx1="http://schemas.microsoft.com/office/drawing/2015/9/8/chartex" xmlns:cx2="http://schemas.microsoft.com/office/drawing/2015/10/21/chartex" xmlns:cx3="http://schemas.microsoft.com/office/drawing/2016/5/9/chartex" xmlns:cx4="http://schemas.microsoft.com/office/drawing/2016/5/10/chartex" xmlns:cx5="http://schemas.microsoft.com/office/drawing/2016/5/11/chartex" xmlns:cx6="http://schemas.microsoft.com/office/drawing/2016/5/12/chartex" xmlns:cx7="http://schemas.microsoft.com/office/drawing/2016/5/13/chartex" xmlns:cx8="http://schemas.microsoft.com/office/drawing/2016/5/14/chartex" xmlns:mc="http://schemas.openxmlformats.org/markup-compatibility/2006" xmlns:aink="http://schemas.microsoft.com/office/drawing/2016/ink" xmlns:am3d="http://schemas.microsoft.com/office/drawing/2017/model3d" xmlns:o="urn:schemas-microsoft-com:office:office" xmlns:oel="http://schemas.microsoft.com/office/2019/extlst" xmlns:r="http://schemas.openxmlformats.org/officeDocument/2006/relationships" xmlns:m="http://schemas.openxmlformats.org/officeDocument/2006/math" xmlns:v="urn:schemas-microsoft-com:vml" xmlns:wp14="http://schemas.microsoft.com/office/word/2010/wordprocessingDrawing" xmlns:wp="http://schemas.openxmlformats.org/drawingml/2006/wordprocessingDrawing" xmlns:w10="urn:schemas-microsoft-com:office:word" xmlns:w="http://schemas.openxmlformats.org/wordprocessingml/2006/main" xmlns:w14="http://schemas.microsoft.com/office/word/2010/wordml" xmlns:w15="http://schemas.microsoft.com/office/word/2012/wordml" xmlns:w16cex="http://schemas.microsoft.com/office/word/2018/wordml/cex" xmlns:w16cid="http://schemas.microsoft.com/office/word/2016/wordml/cid" xmlns:w16="http://schemas.microsoft.com/office/word/2018/wordml" xmlns:w16du="http://schemas.microsoft.com/office/word/2023/wordml/word16du" xmlns:w16sdtdh="http://schemas.microsoft.com/office/word/2020/wordml/sdtdatahash" xmlns:w16sdtfl="http://schemas.microsoft.com/office/word/2024/wordml/sdtformatlock" xmlns:w16se="http://schemas.microsoft.com/office/word/2015/wordml/symex" xmlns:wpg="http://schemas.microsoft.com/office/word/2010/wordprocessingGroup" xmlns:wpi="http://schemas.microsoft.com/office/word/2010/wordprocessingInk" xmlns:wne="http://schemas.microsoft.com/office/word/2006/wordml" xmlns:wps="http://schemas.microsoft.com/office/word/2010/wordprocessingShape" mc:Ignorable="w14 w15 w16se w16cid w16 w16cex w16sdtdh w16sdtfl w16du wp14">
+  <w:sdt>
+    <w:sdtPr>
+      <w:id w:val="408585843"/>
+      <w:docPartObj>
+        <w:docPartGallery w:val="Page Numbers (Bottom of Page)"/>
+        <w:docPartUnique/>
+      </w:docPartObj>
+    </w:sdtPr>
+    <w:sdtContent>
+      <w:p>
+        <w:pPr>
+          <w:pStyle w:val="llb"/>
+        </w:pPr>
+        <w:r>
+          <w:fldChar w:fldCharType="begin"/>
+        </w:r>
+        <w:r>
+          <w:instrText>PAGE   \* MERGEFORMAT</w:instrText>
+        </w:r>
+        <w:r>
+          <w:fldChar w:fldCharType="separate"/>
+        </w:r>
+        <w:r>
+          <w:rPr>
+            <w:lang w:val="hu-HU"/>
+          </w:rPr>
+          <w:t>2</w:t>
+        </w:r>
+        <w:r>
+          <w:fldChar w:fldCharType="end"/>
+        </w:r>
+      </w:p>
+    </w:sdtContent>
+  </w:sdt>
+</w:ftr>
+</file>
+
 <file path=word/footnotes.xml><?xml version="1.0" encoding="utf-8"?>
 <w:footnotes xmlns:wpc="http://schemas.microsoft.com/office/word/2010/wordprocessingCanvas" xmlns:cx="http://schemas.microsoft.com/office/drawing/2014/chartex" xmlns:cx1="http://schemas.microsoft.com/office/drawing/2015/9/8/chartex" xmlns:cx2="http://schemas.microsoft.com/office/drawing/2015/10/21/chartex" xmlns:cx3="http://schemas.microsoft.com/office/drawing/2016/5/9/chartex" xmlns:cx4="http://schemas.microsoft.com/office/drawing/2016/5/10/chartex" xmlns:cx5="http://schemas.microsoft.com/office/drawing/2016/5/11/chartex" xmlns:cx6="http://schemas.microsoft.com/office/drawing/2016/5/12/chartex" xmlns:cx7="http://schemas.microsoft.com/office/drawing/2016/5/13/chartex" xmlns:cx8="http://schemas.microsoft.com/office/drawing/2016/5/14/chartex" xmlns:mc="http://schemas.openxmlformats.org/markup-compatibility/2006" xmlns:aink="http://schemas.microsoft.com/office/drawing/2016/ink" xmlns:am3d="http://schemas.microsoft.com/office/drawing/2017/model3d" xmlns:o="urn:schemas-microsoft-com:office:office" xmlns:oel="http://schemas.microsoft.com/office/2019/extlst" xmlns:r="http://schemas.openxmlformats.org/officeDocument/2006/relationships" xmlns:m="http://schemas.openxmlformats.org/officeDocument/2006/math" xmlns:v="urn:schemas-microsoft-com:vml" xmlns:wp14="http://schemas.microsoft.com/office/word/2010/wordprocessingDrawing" xmlns:wp="http://schemas.openxmlformats.org/drawingml/2006/wordprocessingDrawing" xmlns:w10="urn:schemas-microsoft-com:office:word" xmlns:w="http://schemas.openxmlformats.org/wordprocessingml/2006/main" xmlns:w14="http://schemas.microsoft.com/office/word/2010/wordml" xmlns:w15="http://schemas.microsoft.com/office/word/2012/wordml" xmlns:w16cex="http://schemas.microsoft.com/office/word/2018/wordml/cex" xmlns:w16cid="http://schemas.microsoft.com/office/word/2016/wordml/cid" xmlns:w16="http://schemas.microsoft.com/office/word/2018/wordml" xmlns:w16du="http://schemas.microsoft.com/office/word/2023/wordml/word16du" xmlns:w16sdtdh="http://schemas.microsoft.com/office/word/2020/wordml/sdtdatahash" xmlns:w16sdtfl="http://schemas.microsoft.com/office/word/2024/wordml/sdtformatlock" xmlns:w16se="http://schemas.microsoft.com/office/word/2015/wordml/symex" xmlns:wpg="http://schemas.microsoft.com/office/word/2010/wordprocessingGroup" xmlns:wpi="http://schemas.microsoft.com/office/word/2010/wordprocessingInk" xmlns:wne="http://schemas.microsoft.com/office/word/2006/wordml" xmlns:wps="http://schemas.microsoft.com/office/word/2010/wordprocessingShape" mc:Ignorable="w14 w15 w16se w16cid w16 w16cex w16sdtdh w16sdtfl w16du wp14">
   <w:footnote w:type="separator" w:id="-1">
@@ -1853,6 +2735,55 @@
     </w:p>
   </w:footnote>
 </w:footnotes>
+</file>
+
+<file path=word/header1.xml><?xml version="1.0" encoding="utf-8"?>
+<w:hdr xmlns:wpc="http://schemas.microsoft.com/office/word/2010/wordprocessingCanvas" xmlns:cx="http://schemas.microsoft.com/office/drawing/2014/chartex" xmlns:cx1="http://schemas.microsoft.com/office/drawing/2015/9/8/chartex" xmlns:cx2="http://schemas.microsoft.com/office/drawing/2015/10/21/chartex" xmlns:cx3="http://schemas.microsoft.com/office/drawing/2016/5/9/chartex" xmlns:cx4="http://schemas.microsoft.com/office/drawing/2016/5/10/chartex" xmlns:cx5="http://schemas.microsoft.com/office/drawing/2016/5/11/chartex" xmlns:cx6="http://schemas.microsoft.com/office/drawing/2016/5/12/chartex" xmlns:cx7="http://schemas.microsoft.com/office/drawing/2016/5/13/chartex" xmlns:cx8="http://schemas.microsoft.com/office/drawing/2016/5/14/chartex" xmlns:mc="http://schemas.openxmlformats.org/markup-compatibility/2006" xmlns:aink="http://schemas.microsoft.com/office/drawing/2016/ink" xmlns:am3d="http://schemas.microsoft.com/office/drawing/2017/model3d" xmlns:o="urn:schemas-microsoft-com:office:office" xmlns:oel="http://schemas.microsoft.com/office/2019/extlst" xmlns:r="http://schemas.openxmlformats.org/officeDocument/2006/relationships" xmlns:m="http://schemas.openxmlformats.org/officeDocument/2006/math" xmlns:v="urn:schemas-microsoft-com:vml" xmlns:wp14="http://schemas.microsoft.com/office/word/2010/wordprocessingDrawing" xmlns:wp="http://schemas.openxmlformats.org/drawingml/2006/wordprocessingDrawing" xmlns:w10="urn:schemas-microsoft-com:office:word" xmlns:w="http://schemas.openxmlformats.org/wordprocessingml/2006/main" xmlns:w14="http://schemas.microsoft.com/office/word/2010/wordml" xmlns:w15="http://schemas.microsoft.com/office/word/2012/wordml" xmlns:w16cex="http://schemas.microsoft.com/office/word/2018/wordml/cex" xmlns:w16cid="http://schemas.microsoft.com/office/word/2016/wordml/cid" xmlns:w16="http://schemas.microsoft.com/office/word/2018/wordml" xmlns:w16du="http://schemas.microsoft.com/office/word/2023/wordml/word16du" xmlns:w16sdtdh="http://schemas.microsoft.com/office/word/2020/wordml/sdtdatahash" xmlns:w16sdtfl="http://schemas.microsoft.com/office/word/2024/wordml/sdtformatlock" xmlns:w16se="http://schemas.microsoft.com/office/word/2015/wordml/symex" xmlns:wpg="http://schemas.microsoft.com/office/word/2010/wordprocessingGroup" xmlns:wpi="http://schemas.microsoft.com/office/word/2010/wordprocessingInk" xmlns:wne="http://schemas.microsoft.com/office/word/2006/wordml" xmlns:wps="http://schemas.microsoft.com/office/word/2010/wordprocessingShape" mc:Ignorable="w14 w15 w16se w16cid w16 w16cex w16sdtdh w16sdtfl w16du wp14">
+  <w:p>
+    <w:pPr>
+      <w:pStyle w:val="lfej"/>
+      <w:jc w:val="right"/>
+      <w:rPr>
+        <w:i/>
+        <w:iCs/>
+        <w:sz w:val="22"/>
+        <w:szCs w:val="22"/>
+      </w:rPr>
+    </w:pPr>
+    <w:r>
+      <w:rPr>
+        <w:i/>
+        <w:iCs/>
+        <w:sz w:val="22"/>
+        <w:szCs w:val="22"/>
+        <w:lang w:val="hu-HU"/>
+      </w:rPr>
+      <w:t xml:space="preserve">GM-csöves detektor – </w:t>
+    </w:r>
+    <w:proofErr w:type="spellStart"/>
+    <w:r>
+      <w:rPr>
+        <w:i/>
+        <w:iCs/>
+        <w:sz w:val="22"/>
+        <w:szCs w:val="22"/>
+        <w:lang w:val="hu-HU"/>
+      </w:rPr>
+      <w:t>Tekes</w:t>
+    </w:r>
+    <w:proofErr w:type="spellEnd"/>
+    <w:r>
+      <w:rPr>
+        <w:i/>
+        <w:iCs/>
+        <w:sz w:val="22"/>
+        <w:szCs w:val="22"/>
+        <w:lang w:val="hu-HU"/>
+      </w:rPr>
+      <w:t xml:space="preserve"> János, Tálos Gergő</w:t>
+    </w:r>
+  </w:p>
+</w:hdr>
 </file>
 
 <file path=word/numbering.xml><?xml version="1.0" encoding="utf-8"?>
@@ -3680,6 +4611,54 @@
       <w:vertAlign w:val="superscript"/>
     </w:rPr>
   </w:style>
+  <w:style w:type="paragraph" w:styleId="lfej">
+    <w:name w:val="header"/>
+    <w:basedOn w:val="Norml"/>
+    <w:link w:val="lfejChar"/>
+    <w:uiPriority w:val="99"/>
+    <w:unhideWhenUsed/>
+    <w:rsid w:val="00F9076B"/>
+    <w:pPr>
+      <w:tabs>
+        <w:tab w:val="center" w:pos="4513"/>
+        <w:tab w:val="right" w:pos="9026"/>
+      </w:tabs>
+    </w:pPr>
+  </w:style>
+  <w:style w:type="character" w:customStyle="1" w:styleId="lfejChar">
+    <w:name w:val="Élőfej Char"/>
+    <w:basedOn w:val="Bekezdsalapbettpusa"/>
+    <w:link w:val="lfej"/>
+    <w:uiPriority w:val="99"/>
+    <w:rsid w:val="00F9076B"/>
+    <w:rPr>
+      <w:rFonts w:ascii="Garamond" w:hAnsi="Garamond"/>
+    </w:rPr>
+  </w:style>
+  <w:style w:type="paragraph" w:styleId="llb">
+    <w:name w:val="footer"/>
+    <w:basedOn w:val="Norml"/>
+    <w:link w:val="llbChar"/>
+    <w:uiPriority w:val="99"/>
+    <w:unhideWhenUsed/>
+    <w:rsid w:val="00F9076B"/>
+    <w:pPr>
+      <w:tabs>
+        <w:tab w:val="center" w:pos="4513"/>
+        <w:tab w:val="right" w:pos="9026"/>
+      </w:tabs>
+    </w:pPr>
+  </w:style>
+  <w:style w:type="character" w:customStyle="1" w:styleId="llbChar">
+    <w:name w:val="Élőláb Char"/>
+    <w:basedOn w:val="Bekezdsalapbettpusa"/>
+    <w:link w:val="llb"/>
+    <w:uiPriority w:val="99"/>
+    <w:rsid w:val="00F9076B"/>
+    <w:rPr>
+      <w:rFonts w:ascii="Garamond" w:hAnsi="Garamond"/>
+    </w:rPr>
+  </w:style>
 </w:styles>
 </file>
 

--- a/DOC/NukElk_User-doc.docx
+++ b/DOC/NukElk_User-doc.docx
@@ -1179,14 +1179,7 @@
         <w:rPr>
           <w:lang w:val="hu-HU"/>
         </w:rPr>
-        <w:t xml:space="preserve">-1 </w:t>
-      </w:r>
-      <w:proofErr w:type="gramStart"/>
-      <w:r>
-        <w:rPr>
-          <w:lang w:val="hu-HU"/>
-        </w:rPr>
-        <w:t xml:space="preserve">&lt; </w:t>
+        <w:t xml:space="preserve">-1 &lt; </w:t>
       </w:r>
       <w:proofErr w:type="spellStart"/>
       <w:r>
@@ -1196,7 +1189,6 @@
         <w:t>num</w:t>
       </w:r>
       <w:proofErr w:type="spellEnd"/>
-      <w:proofErr w:type="gramEnd"/>
       <w:r>
         <w:rPr>
           <w:lang w:val="hu-HU"/>
@@ -1234,14 +1226,7 @@
         <w:rPr>
           <w:lang w:val="hu-HU"/>
         </w:rPr>
-        <w:t xml:space="preserve"> (-1 </w:t>
-      </w:r>
-      <w:proofErr w:type="gramStart"/>
-      <w:r>
-        <w:rPr>
-          <w:lang w:val="hu-HU"/>
-        </w:rPr>
-        <w:t xml:space="preserve">&lt; </w:t>
+        <w:t xml:space="preserve"> (-1 &lt; </w:t>
       </w:r>
       <w:proofErr w:type="spellStart"/>
       <w:r>
@@ -1251,33 +1236,18 @@
         <w:t>num</w:t>
       </w:r>
       <w:proofErr w:type="spellEnd"/>
-      <w:proofErr w:type="gramEnd"/>
-      <w:r>
-        <w:rPr>
-          <w:lang w:val="hu-HU"/>
-        </w:rPr>
-        <w:t xml:space="preserve"> </w:t>
-      </w:r>
-      <w:proofErr w:type="gramStart"/>
-      <w:r>
-        <w:rPr>
-          <w:lang w:val="hu-HU"/>
-        </w:rPr>
-        <w:t xml:space="preserve">&lt; </w:t>
-      </w:r>
-      <w:proofErr w:type="spellStart"/>
-      <w:r>
-        <w:rPr>
-          <w:lang w:val="hu-HU"/>
-        </w:rPr>
-        <w:t>max</w:t>
-      </w:r>
-      <w:proofErr w:type="gramEnd"/>
-      <w:r>
-        <w:rPr>
-          <w:lang w:val="hu-HU"/>
-        </w:rPr>
-        <w:t>_ma_cps</w:t>
+      <w:r>
+        <w:rPr>
+          <w:lang w:val="hu-HU"/>
+        </w:rPr>
+        <w:t xml:space="preserve"> &lt; </w:t>
+      </w:r>
+      <w:proofErr w:type="spellStart"/>
+      <w:r>
+        <w:rPr>
+          <w:lang w:val="hu-HU"/>
+        </w:rPr>
+        <w:t>max_ma_cps</w:t>
       </w:r>
       <w:proofErr w:type="spellEnd"/>
       <w:r>
@@ -1329,42 +1299,21 @@
         <w:rPr>
           <w:lang w:val="hu-HU"/>
         </w:rPr>
-        <w:t xml:space="preserve"> (-1 </w:t>
-      </w:r>
-      <w:proofErr w:type="gramStart"/>
-      <w:r>
-        <w:rPr>
-          <w:lang w:val="hu-HU"/>
-        </w:rPr>
-        <w:t xml:space="preserve">&lt; </w:t>
-      </w:r>
-      <w:proofErr w:type="spellStart"/>
-      <w:r>
-        <w:rPr>
-          <w:lang w:val="hu-HU"/>
-        </w:rPr>
-        <w:t>min</w:t>
-      </w:r>
-      <w:proofErr w:type="gramEnd"/>
-      <w:r>
-        <w:rPr>
-          <w:lang w:val="hu-HU"/>
-        </w:rPr>
-        <w:t>_ma_cps</w:t>
-      </w:r>
-      <w:proofErr w:type="spellEnd"/>
-      <w:r>
-        <w:rPr>
-          <w:lang w:val="hu-HU"/>
-        </w:rPr>
-        <w:t xml:space="preserve"> </w:t>
-      </w:r>
-      <w:proofErr w:type="gramStart"/>
-      <w:r>
-        <w:rPr>
-          <w:lang w:val="hu-HU"/>
-        </w:rPr>
-        <w:t xml:space="preserve">&lt; </w:t>
+        <w:t xml:space="preserve"> (-1 &lt; </w:t>
+      </w:r>
+      <w:proofErr w:type="spellStart"/>
+      <w:r>
+        <w:rPr>
+          <w:lang w:val="hu-HU"/>
+        </w:rPr>
+        <w:t>min_ma_cps</w:t>
+      </w:r>
+      <w:proofErr w:type="spellEnd"/>
+      <w:r>
+        <w:rPr>
+          <w:lang w:val="hu-HU"/>
+        </w:rPr>
+        <w:t xml:space="preserve"> &lt; </w:t>
       </w:r>
       <w:proofErr w:type="spellStart"/>
       <w:r>
@@ -1374,7 +1323,6 @@
         <w:t>num</w:t>
       </w:r>
       <w:proofErr w:type="spellEnd"/>
-      <w:proofErr w:type="gramEnd"/>
       <w:r>
         <w:rPr>
           <w:lang w:val="hu-HU"/>
@@ -1418,14 +1366,7 @@
         <w:rPr>
           <w:lang w:val="hu-HU"/>
         </w:rPr>
-        <w:t xml:space="preserve">(-1 </w:t>
-      </w:r>
-      <w:proofErr w:type="gramStart"/>
-      <w:r>
-        <w:rPr>
-          <w:lang w:val="hu-HU"/>
-        </w:rPr>
-        <w:t xml:space="preserve">&lt; </w:t>
+        <w:t xml:space="preserve">(-1 &lt; </w:t>
       </w:r>
       <w:proofErr w:type="spellStart"/>
       <w:r>
@@ -1435,19 +1376,11 @@
         <w:t>num</w:t>
       </w:r>
       <w:proofErr w:type="spellEnd"/>
-      <w:proofErr w:type="gramEnd"/>
-      <w:r>
-        <w:rPr>
-          <w:lang w:val="hu-HU"/>
-        </w:rPr>
-        <w:t xml:space="preserve"> </w:t>
-      </w:r>
-      <w:proofErr w:type="gramStart"/>
-      <w:r>
-        <w:rPr>
-          <w:lang w:val="hu-HU"/>
-        </w:rPr>
-        <w:t xml:space="preserve">&lt; </w:t>
+      <w:r>
+        <w:rPr>
+          <w:lang w:val="hu-HU"/>
+        </w:rPr>
+        <w:t xml:space="preserve"> &lt; </w:t>
       </w:r>
       <w:r>
         <w:rPr>
@@ -1455,7 +1388,6 @@
         </w:rPr>
         <w:t>1024</w:t>
       </w:r>
-      <w:proofErr w:type="gramEnd"/>
       <w:r>
         <w:rPr>
           <w:lang w:val="hu-HU"/>
@@ -1499,14 +1431,7 @@
         <w:rPr>
           <w:lang w:val="hu-HU"/>
         </w:rPr>
-        <w:t xml:space="preserve">(-1 </w:t>
-      </w:r>
-      <w:proofErr w:type="gramStart"/>
-      <w:r>
-        <w:rPr>
-          <w:lang w:val="hu-HU"/>
-        </w:rPr>
-        <w:t xml:space="preserve">&lt; </w:t>
+        <w:t xml:space="preserve">(-1 &lt; </w:t>
       </w:r>
       <w:proofErr w:type="spellStart"/>
       <w:r>
@@ -1516,19 +1441,11 @@
         <w:t>num</w:t>
       </w:r>
       <w:proofErr w:type="spellEnd"/>
-      <w:proofErr w:type="gramEnd"/>
-      <w:r>
-        <w:rPr>
-          <w:lang w:val="hu-HU"/>
-        </w:rPr>
-        <w:t xml:space="preserve"> </w:t>
-      </w:r>
-      <w:proofErr w:type="gramStart"/>
-      <w:r>
-        <w:rPr>
-          <w:lang w:val="hu-HU"/>
-        </w:rPr>
-        <w:t xml:space="preserve">&lt; </w:t>
+      <w:r>
+        <w:rPr>
+          <w:lang w:val="hu-HU"/>
+        </w:rPr>
+        <w:t xml:space="preserve"> &lt; </w:t>
       </w:r>
       <w:r>
         <w:rPr>
@@ -1542,7 +1459,6 @@
         </w:rPr>
         <w:t>300</w:t>
       </w:r>
-      <w:proofErr w:type="gramEnd"/>
       <w:r>
         <w:rPr>
           <w:lang w:val="hu-HU"/>
@@ -1598,14 +1514,7 @@
         <w:rPr>
           <w:lang w:val="hu-HU"/>
         </w:rPr>
-        <w:t xml:space="preserve"> </w:t>
-      </w:r>
-      <w:proofErr w:type="gramStart"/>
-      <w:r>
-        <w:rPr>
-          <w:lang w:val="hu-HU"/>
-        </w:rPr>
-        <w:t xml:space="preserve">&lt; </w:t>
+        <w:t xml:space="preserve"> &lt; </w:t>
       </w:r>
       <w:proofErr w:type="spellStart"/>
       <w:r>
@@ -1615,19 +1524,11 @@
         <w:t>num</w:t>
       </w:r>
       <w:proofErr w:type="spellEnd"/>
-      <w:proofErr w:type="gramEnd"/>
-      <w:r>
-        <w:rPr>
-          <w:lang w:val="hu-HU"/>
-        </w:rPr>
-        <w:t xml:space="preserve"> </w:t>
-      </w:r>
-      <w:proofErr w:type="gramStart"/>
-      <w:r>
-        <w:rPr>
-          <w:lang w:val="hu-HU"/>
-        </w:rPr>
-        <w:t xml:space="preserve">&lt; </w:t>
+      <w:r>
+        <w:rPr>
+          <w:lang w:val="hu-HU"/>
+        </w:rPr>
+        <w:t xml:space="preserve"> &lt; </w:t>
       </w:r>
       <w:r>
         <w:rPr>
@@ -1635,7 +1536,6 @@
         </w:rPr>
         <w:t>21</w:t>
       </w:r>
-      <w:proofErr w:type="gramEnd"/>
       <w:r>
         <w:rPr>
           <w:lang w:val="hu-HU"/>
@@ -1687,14 +1587,7 @@
         <w:rPr>
           <w:lang w:val="hu-HU"/>
         </w:rPr>
-        <w:t xml:space="preserve"> (-1 </w:t>
-      </w:r>
-      <w:proofErr w:type="gramStart"/>
-      <w:r>
-        <w:rPr>
-          <w:lang w:val="hu-HU"/>
-        </w:rPr>
-        <w:t xml:space="preserve">&lt; </w:t>
+        <w:t xml:space="preserve"> (-1 &lt; </w:t>
       </w:r>
       <w:proofErr w:type="spellStart"/>
       <w:r>
@@ -1704,19 +1597,11 @@
         <w:t>num</w:t>
       </w:r>
       <w:proofErr w:type="spellEnd"/>
-      <w:proofErr w:type="gramEnd"/>
-      <w:r>
-        <w:rPr>
-          <w:lang w:val="hu-HU"/>
-        </w:rPr>
-        <w:t xml:space="preserve"> </w:t>
-      </w:r>
-      <w:proofErr w:type="gramStart"/>
-      <w:r>
-        <w:rPr>
-          <w:lang w:val="hu-HU"/>
-        </w:rPr>
-        <w:t xml:space="preserve">&lt; </w:t>
+      <w:r>
+        <w:rPr>
+          <w:lang w:val="hu-HU"/>
+        </w:rPr>
+        <w:t xml:space="preserve"> &lt; </w:t>
       </w:r>
       <w:r>
         <w:rPr>
@@ -1730,7 +1615,6 @@
         </w:rPr>
         <w:t>300</w:t>
       </w:r>
-      <w:proofErr w:type="gramEnd"/>
       <w:r>
         <w:rPr>
           <w:lang w:val="hu-HU"/>
@@ -1792,14 +1676,7 @@
         <w:rPr>
           <w:lang w:val="hu-HU"/>
         </w:rPr>
-        <w:t xml:space="preserve"> (-1 </w:t>
-      </w:r>
-      <w:proofErr w:type="gramStart"/>
-      <w:r>
-        <w:rPr>
-          <w:lang w:val="hu-HU"/>
-        </w:rPr>
-        <w:t xml:space="preserve">&lt; </w:t>
+        <w:t xml:space="preserve"> (-1 &lt; </w:t>
       </w:r>
       <w:proofErr w:type="spellStart"/>
       <w:r>
@@ -1809,19 +1686,11 @@
         <w:t>num</w:t>
       </w:r>
       <w:proofErr w:type="spellEnd"/>
-      <w:proofErr w:type="gramEnd"/>
-      <w:r>
-        <w:rPr>
-          <w:lang w:val="hu-HU"/>
-        </w:rPr>
-        <w:t xml:space="preserve"> </w:t>
-      </w:r>
-      <w:proofErr w:type="gramStart"/>
-      <w:r>
-        <w:rPr>
-          <w:lang w:val="hu-HU"/>
-        </w:rPr>
-        <w:t xml:space="preserve">&lt; </w:t>
+      <w:r>
+        <w:rPr>
+          <w:lang w:val="hu-HU"/>
+        </w:rPr>
+        <w:t xml:space="preserve"> &lt; </w:t>
       </w:r>
       <w:r>
         <w:rPr>
@@ -1829,7 +1698,6 @@
         </w:rPr>
         <w:t>1024</w:t>
       </w:r>
-      <w:proofErr w:type="gramEnd"/>
       <w:r>
         <w:rPr>
           <w:lang w:val="hu-HU"/>
@@ -1867,14 +1735,7 @@
         <w:rPr>
           <w:lang w:val="hu-HU"/>
         </w:rPr>
-        <w:t xml:space="preserve"> (-1 </w:t>
-      </w:r>
-      <w:proofErr w:type="gramStart"/>
-      <w:r>
-        <w:rPr>
-          <w:lang w:val="hu-HU"/>
-        </w:rPr>
-        <w:t xml:space="preserve">&lt; </w:t>
+        <w:t xml:space="preserve"> (-1 &lt; </w:t>
       </w:r>
       <w:proofErr w:type="spellStart"/>
       <w:r>
@@ -1884,7 +1745,6 @@
         <w:t>num</w:t>
       </w:r>
       <w:proofErr w:type="spellEnd"/>
-      <w:proofErr w:type="gramEnd"/>
       <w:r>
         <w:rPr>
           <w:lang w:val="hu-HU"/>
@@ -1936,6 +1796,18 @@
         <w:rPr>
           <w:lang w:val="hu-HU"/>
         </w:rPr>
+        <w:t>Lépések:</w:t>
+      </w:r>
+      <w:r>
+        <w:rPr>
+          <w:lang w:val="hu-HU"/>
+        </w:rPr>
+        <w:br/>
+      </w:r>
+      <w:r>
+        <w:rPr>
+          <w:lang w:val="hu-HU"/>
+        </w:rPr>
         <w:t>t</w:t>
       </w:r>
       <w:r>
@@ -2047,6 +1919,278 @@
           <w:lang w:val="hu-HU"/>
         </w:rPr>
         <w:t xml:space="preserve"> USART lecsatlakozás</w:t>
+      </w:r>
+    </w:p>
+    <w:p>
+      <w:pPr>
+        <w:ind w:left="284"/>
+        <w:rPr>
+          <w:lang w:val="hu-HU"/>
+        </w:rPr>
+      </w:pPr>
+      <w:r>
+        <w:rPr>
+          <w:lang w:val="hu-HU"/>
+        </w:rPr>
+        <w:t>Kiadandó paransok</w:t>
+      </w:r>
+      <w:r>
+        <w:rPr>
+          <w:lang w:val="hu-HU"/>
+        </w:rPr>
+        <w:t>:</w:t>
+      </w:r>
+      <w:r>
+        <w:rPr>
+          <w:lang w:val="hu-HU"/>
+        </w:rPr>
+        <w:br/>
+      </w:r>
+      <w:proofErr w:type="spellStart"/>
+      <w:r>
+        <w:rPr>
+          <w:lang w:val="hu-HU"/>
+        </w:rPr>
+        <w:t>usb</w:t>
+      </w:r>
+      <w:proofErr w:type="spellEnd"/>
+      <w:r>
+        <w:rPr>
+          <w:lang w:val="hu-HU"/>
+        </w:rPr>
+        <w:t xml:space="preserve"> csatlakoztatása </w:t>
+      </w:r>
+      <w:r>
+        <w:rPr>
+          <w:lang w:val="hu-HU"/>
+        </w:rPr>
+        <w:sym w:font="Wingdings" w:char="F0E0"/>
+      </w:r>
+      <w:r>
+        <w:rPr>
+          <w:lang w:val="hu-HU"/>
+        </w:rPr>
+        <w:t xml:space="preserve"> login</w:t>
+      </w:r>
+      <w:r>
+        <w:rPr>
+          <w:lang w:val="hu-HU"/>
+        </w:rPr>
+        <w:t xml:space="preserve"> </w:t>
+      </w:r>
+      <w:r>
+        <w:rPr>
+          <w:lang w:val="hu-HU"/>
+        </w:rPr>
+        <w:sym w:font="Wingdings" w:char="F0E0"/>
+      </w:r>
+      <w:r>
+        <w:rPr>
+          <w:lang w:val="hu-HU"/>
+        </w:rPr>
+        <w:t xml:space="preserve"> </w:t>
+      </w:r>
+      <w:proofErr w:type="spellStart"/>
+      <w:r>
+        <w:rPr>
+          <w:lang w:val="hu-HU"/>
+        </w:rPr>
+        <w:t>modify</w:t>
+      </w:r>
+      <w:proofErr w:type="spellEnd"/>
+      <w:r>
+        <w:rPr>
+          <w:lang w:val="hu-HU"/>
+        </w:rPr>
+        <w:t xml:space="preserve"> </w:t>
+      </w:r>
+      <w:proofErr w:type="spellStart"/>
+      <w:r>
+        <w:rPr>
+          <w:lang w:val="hu-HU"/>
+        </w:rPr>
+        <w:t>min_ma_cps</w:t>
+      </w:r>
+      <w:proofErr w:type="spellEnd"/>
+      <w:r>
+        <w:rPr>
+          <w:lang w:val="hu-HU"/>
+        </w:rPr>
+        <w:t xml:space="preserve"> </w:t>
+      </w:r>
+      <w:r>
+        <w:rPr>
+          <w:lang w:val="hu-HU"/>
+        </w:rPr>
+        <w:t xml:space="preserve">5 ENTER </w:t>
+      </w:r>
+      <w:proofErr w:type="spellStart"/>
+      <w:r>
+        <w:rPr>
+          <w:lang w:val="hu-HU"/>
+        </w:rPr>
+        <w:t>modify</w:t>
+      </w:r>
+      <w:proofErr w:type="spellEnd"/>
+      <w:r>
+        <w:rPr>
+          <w:lang w:val="hu-HU"/>
+        </w:rPr>
+        <w:t xml:space="preserve"> </w:t>
+      </w:r>
+      <w:proofErr w:type="spellStart"/>
+      <w:r>
+        <w:rPr>
+          <w:lang w:val="hu-HU"/>
+        </w:rPr>
+        <w:t>max_ma_cps</w:t>
+      </w:r>
+      <w:proofErr w:type="spellEnd"/>
+      <w:r>
+        <w:rPr>
+          <w:lang w:val="hu-HU"/>
+        </w:rPr>
+        <w:t xml:space="preserve"> 1029 </w:t>
+      </w:r>
+      <w:r>
+        <w:rPr>
+          <w:lang w:val="hu-HU"/>
+        </w:rPr>
+        <w:sym w:font="Wingdings" w:char="F0E0"/>
+      </w:r>
+      <w:r>
+        <w:rPr>
+          <w:lang w:val="hu-HU"/>
+        </w:rPr>
+        <w:br/>
+      </w:r>
+      <w:proofErr w:type="spellStart"/>
+      <w:r>
+        <w:rPr>
+          <w:lang w:val="hu-HU"/>
+        </w:rPr>
+        <w:t>modify</w:t>
+      </w:r>
+      <w:proofErr w:type="spellEnd"/>
+      <w:r>
+        <w:rPr>
+          <w:lang w:val="hu-HU"/>
+        </w:rPr>
+        <w:t xml:space="preserve"> </w:t>
+      </w:r>
+      <w:proofErr w:type="spellStart"/>
+      <w:r>
+        <w:rPr>
+          <w:lang w:val="hu-HU"/>
+        </w:rPr>
+        <w:t>min_offset</w:t>
+      </w:r>
+      <w:proofErr w:type="spellEnd"/>
+      <w:r>
+        <w:rPr>
+          <w:lang w:val="hu-HU"/>
+        </w:rPr>
+        <w:t xml:space="preserve"> 0020 </w:t>
+      </w:r>
+      <w:r>
+        <w:rPr>
+          <w:lang w:val="hu-HU"/>
+        </w:rPr>
+        <w:sym w:font="Wingdings" w:char="F0E0"/>
+      </w:r>
+      <w:r>
+        <w:rPr>
+          <w:lang w:val="hu-HU"/>
+        </w:rPr>
+        <w:t xml:space="preserve"> </w:t>
+      </w:r>
+      <w:proofErr w:type="spellStart"/>
+      <w:r>
+        <w:rPr>
+          <w:lang w:val="hu-HU"/>
+        </w:rPr>
+        <w:t>modify</w:t>
+      </w:r>
+      <w:proofErr w:type="spellEnd"/>
+      <w:r>
+        <w:rPr>
+          <w:lang w:val="hu-HU"/>
+        </w:rPr>
+        <w:t xml:space="preserve"> </w:t>
+      </w:r>
+      <w:proofErr w:type="spellStart"/>
+      <w:r>
+        <w:rPr>
+          <w:lang w:val="hu-HU"/>
+        </w:rPr>
+        <w:t>siren_cps</w:t>
+      </w:r>
+      <w:proofErr w:type="spellEnd"/>
+      <w:r>
+        <w:rPr>
+          <w:lang w:val="hu-HU"/>
+        </w:rPr>
+        <w:t xml:space="preserve"> 50 </w:t>
+      </w:r>
+      <w:r>
+        <w:rPr>
+          <w:lang w:val="hu-HU"/>
+        </w:rPr>
+        <w:sym w:font="Wingdings" w:char="F0E0"/>
+      </w:r>
+      <w:r>
+        <w:rPr>
+          <w:lang w:val="hu-HU"/>
+        </w:rPr>
+        <w:t xml:space="preserve"> </w:t>
+      </w:r>
+      <w:proofErr w:type="spellStart"/>
+      <w:r>
+        <w:rPr>
+          <w:lang w:val="hu-HU"/>
+        </w:rPr>
+        <w:t>enable</w:t>
+      </w:r>
+      <w:proofErr w:type="spellEnd"/>
+      <w:r>
+        <w:rPr>
+          <w:lang w:val="hu-HU"/>
+        </w:rPr>
+        <w:t xml:space="preserve"> </w:t>
+      </w:r>
+      <w:proofErr w:type="spellStart"/>
+      <w:r>
+        <w:rPr>
+          <w:lang w:val="hu-HU"/>
+        </w:rPr>
+        <w:t>cps_in</w:t>
+      </w:r>
+      <w:proofErr w:type="spellEnd"/>
+      <w:r>
+        <w:rPr>
+          <w:lang w:val="hu-HU"/>
+        </w:rPr>
+        <w:t xml:space="preserve"> </w:t>
+      </w:r>
+      <w:r>
+        <w:rPr>
+          <w:lang w:val="hu-HU"/>
+        </w:rPr>
+        <w:sym w:font="Wingdings" w:char="F0E0"/>
+      </w:r>
+      <w:r>
+        <w:rPr>
+          <w:lang w:val="hu-HU"/>
+        </w:rPr>
+        <w:t xml:space="preserve"> logout</w:t>
+      </w:r>
+    </w:p>
+    <w:p>
+      <w:pPr>
+        <w:pStyle w:val="Cmsor3"/>
+      </w:pPr>
+      <w:r>
+        <w:t>Sziréna tesztelése</w:t>
       </w:r>
     </w:p>
     <w:p>
@@ -2057,6 +2201,98 @@
           <w:lang w:val="hu-HU"/>
         </w:rPr>
       </w:pPr>
+      <w:r>
+        <w:rPr>
+          <w:lang w:val="hu-HU"/>
+        </w:rPr>
+        <w:t>Lépések:</w:t>
+      </w:r>
+      <w:r>
+        <w:rPr>
+          <w:lang w:val="hu-HU"/>
+        </w:rPr>
+        <w:br/>
+      </w:r>
+      <w:r>
+        <w:rPr>
+          <w:lang w:val="hu-HU"/>
+        </w:rPr>
+        <w:t xml:space="preserve">táp csatlakoztatása </w:t>
+      </w:r>
+      <w:r>
+        <w:rPr>
+          <w:lang w:val="hu-HU"/>
+        </w:rPr>
+        <w:sym w:font="Wingdings" w:char="F0E0"/>
+      </w:r>
+      <w:r>
+        <w:rPr>
+          <w:lang w:val="hu-HU"/>
+        </w:rPr>
+        <w:t xml:space="preserve"> USART-hoz csatlakozás </w:t>
+      </w:r>
+      <w:r>
+        <w:rPr>
+          <w:lang w:val="hu-HU"/>
+        </w:rPr>
+        <w:sym w:font="Wingdings" w:char="F0E0"/>
+      </w:r>
+      <w:r>
+        <w:rPr>
+          <w:lang w:val="hu-HU"/>
+        </w:rPr>
+        <w:t xml:space="preserve"> </w:t>
+      </w:r>
+      <w:r>
+        <w:rPr>
+          <w:lang w:val="hu-HU"/>
+        </w:rPr>
+        <w:t xml:space="preserve">matematika letiltása </w:t>
+      </w:r>
+      <w:r>
+        <w:rPr>
+          <w:lang w:val="hu-HU"/>
+        </w:rPr>
+        <w:sym w:font="Wingdings" w:char="F0E0"/>
+      </w:r>
+      <w:r>
+        <w:rPr>
+          <w:lang w:val="hu-HU"/>
+        </w:rPr>
+        <w:t xml:space="preserve"> sziréna engedélyezése</w:t>
+      </w:r>
+    </w:p>
+    <w:p>
+      <w:pPr>
+        <w:ind w:left="284"/>
+        <w:rPr>
+          <w:lang w:val="hu-HU"/>
+        </w:rPr>
+      </w:pPr>
+      <w:r>
+        <w:rPr>
+          <w:lang w:val="hu-HU"/>
+        </w:rPr>
+        <w:t>Kiadandó p</w:t>
+      </w:r>
+      <w:r>
+        <w:rPr>
+          <w:lang w:val="hu-HU"/>
+        </w:rPr>
+        <w:t>aransok</w:t>
+      </w:r>
+      <w:r>
+        <w:rPr>
+          <w:lang w:val="hu-HU"/>
+        </w:rPr>
+        <w:t>:</w:t>
+      </w:r>
+      <w:r>
+        <w:rPr>
+          <w:lang w:val="hu-HU"/>
+        </w:rPr>
+        <w:br/>
+      </w:r>
       <w:proofErr w:type="spellStart"/>
       <w:r>
         <w:rPr>
@@ -2081,7 +2317,13 @@
         <w:rPr>
           <w:lang w:val="hu-HU"/>
         </w:rPr>
-        <w:t xml:space="preserve"> login</w:t>
+        <w:t xml:space="preserve"> login </w:t>
+      </w:r>
+      <w:r>
+        <w:rPr>
+          <w:lang w:val="hu-HU"/>
+        </w:rPr>
+        <w:sym w:font="Wingdings" w:char="F0E0"/>
       </w:r>
       <w:r>
         <w:rPr>
@@ -2089,6 +2331,34 @@
         </w:rPr>
         <w:t xml:space="preserve"> </w:t>
       </w:r>
+      <w:proofErr w:type="spellStart"/>
+      <w:r>
+        <w:rPr>
+          <w:lang w:val="hu-HU"/>
+        </w:rPr>
+        <w:t>enable</w:t>
+      </w:r>
+      <w:proofErr w:type="spellEnd"/>
+      <w:r>
+        <w:rPr>
+          <w:lang w:val="hu-HU"/>
+        </w:rPr>
+        <w:t xml:space="preserve"> </w:t>
+      </w:r>
+      <w:proofErr w:type="spellStart"/>
+      <w:r>
+        <w:rPr>
+          <w:lang w:val="hu-HU"/>
+        </w:rPr>
+        <w:t>math</w:t>
+      </w:r>
+      <w:proofErr w:type="spellEnd"/>
+      <w:r>
+        <w:rPr>
+          <w:lang w:val="hu-HU"/>
+        </w:rPr>
+        <w:t xml:space="preserve"> </w:t>
+      </w:r>
       <w:r>
         <w:rPr>
           <w:lang w:val="hu-HU"/>
@@ -2106,160 +2376,6 @@
         <w:rPr>
           <w:lang w:val="hu-HU"/>
         </w:rPr>
-        <w:t>modify</w:t>
-      </w:r>
-      <w:proofErr w:type="spellEnd"/>
-      <w:r>
-        <w:rPr>
-          <w:lang w:val="hu-HU"/>
-        </w:rPr>
-        <w:t xml:space="preserve"> </w:t>
-      </w:r>
-      <w:proofErr w:type="spellStart"/>
-      <w:r>
-        <w:rPr>
-          <w:lang w:val="hu-HU"/>
-        </w:rPr>
-        <w:t>min_ma_cps</w:t>
-      </w:r>
-      <w:proofErr w:type="spellEnd"/>
-      <w:r>
-        <w:rPr>
-          <w:lang w:val="hu-HU"/>
-        </w:rPr>
-        <w:t xml:space="preserve"> </w:t>
-      </w:r>
-      <w:r>
-        <w:rPr>
-          <w:lang w:val="hu-HU"/>
-        </w:rPr>
-        <w:t xml:space="preserve">5 ENTER </w:t>
-      </w:r>
-      <w:proofErr w:type="spellStart"/>
-      <w:r>
-        <w:rPr>
-          <w:lang w:val="hu-HU"/>
-        </w:rPr>
-        <w:t>modify</w:t>
-      </w:r>
-      <w:proofErr w:type="spellEnd"/>
-      <w:r>
-        <w:rPr>
-          <w:lang w:val="hu-HU"/>
-        </w:rPr>
-        <w:t xml:space="preserve"> </w:t>
-      </w:r>
-      <w:proofErr w:type="spellStart"/>
-      <w:r>
-        <w:rPr>
-          <w:lang w:val="hu-HU"/>
-        </w:rPr>
-        <w:t>max_ma_cps</w:t>
-      </w:r>
-      <w:proofErr w:type="spellEnd"/>
-      <w:r>
-        <w:rPr>
-          <w:lang w:val="hu-HU"/>
-        </w:rPr>
-        <w:t xml:space="preserve"> 1029 </w:t>
-      </w:r>
-      <w:r>
-        <w:rPr>
-          <w:lang w:val="hu-HU"/>
-        </w:rPr>
-        <w:sym w:font="Wingdings" w:char="F0E0"/>
-      </w:r>
-      <w:r>
-        <w:rPr>
-          <w:lang w:val="hu-HU"/>
-        </w:rPr>
-        <w:t xml:space="preserve"> </w:t>
-      </w:r>
-      <w:proofErr w:type="spellStart"/>
-      <w:r>
-        <w:rPr>
-          <w:lang w:val="hu-HU"/>
-        </w:rPr>
-        <w:t>modify</w:t>
-      </w:r>
-      <w:proofErr w:type="spellEnd"/>
-      <w:r>
-        <w:rPr>
-          <w:lang w:val="hu-HU"/>
-        </w:rPr>
-        <w:t xml:space="preserve"> </w:t>
-      </w:r>
-      <w:proofErr w:type="spellStart"/>
-      <w:r>
-        <w:rPr>
-          <w:lang w:val="hu-HU"/>
-        </w:rPr>
-        <w:t>min_offset</w:t>
-      </w:r>
-      <w:proofErr w:type="spellEnd"/>
-      <w:r>
-        <w:rPr>
-          <w:lang w:val="hu-HU"/>
-        </w:rPr>
-        <w:t xml:space="preserve"> 0020 </w:t>
-      </w:r>
-      <w:r>
-        <w:rPr>
-          <w:lang w:val="hu-HU"/>
-        </w:rPr>
-        <w:sym w:font="Wingdings" w:char="F0E0"/>
-      </w:r>
-      <w:r>
-        <w:rPr>
-          <w:lang w:val="hu-HU"/>
-        </w:rPr>
-        <w:t xml:space="preserve"> </w:t>
-      </w:r>
-      <w:proofErr w:type="spellStart"/>
-      <w:r>
-        <w:rPr>
-          <w:lang w:val="hu-HU"/>
-        </w:rPr>
-        <w:t>modify</w:t>
-      </w:r>
-      <w:proofErr w:type="spellEnd"/>
-      <w:r>
-        <w:rPr>
-          <w:lang w:val="hu-HU"/>
-        </w:rPr>
-        <w:t xml:space="preserve"> </w:t>
-      </w:r>
-      <w:proofErr w:type="spellStart"/>
-      <w:r>
-        <w:rPr>
-          <w:lang w:val="hu-HU"/>
-        </w:rPr>
-        <w:t>siren_cps</w:t>
-      </w:r>
-      <w:proofErr w:type="spellEnd"/>
-      <w:r>
-        <w:rPr>
-          <w:lang w:val="hu-HU"/>
-        </w:rPr>
-        <w:t xml:space="preserve"> 50 </w:t>
-      </w:r>
-      <w:r>
-        <w:rPr>
-          <w:lang w:val="hu-HU"/>
-        </w:rPr>
-        <w:sym w:font="Wingdings" w:char="F0E0"/>
-      </w:r>
-      <w:r>
-        <w:rPr>
-          <w:lang w:val="hu-HU"/>
-        </w:rPr>
-        <w:t xml:space="preserve"> </w:t>
-      </w:r>
-      <w:proofErr w:type="spellStart"/>
-      <w:r>
-        <w:rPr>
-          <w:lang w:val="hu-HU"/>
-        </w:rPr>
         <w:t>enable</w:t>
       </w:r>
       <w:proofErr w:type="spellEnd"/>
@@ -2267,348 +2383,8 @@
         <w:rPr>
           <w:lang w:val="hu-HU"/>
         </w:rPr>
-        <w:t xml:space="preserve"> </w:t>
-      </w:r>
-      <w:proofErr w:type="spellStart"/>
-      <w:r>
-        <w:rPr>
-          <w:lang w:val="hu-HU"/>
-        </w:rPr>
-        <w:t>cps_in</w:t>
-      </w:r>
-      <w:proofErr w:type="spellEnd"/>
-      <w:r>
-        <w:rPr>
-          <w:lang w:val="hu-HU"/>
-        </w:rPr>
-        <w:t xml:space="preserve"> </w:t>
-      </w:r>
-      <w:r>
-        <w:rPr>
-          <w:lang w:val="hu-HU"/>
-        </w:rPr>
-        <w:sym w:font="Wingdings" w:char="F0E0"/>
-      </w:r>
-      <w:r>
-        <w:rPr>
-          <w:lang w:val="hu-HU"/>
-        </w:rPr>
-        <w:t xml:space="preserve"> logout</w:t>
-      </w:r>
-    </w:p>
-    <w:p>
-      <w:pPr>
-        <w:pStyle w:val="Cmsor3"/>
-      </w:pPr>
-      <w:r>
-        <w:t>Példa üzembe helyezés</w:t>
-      </w:r>
-    </w:p>
-    <w:p>
-      <w:pPr>
-        <w:ind w:left="284"/>
-        <w:jc w:val="both"/>
-        <w:rPr>
-          <w:lang w:val="hu-HU"/>
-        </w:rPr>
-      </w:pPr>
-      <w:r>
-        <w:rPr>
-          <w:lang w:val="hu-HU"/>
-        </w:rPr>
-        <w:t xml:space="preserve">táp csatlakoztatása </w:t>
-      </w:r>
-      <w:r>
-        <w:rPr>
-          <w:lang w:val="hu-HU"/>
-        </w:rPr>
-        <w:sym w:font="Wingdings" w:char="F0E0"/>
-      </w:r>
-      <w:r>
-        <w:rPr>
-          <w:lang w:val="hu-HU"/>
-        </w:rPr>
-        <w:t xml:space="preserve"> USART-hoz csatlakozás </w:t>
-      </w:r>
-      <w:r>
-        <w:rPr>
-          <w:lang w:val="hu-HU"/>
-        </w:rPr>
-        <w:sym w:font="Wingdings" w:char="F0E0"/>
-      </w:r>
-      <w:r>
-        <w:rPr>
-          <w:lang w:val="hu-HU"/>
-        </w:rPr>
-        <w:t xml:space="preserve"> mA kimenet tartományának beállítása 5 és 1029 közé</w:t>
-      </w:r>
-      <w:r>
-        <w:rPr>
-          <w:lang w:val="hu-HU"/>
-        </w:rPr>
-        <w:sym w:font="Wingdings" w:char="F0E0"/>
-      </w:r>
-      <w:r>
-        <w:rPr>
-          <w:lang w:val="hu-HU"/>
-        </w:rPr>
-        <w:t xml:space="preserve"> DAC </w:t>
-      </w:r>
-      <w:proofErr w:type="spellStart"/>
-      <w:r>
-        <w:rPr>
-          <w:lang w:val="hu-HU"/>
-        </w:rPr>
-        <w:t>offset</w:t>
-      </w:r>
-      <w:proofErr w:type="spellEnd"/>
-      <w:r>
-        <w:rPr>
-          <w:lang w:val="hu-HU"/>
-        </w:rPr>
-        <w:t xml:space="preserve"> beállítása, hogy a 4 mA 0.02V legyen </w:t>
-      </w:r>
-      <w:r>
-        <w:rPr>
-          <w:lang w:val="hu-HU"/>
-        </w:rPr>
-        <w:sym w:font="Wingdings" w:char="F0E0"/>
-      </w:r>
-      <w:r>
-        <w:rPr>
-          <w:lang w:val="hu-HU"/>
-        </w:rPr>
-        <w:t xml:space="preserve"> sziréna határának beállítása 50-re </w:t>
-      </w:r>
-      <w:r>
-        <w:rPr>
-          <w:lang w:val="hu-HU"/>
-        </w:rPr>
-        <w:sym w:font="Wingdings" w:char="F0E0"/>
-      </w:r>
-      <w:r>
-        <w:rPr>
-          <w:lang w:val="hu-HU"/>
-        </w:rPr>
-        <w:t xml:space="preserve"> beütésszámláló engedélyezése</w:t>
-      </w:r>
-    </w:p>
-    <w:p>
-      <w:pPr>
-        <w:ind w:left="284"/>
-        <w:jc w:val="both"/>
-        <w:rPr>
-          <w:lang w:val="hu-HU"/>
-        </w:rPr>
-      </w:pPr>
-      <w:proofErr w:type="spellStart"/>
-      <w:r>
-        <w:rPr>
-          <w:lang w:val="hu-HU"/>
-        </w:rPr>
-        <w:t>usb</w:t>
-      </w:r>
-      <w:proofErr w:type="spellEnd"/>
-      <w:r>
-        <w:rPr>
-          <w:lang w:val="hu-HU"/>
-        </w:rPr>
-        <w:t xml:space="preserve"> csatlakoztatása </w:t>
-      </w:r>
-      <w:r>
-        <w:rPr>
-          <w:lang w:val="hu-HU"/>
-        </w:rPr>
-        <w:sym w:font="Wingdings" w:char="F0E0"/>
-      </w:r>
-      <w:r>
-        <w:rPr>
-          <w:lang w:val="hu-HU"/>
-        </w:rPr>
-        <w:t xml:space="preserve"> login </w:t>
-      </w:r>
-      <w:r>
-        <w:rPr>
-          <w:lang w:val="hu-HU"/>
-        </w:rPr>
-        <w:sym w:font="Wingdings" w:char="F0E0"/>
-      </w:r>
-      <w:r>
-        <w:rPr>
-          <w:lang w:val="hu-HU"/>
-        </w:rPr>
-        <w:t xml:space="preserve"> </w:t>
-      </w:r>
-      <w:proofErr w:type="spellStart"/>
-      <w:r>
-        <w:rPr>
-          <w:lang w:val="hu-HU"/>
-        </w:rPr>
-        <w:t>modify</w:t>
-      </w:r>
-      <w:proofErr w:type="spellEnd"/>
-      <w:r>
-        <w:rPr>
-          <w:lang w:val="hu-HU"/>
-        </w:rPr>
-        <w:t xml:space="preserve"> </w:t>
-      </w:r>
-      <w:proofErr w:type="spellStart"/>
-      <w:r>
-        <w:rPr>
-          <w:lang w:val="hu-HU"/>
-        </w:rPr>
-        <w:t>min_ma_cps</w:t>
-      </w:r>
-      <w:proofErr w:type="spellEnd"/>
-      <w:r>
-        <w:rPr>
-          <w:lang w:val="hu-HU"/>
-        </w:rPr>
-        <w:t xml:space="preserve"> 5 ENTER </w:t>
-      </w:r>
-      <w:proofErr w:type="spellStart"/>
-      <w:r>
-        <w:rPr>
-          <w:lang w:val="hu-HU"/>
-        </w:rPr>
-        <w:t>modify</w:t>
-      </w:r>
-      <w:proofErr w:type="spellEnd"/>
-      <w:r>
-        <w:rPr>
-          <w:lang w:val="hu-HU"/>
-        </w:rPr>
-        <w:t xml:space="preserve"> </w:t>
-      </w:r>
-      <w:proofErr w:type="spellStart"/>
-      <w:r>
-        <w:rPr>
-          <w:lang w:val="hu-HU"/>
-        </w:rPr>
-        <w:t>max_ma_cps</w:t>
-      </w:r>
-      <w:proofErr w:type="spellEnd"/>
-      <w:r>
-        <w:rPr>
-          <w:lang w:val="hu-HU"/>
-        </w:rPr>
-        <w:t xml:space="preserve"> 1029 </w:t>
-      </w:r>
-      <w:r>
-        <w:rPr>
-          <w:lang w:val="hu-HU"/>
-        </w:rPr>
-        <w:sym w:font="Wingdings" w:char="F0E0"/>
-      </w:r>
-      <w:r>
-        <w:rPr>
-          <w:lang w:val="hu-HU"/>
-        </w:rPr>
-        <w:t xml:space="preserve"> </w:t>
-      </w:r>
-      <w:proofErr w:type="spellStart"/>
-      <w:r>
-        <w:rPr>
-          <w:lang w:val="hu-HU"/>
-        </w:rPr>
-        <w:t>modify</w:t>
-      </w:r>
-      <w:proofErr w:type="spellEnd"/>
-      <w:r>
-        <w:rPr>
-          <w:lang w:val="hu-HU"/>
-        </w:rPr>
-        <w:t xml:space="preserve"> </w:t>
-      </w:r>
-      <w:proofErr w:type="spellStart"/>
-      <w:r>
-        <w:rPr>
-          <w:lang w:val="hu-HU"/>
-        </w:rPr>
-        <w:t>min_offset</w:t>
-      </w:r>
-      <w:proofErr w:type="spellEnd"/>
-      <w:r>
-        <w:rPr>
-          <w:lang w:val="hu-HU"/>
-        </w:rPr>
-        <w:t xml:space="preserve"> 0020 </w:t>
-      </w:r>
-      <w:r>
-        <w:rPr>
-          <w:lang w:val="hu-HU"/>
-        </w:rPr>
-        <w:sym w:font="Wingdings" w:char="F0E0"/>
-      </w:r>
-      <w:r>
-        <w:rPr>
-          <w:lang w:val="hu-HU"/>
-        </w:rPr>
-        <w:t xml:space="preserve"> </w:t>
-      </w:r>
-      <w:proofErr w:type="spellStart"/>
-      <w:r>
-        <w:rPr>
-          <w:lang w:val="hu-HU"/>
-        </w:rPr>
-        <w:t>modify</w:t>
-      </w:r>
-      <w:proofErr w:type="spellEnd"/>
-      <w:r>
-        <w:rPr>
-          <w:lang w:val="hu-HU"/>
-        </w:rPr>
-        <w:t xml:space="preserve"> </w:t>
-      </w:r>
-      <w:proofErr w:type="spellStart"/>
-      <w:r>
-        <w:rPr>
-          <w:lang w:val="hu-HU"/>
-        </w:rPr>
-        <w:t>siren_cps</w:t>
-      </w:r>
-      <w:proofErr w:type="spellEnd"/>
-      <w:r>
-        <w:rPr>
-          <w:lang w:val="hu-HU"/>
-        </w:rPr>
-        <w:t xml:space="preserve"> 50 </w:t>
-      </w:r>
-      <w:r>
-        <w:rPr>
-          <w:lang w:val="hu-HU"/>
-        </w:rPr>
-        <w:sym w:font="Wingdings" w:char="F0E0"/>
-      </w:r>
-      <w:r>
-        <w:rPr>
-          <w:lang w:val="hu-HU"/>
-        </w:rPr>
-        <w:t xml:space="preserve"> </w:t>
-      </w:r>
-      <w:proofErr w:type="spellStart"/>
-      <w:r>
-        <w:rPr>
-          <w:lang w:val="hu-HU"/>
-        </w:rPr>
-        <w:t>enable</w:t>
-      </w:r>
-      <w:proofErr w:type="spellEnd"/>
-      <w:r>
-        <w:rPr>
-          <w:lang w:val="hu-HU"/>
-        </w:rPr>
-        <w:t xml:space="preserve"> </w:t>
-      </w:r>
-      <w:proofErr w:type="spellStart"/>
-      <w:r>
-        <w:rPr>
-          <w:lang w:val="hu-HU"/>
-        </w:rPr>
-        <w:t>cps_in</w:t>
-      </w:r>
-      <w:proofErr w:type="spellEnd"/>
+        <w:t xml:space="preserve"> siren</w:t>
+      </w:r>
     </w:p>
     <w:sectPr>
       <w:type w:val="continuous"/>

--- a/DOC/NukElk_User-doc.docx
+++ b/DOC/NukElk_User-doc.docx
@@ -1932,13 +1932,7 @@
         <w:rPr>
           <w:lang w:val="hu-HU"/>
         </w:rPr>
-        <w:t>Kiadandó paransok</w:t>
-      </w:r>
-      <w:r>
-        <w:rPr>
-          <w:lang w:val="hu-HU"/>
-        </w:rPr>
-        <w:t>:</w:t>
+        <w:t>Kiadandó paransok:</w:t>
       </w:r>
       <w:r>
         <w:rPr>
@@ -2084,6 +2078,12 @@
           <w:lang w:val="hu-HU"/>
         </w:rPr>
         <w:t>min_offset</w:t>
+      </w:r>
+      <w:r>
+        <w:rPr>
+          <w:lang w:val="hu-HU"/>
+        </w:rPr>
+        <w:t>_v</w:t>
       </w:r>
       <w:proofErr w:type="spellEnd"/>
       <w:r>

--- a/DOC/NukElk_User-doc.docx
+++ b/DOC/NukElk_User-doc.docx
@@ -401,13 +401,7 @@
         <w:rPr>
           <w:lang w:val="hu-HU"/>
         </w:rPr>
-        <w:t xml:space="preserve"> </w:t>
-      </w:r>
-      <w:r>
-        <w:rPr>
-          <w:lang w:val="hu-HU"/>
-        </w:rPr>
-        <w:t xml:space="preserve">A kiírt </w:t>
+        <w:t xml:space="preserve"> A kiírt </w:t>
       </w:r>
       <w:proofErr w:type="spellStart"/>
       <w:r>
@@ -551,6 +545,9 @@
         </w:rPr>
       </w:pPr>
       <w:r>
+        <w:rPr>
+          <w:lang w:val="hu-HU"/>
+        </w:rPr>
         <w:br w:type="page"/>
       </w:r>
     </w:p>
@@ -1179,7 +1176,14 @@
         <w:rPr>
           <w:lang w:val="hu-HU"/>
         </w:rPr>
-        <w:t xml:space="preserve">-1 &lt; </w:t>
+        <w:t xml:space="preserve">-1 </w:t>
+      </w:r>
+      <w:proofErr w:type="gramStart"/>
+      <w:r>
+        <w:rPr>
+          <w:lang w:val="hu-HU"/>
+        </w:rPr>
+        <w:t xml:space="preserve">&lt; </w:t>
       </w:r>
       <w:proofErr w:type="spellStart"/>
       <w:r>
@@ -1189,6 +1193,7 @@
         <w:t>num</w:t>
       </w:r>
       <w:proofErr w:type="spellEnd"/>
+      <w:proofErr w:type="gramEnd"/>
       <w:r>
         <w:rPr>
           <w:lang w:val="hu-HU"/>
@@ -1226,7 +1231,14 @@
         <w:rPr>
           <w:lang w:val="hu-HU"/>
         </w:rPr>
-        <w:t xml:space="preserve"> (-1 &lt; </w:t>
+        <w:t xml:space="preserve"> (-1 </w:t>
+      </w:r>
+      <w:proofErr w:type="gramStart"/>
+      <w:r>
+        <w:rPr>
+          <w:lang w:val="hu-HU"/>
+        </w:rPr>
+        <w:t xml:space="preserve">&lt; </w:t>
       </w:r>
       <w:proofErr w:type="spellStart"/>
       <w:r>
@@ -1236,18 +1248,33 @@
         <w:t>num</w:t>
       </w:r>
       <w:proofErr w:type="spellEnd"/>
-      <w:r>
-        <w:rPr>
-          <w:lang w:val="hu-HU"/>
-        </w:rPr>
-        <w:t xml:space="preserve"> &lt; </w:t>
-      </w:r>
-      <w:proofErr w:type="spellStart"/>
-      <w:r>
-        <w:rPr>
-          <w:lang w:val="hu-HU"/>
-        </w:rPr>
-        <w:t>max_ma_cps</w:t>
+      <w:proofErr w:type="gramEnd"/>
+      <w:r>
+        <w:rPr>
+          <w:lang w:val="hu-HU"/>
+        </w:rPr>
+        <w:t xml:space="preserve"> </w:t>
+      </w:r>
+      <w:proofErr w:type="gramStart"/>
+      <w:r>
+        <w:rPr>
+          <w:lang w:val="hu-HU"/>
+        </w:rPr>
+        <w:t xml:space="preserve">&lt; </w:t>
+      </w:r>
+      <w:proofErr w:type="spellStart"/>
+      <w:r>
+        <w:rPr>
+          <w:lang w:val="hu-HU"/>
+        </w:rPr>
+        <w:t>max</w:t>
+      </w:r>
+      <w:proofErr w:type="gramEnd"/>
+      <w:r>
+        <w:rPr>
+          <w:lang w:val="hu-HU"/>
+        </w:rPr>
+        <w:t>_ma_cps</w:t>
       </w:r>
       <w:proofErr w:type="spellEnd"/>
       <w:r>
@@ -1299,21 +1326,42 @@
         <w:rPr>
           <w:lang w:val="hu-HU"/>
         </w:rPr>
-        <w:t xml:space="preserve"> (-1 &lt; </w:t>
-      </w:r>
-      <w:proofErr w:type="spellStart"/>
-      <w:r>
-        <w:rPr>
-          <w:lang w:val="hu-HU"/>
-        </w:rPr>
-        <w:t>min_ma_cps</w:t>
-      </w:r>
-      <w:proofErr w:type="spellEnd"/>
-      <w:r>
-        <w:rPr>
-          <w:lang w:val="hu-HU"/>
-        </w:rPr>
-        <w:t xml:space="preserve"> &lt; </w:t>
+        <w:t xml:space="preserve"> (-1 </w:t>
+      </w:r>
+      <w:proofErr w:type="gramStart"/>
+      <w:r>
+        <w:rPr>
+          <w:lang w:val="hu-HU"/>
+        </w:rPr>
+        <w:t xml:space="preserve">&lt; </w:t>
+      </w:r>
+      <w:proofErr w:type="spellStart"/>
+      <w:r>
+        <w:rPr>
+          <w:lang w:val="hu-HU"/>
+        </w:rPr>
+        <w:t>min</w:t>
+      </w:r>
+      <w:proofErr w:type="gramEnd"/>
+      <w:r>
+        <w:rPr>
+          <w:lang w:val="hu-HU"/>
+        </w:rPr>
+        <w:t>_ma_cps</w:t>
+      </w:r>
+      <w:proofErr w:type="spellEnd"/>
+      <w:r>
+        <w:rPr>
+          <w:lang w:val="hu-HU"/>
+        </w:rPr>
+        <w:t xml:space="preserve"> </w:t>
+      </w:r>
+      <w:proofErr w:type="gramStart"/>
+      <w:r>
+        <w:rPr>
+          <w:lang w:val="hu-HU"/>
+        </w:rPr>
+        <w:t xml:space="preserve">&lt; </w:t>
       </w:r>
       <w:proofErr w:type="spellStart"/>
       <w:r>
@@ -1323,6 +1371,7 @@
         <w:t>num</w:t>
       </w:r>
       <w:proofErr w:type="spellEnd"/>
+      <w:proofErr w:type="gramEnd"/>
       <w:r>
         <w:rPr>
           <w:lang w:val="hu-HU"/>
@@ -1366,7 +1415,14 @@
         <w:rPr>
           <w:lang w:val="hu-HU"/>
         </w:rPr>
-        <w:t xml:space="preserve">(-1 &lt; </w:t>
+        <w:t xml:space="preserve">(-1 </w:t>
+      </w:r>
+      <w:proofErr w:type="gramStart"/>
+      <w:r>
+        <w:rPr>
+          <w:lang w:val="hu-HU"/>
+        </w:rPr>
+        <w:t xml:space="preserve">&lt; </w:t>
       </w:r>
       <w:proofErr w:type="spellStart"/>
       <w:r>
@@ -1376,11 +1432,19 @@
         <w:t>num</w:t>
       </w:r>
       <w:proofErr w:type="spellEnd"/>
-      <w:r>
-        <w:rPr>
-          <w:lang w:val="hu-HU"/>
-        </w:rPr>
-        <w:t xml:space="preserve"> &lt; </w:t>
+      <w:proofErr w:type="gramEnd"/>
+      <w:r>
+        <w:rPr>
+          <w:lang w:val="hu-HU"/>
+        </w:rPr>
+        <w:t xml:space="preserve"> </w:t>
+      </w:r>
+      <w:proofErr w:type="gramStart"/>
+      <w:r>
+        <w:rPr>
+          <w:lang w:val="hu-HU"/>
+        </w:rPr>
+        <w:t xml:space="preserve">&lt; </w:t>
       </w:r>
       <w:r>
         <w:rPr>
@@ -1388,6 +1452,7 @@
         </w:rPr>
         <w:t>1024</w:t>
       </w:r>
+      <w:proofErr w:type="gramEnd"/>
       <w:r>
         <w:rPr>
           <w:lang w:val="hu-HU"/>
@@ -1431,7 +1496,14 @@
         <w:rPr>
           <w:lang w:val="hu-HU"/>
         </w:rPr>
-        <w:t xml:space="preserve">(-1 &lt; </w:t>
+        <w:t xml:space="preserve">(-1 </w:t>
+      </w:r>
+      <w:proofErr w:type="gramStart"/>
+      <w:r>
+        <w:rPr>
+          <w:lang w:val="hu-HU"/>
+        </w:rPr>
+        <w:t xml:space="preserve">&lt; </w:t>
       </w:r>
       <w:proofErr w:type="spellStart"/>
       <w:r>
@@ -1441,11 +1513,19 @@
         <w:t>num</w:t>
       </w:r>
       <w:proofErr w:type="spellEnd"/>
-      <w:r>
-        <w:rPr>
-          <w:lang w:val="hu-HU"/>
-        </w:rPr>
-        <w:t xml:space="preserve"> &lt; </w:t>
+      <w:proofErr w:type="gramEnd"/>
+      <w:r>
+        <w:rPr>
+          <w:lang w:val="hu-HU"/>
+        </w:rPr>
+        <w:t xml:space="preserve"> </w:t>
+      </w:r>
+      <w:proofErr w:type="gramStart"/>
+      <w:r>
+        <w:rPr>
+          <w:lang w:val="hu-HU"/>
+        </w:rPr>
+        <w:t xml:space="preserve">&lt; </w:t>
       </w:r>
       <w:r>
         <w:rPr>
@@ -1459,6 +1539,7 @@
         </w:rPr>
         <w:t>300</w:t>
       </w:r>
+      <w:proofErr w:type="gramEnd"/>
       <w:r>
         <w:rPr>
           <w:lang w:val="hu-HU"/>
@@ -1514,7 +1595,14 @@
         <w:rPr>
           <w:lang w:val="hu-HU"/>
         </w:rPr>
-        <w:t xml:space="preserve"> &lt; </w:t>
+        <w:t xml:space="preserve"> </w:t>
+      </w:r>
+      <w:proofErr w:type="gramStart"/>
+      <w:r>
+        <w:rPr>
+          <w:lang w:val="hu-HU"/>
+        </w:rPr>
+        <w:t xml:space="preserve">&lt; </w:t>
       </w:r>
       <w:proofErr w:type="spellStart"/>
       <w:r>
@@ -1524,11 +1612,19 @@
         <w:t>num</w:t>
       </w:r>
       <w:proofErr w:type="spellEnd"/>
-      <w:r>
-        <w:rPr>
-          <w:lang w:val="hu-HU"/>
-        </w:rPr>
-        <w:t xml:space="preserve"> &lt; </w:t>
+      <w:proofErr w:type="gramEnd"/>
+      <w:r>
+        <w:rPr>
+          <w:lang w:val="hu-HU"/>
+        </w:rPr>
+        <w:t xml:space="preserve"> </w:t>
+      </w:r>
+      <w:proofErr w:type="gramStart"/>
+      <w:r>
+        <w:rPr>
+          <w:lang w:val="hu-HU"/>
+        </w:rPr>
+        <w:t xml:space="preserve">&lt; </w:t>
       </w:r>
       <w:r>
         <w:rPr>
@@ -1536,6 +1632,7 @@
         </w:rPr>
         <w:t>21</w:t>
       </w:r>
+      <w:proofErr w:type="gramEnd"/>
       <w:r>
         <w:rPr>
           <w:lang w:val="hu-HU"/>
@@ -1587,7 +1684,14 @@
         <w:rPr>
           <w:lang w:val="hu-HU"/>
         </w:rPr>
-        <w:t xml:space="preserve"> (-1 &lt; </w:t>
+        <w:t xml:space="preserve"> (-1 </w:t>
+      </w:r>
+      <w:proofErr w:type="gramStart"/>
+      <w:r>
+        <w:rPr>
+          <w:lang w:val="hu-HU"/>
+        </w:rPr>
+        <w:t xml:space="preserve">&lt; </w:t>
       </w:r>
       <w:proofErr w:type="spellStart"/>
       <w:r>
@@ -1597,11 +1701,19 @@
         <w:t>num</w:t>
       </w:r>
       <w:proofErr w:type="spellEnd"/>
-      <w:r>
-        <w:rPr>
-          <w:lang w:val="hu-HU"/>
-        </w:rPr>
-        <w:t xml:space="preserve"> &lt; </w:t>
+      <w:proofErr w:type="gramEnd"/>
+      <w:r>
+        <w:rPr>
+          <w:lang w:val="hu-HU"/>
+        </w:rPr>
+        <w:t xml:space="preserve"> </w:t>
+      </w:r>
+      <w:proofErr w:type="gramStart"/>
+      <w:r>
+        <w:rPr>
+          <w:lang w:val="hu-HU"/>
+        </w:rPr>
+        <w:t xml:space="preserve">&lt; </w:t>
       </w:r>
       <w:r>
         <w:rPr>
@@ -1615,6 +1727,7 @@
         </w:rPr>
         <w:t>300</w:t>
       </w:r>
+      <w:proofErr w:type="gramEnd"/>
       <w:r>
         <w:rPr>
           <w:lang w:val="hu-HU"/>
@@ -1676,7 +1789,14 @@
         <w:rPr>
           <w:lang w:val="hu-HU"/>
         </w:rPr>
-        <w:t xml:space="preserve"> (-1 &lt; </w:t>
+        <w:t xml:space="preserve"> (-1 </w:t>
+      </w:r>
+      <w:proofErr w:type="gramStart"/>
+      <w:r>
+        <w:rPr>
+          <w:lang w:val="hu-HU"/>
+        </w:rPr>
+        <w:t xml:space="preserve">&lt; </w:t>
       </w:r>
       <w:proofErr w:type="spellStart"/>
       <w:r>
@@ -1686,11 +1806,19 @@
         <w:t>num</w:t>
       </w:r>
       <w:proofErr w:type="spellEnd"/>
-      <w:r>
-        <w:rPr>
-          <w:lang w:val="hu-HU"/>
-        </w:rPr>
-        <w:t xml:space="preserve"> &lt; </w:t>
+      <w:proofErr w:type="gramEnd"/>
+      <w:r>
+        <w:rPr>
+          <w:lang w:val="hu-HU"/>
+        </w:rPr>
+        <w:t xml:space="preserve"> </w:t>
+      </w:r>
+      <w:proofErr w:type="gramStart"/>
+      <w:r>
+        <w:rPr>
+          <w:lang w:val="hu-HU"/>
+        </w:rPr>
+        <w:t xml:space="preserve">&lt; </w:t>
       </w:r>
       <w:r>
         <w:rPr>
@@ -1698,6 +1826,7 @@
         </w:rPr>
         <w:t>1024</w:t>
       </w:r>
+      <w:proofErr w:type="gramEnd"/>
       <w:r>
         <w:rPr>
           <w:lang w:val="hu-HU"/>
@@ -1735,7 +1864,14 @@
         <w:rPr>
           <w:lang w:val="hu-HU"/>
         </w:rPr>
-        <w:t xml:space="preserve"> (-1 &lt; </w:t>
+        <w:t xml:space="preserve"> (-1 </w:t>
+      </w:r>
+      <w:proofErr w:type="gramStart"/>
+      <w:r>
+        <w:rPr>
+          <w:lang w:val="hu-HU"/>
+        </w:rPr>
+        <w:t xml:space="preserve">&lt; </w:t>
       </w:r>
       <w:proofErr w:type="spellStart"/>
       <w:r>
@@ -1745,6 +1881,7 @@
         <w:t>num</w:t>
       </w:r>
       <w:proofErr w:type="spellEnd"/>
+      <w:proofErr w:type="gramEnd"/>
       <w:r>
         <w:rPr>
           <w:lang w:val="hu-HU"/>
